--- a/Course/7 Weekly Plan - Homework and Consolidation (Year 12)/Easter Holidays/1 Mock Paper 1 (typeable).docx
+++ b/Course/7 Weekly Plan - Homework and Consolidation (Year 12)/Easter Holidays/1 Mock Paper 1 (typeable).docx
@@ -204,196 +204,186 @@
         <w:t>(AO1)</w:t>
       </w:r>
     </w:p>
+    <w:tbl>
+      <w:tblPr>
+        <w:tblStyle w:val="TableGrid"/>
+        <w:tblW w:type="auto" w:w="0"/>
+        <w:tblLook w:firstColumn="1" w:firstRow="1" w:lastColumn="0" w:lastRow="0" w:noHBand="0" w:noVBand="1" w:val="04A0"/>
+      </w:tblPr>
+      <w:tblGrid>
+        <w:gridCol w:w="8640"/>
+      </w:tblGrid>
+      <w:tr>
+        <w:trPr>
+          <w:trHeight w:val="1360" w:hRule="atLeast"/>
+        </w:trPr>
+        <w:tc>
+          <w:tcPr>
+            <w:tcW w:type="dxa" w:w="8640"/>
+          </w:tcPr>
+          <w:p>
+            <w:pPr>
+              <w:spacing w:before="40"/>
+            </w:pPr>
+          </w:p>
+        </w:tc>
+      </w:tr>
+    </w:tbl>
+    <w:p/>
     <w:p>
-      <w:pPr>
-        <w:spacing w:before="260"/>
-        <w:pBdr>
-          <w:bottom w:val="single" w:sz="4" w:space="1" w:color="AAB4C0"/>
-        </w:pBdr>
-      </w:pPr>
+      <w:r>
+        <w:rPr>
+          <w:b/>
+          <w:i w:val="0"/>
+        </w:rPr>
+        <w:t>1(b)</w:t>
+      </w:r>
+      <w:r>
+        <w:rPr>
+          <w:b w:val="0"/>
+          <w:i w:val="0"/>
+        </w:rPr>
+        <w:t xml:space="preserve"> Describe </w:t>
+      </w:r>
+      <w:r>
+        <w:rPr>
+          <w:b/>
+          <w:i w:val="0"/>
+        </w:rPr>
+        <w:t>three</w:t>
+      </w:r>
+      <w:r>
+        <w:rPr>
+          <w:b w:val="0"/>
+          <w:i w:val="0"/>
+        </w:rPr>
+        <w:t xml:space="preserve"> factors, other than clock speed, that affect the performance of a processor. </w:t>
+      </w:r>
+      <w:r>
+        <w:rPr>
+          <w:b/>
+          <w:i w:val="0"/>
+        </w:rPr>
+        <w:t>[3]</w:t>
+      </w:r>
+      <w:r>
+        <w:rPr>
+          <w:b w:val="0"/>
+          <w:i w:val="0"/>
+        </w:rPr>
+        <w:t xml:space="preserve"> </w:t>
+      </w:r>
+      <w:r>
+        <w:rPr>
+          <w:b w:val="0"/>
+          <w:i/>
+        </w:rPr>
+        <w:t>(AO1)</w:t>
+      </w:r>
     </w:p>
+    <w:tbl>
+      <w:tblPr>
+        <w:tblStyle w:val="TableGrid"/>
+        <w:tblW w:type="auto" w:w="0"/>
+        <w:tblLook w:firstColumn="1" w:firstRow="1" w:lastColumn="0" w:lastRow="0" w:noHBand="0" w:noVBand="1" w:val="04A0"/>
+      </w:tblPr>
+      <w:tblGrid>
+        <w:gridCol w:w="8640"/>
+      </w:tblGrid>
+      <w:tr>
+        <w:trPr>
+          <w:trHeight w:val="1360" w:hRule="atLeast"/>
+        </w:trPr>
+        <w:tc>
+          <w:tcPr>
+            <w:tcW w:type="dxa" w:w="8640"/>
+          </w:tcPr>
+          <w:p>
+            <w:pPr>
+              <w:spacing w:before="40"/>
+            </w:pPr>
+          </w:p>
+        </w:tc>
+      </w:tr>
+    </w:tbl>
+    <w:p/>
     <w:p>
-      <w:pPr>
-        <w:spacing w:before="260"/>
-        <w:pBdr>
-          <w:bottom w:val="single" w:sz="4" w:space="1" w:color="AAB4C0"/>
-        </w:pBdr>
-      </w:pPr>
+      <w:r>
+        <w:rPr>
+          <w:b/>
+          <w:i w:val="0"/>
+        </w:rPr>
+        <w:t>1(c)</w:t>
+      </w:r>
+      <w:r>
+        <w:rPr>
+          <w:b w:val="0"/>
+          <w:i w:val="0"/>
+        </w:rPr>
+        <w:t xml:space="preserve"> Explain </w:t>
+      </w:r>
+      <w:r>
+        <w:rPr>
+          <w:b/>
+          <w:i w:val="0"/>
+        </w:rPr>
+        <w:t>one</w:t>
+      </w:r>
+      <w:r>
+        <w:rPr>
+          <w:b w:val="0"/>
+          <w:i w:val="0"/>
+        </w:rPr>
+        <w:t xml:space="preserve"> advantage of a Harvard architecture over a Von Neumann architecture for an embedded system. </w:t>
+      </w:r>
+      <w:r>
+        <w:rPr>
+          <w:b/>
+          <w:i w:val="0"/>
+        </w:rPr>
+        <w:t>[2]</w:t>
+      </w:r>
+      <w:r>
+        <w:rPr>
+          <w:b w:val="0"/>
+          <w:i w:val="0"/>
+        </w:rPr>
+        <w:t xml:space="preserve"> </w:t>
+      </w:r>
+      <w:r>
+        <w:rPr>
+          <w:b w:val="0"/>
+          <w:i/>
+        </w:rPr>
+        <w:t>(AO2)</w:t>
+      </w:r>
     </w:p>
-    <w:p>
-      <w:pPr>
-        <w:spacing w:before="260"/>
-        <w:pBdr>
-          <w:bottom w:val="single" w:sz="4" w:space="1" w:color="AAB4C0"/>
-        </w:pBdr>
-      </w:pPr>
-    </w:p>
-    <w:p>
-      <w:pPr>
-        <w:spacing w:before="260"/>
-        <w:pBdr>
-          <w:bottom w:val="single" w:sz="4" w:space="1" w:color="AAB4C0"/>
-        </w:pBdr>
-      </w:pPr>
-    </w:p>
-    <w:p>
-      <w:r>
-        <w:rPr>
-          <w:b/>
-          <w:i w:val="0"/>
-        </w:rPr>
-        <w:t>1(b)</w:t>
-      </w:r>
-      <w:r>
-        <w:rPr>
-          <w:b w:val="0"/>
-          <w:i w:val="0"/>
-        </w:rPr>
-        <w:t xml:space="preserve"> Describe </w:t>
-      </w:r>
-      <w:r>
-        <w:rPr>
-          <w:b/>
-          <w:i w:val="0"/>
-        </w:rPr>
-        <w:t>three</w:t>
-      </w:r>
-      <w:r>
-        <w:rPr>
-          <w:b w:val="0"/>
-          <w:i w:val="0"/>
-        </w:rPr>
-        <w:t xml:space="preserve"> factors, other than clock speed, that affect the performance of a processor. </w:t>
-      </w:r>
-      <w:r>
-        <w:rPr>
-          <w:b/>
-          <w:i w:val="0"/>
-        </w:rPr>
-        <w:t>[3]</w:t>
-      </w:r>
-      <w:r>
-        <w:rPr>
-          <w:b w:val="0"/>
-          <w:i w:val="0"/>
-        </w:rPr>
-        <w:t xml:space="preserve"> </w:t>
-      </w:r>
-      <w:r>
-        <w:rPr>
-          <w:b w:val="0"/>
-          <w:i/>
-        </w:rPr>
-        <w:t>(AO1)</w:t>
-      </w:r>
-    </w:p>
-    <w:p>
-      <w:pPr>
-        <w:spacing w:before="260"/>
-        <w:pBdr>
-          <w:bottom w:val="single" w:sz="4" w:space="1" w:color="AAB4C0"/>
-        </w:pBdr>
-      </w:pPr>
-    </w:p>
-    <w:p>
-      <w:pPr>
-        <w:spacing w:before="260"/>
-        <w:pBdr>
-          <w:bottom w:val="single" w:sz="4" w:space="1" w:color="AAB4C0"/>
-        </w:pBdr>
-      </w:pPr>
-    </w:p>
-    <w:p>
-      <w:pPr>
-        <w:spacing w:before="260"/>
-        <w:pBdr>
-          <w:bottom w:val="single" w:sz="4" w:space="1" w:color="AAB4C0"/>
-        </w:pBdr>
-      </w:pPr>
-    </w:p>
-    <w:p>
-      <w:pPr>
-        <w:spacing w:before="260"/>
-        <w:pBdr>
-          <w:bottom w:val="single" w:sz="4" w:space="1" w:color="AAB4C0"/>
-        </w:pBdr>
-      </w:pPr>
-    </w:p>
-    <w:p>
-      <w:r>
-        <w:rPr>
-          <w:b/>
-          <w:i w:val="0"/>
-        </w:rPr>
-        <w:t>1(c)</w:t>
-      </w:r>
-      <w:r>
-        <w:rPr>
-          <w:b w:val="0"/>
-          <w:i w:val="0"/>
-        </w:rPr>
-        <w:t xml:space="preserve"> Explain </w:t>
-      </w:r>
-      <w:r>
-        <w:rPr>
-          <w:b/>
-          <w:i w:val="0"/>
-        </w:rPr>
-        <w:t>one</w:t>
-      </w:r>
-      <w:r>
-        <w:rPr>
-          <w:b w:val="0"/>
-          <w:i w:val="0"/>
-        </w:rPr>
-        <w:t xml:space="preserve"> advantage of a Harvard architecture over a Von Neumann architecture for an embedded system. </w:t>
-      </w:r>
-      <w:r>
-        <w:rPr>
-          <w:b/>
-          <w:i w:val="0"/>
-        </w:rPr>
-        <w:t>[2]</w:t>
-      </w:r>
-      <w:r>
-        <w:rPr>
-          <w:b w:val="0"/>
-          <w:i w:val="0"/>
-        </w:rPr>
-        <w:t xml:space="preserve"> </w:t>
-      </w:r>
-      <w:r>
-        <w:rPr>
-          <w:b w:val="0"/>
-          <w:i/>
-        </w:rPr>
-        <w:t>(AO2)</w:t>
-      </w:r>
-    </w:p>
-    <w:p>
-      <w:pPr>
-        <w:spacing w:before="260"/>
-        <w:pBdr>
-          <w:bottom w:val="single" w:sz="4" w:space="1" w:color="AAB4C0"/>
-        </w:pBdr>
-      </w:pPr>
-    </w:p>
-    <w:p>
-      <w:pPr>
-        <w:spacing w:before="260"/>
-        <w:pBdr>
-          <w:bottom w:val="single" w:sz="4" w:space="1" w:color="AAB4C0"/>
-        </w:pBdr>
-      </w:pPr>
-    </w:p>
-    <w:p>
-      <w:pPr>
-        <w:spacing w:before="260"/>
-        <w:pBdr>
-          <w:bottom w:val="single" w:sz="4" w:space="1" w:color="AAB4C0"/>
-        </w:pBdr>
-      </w:pPr>
-    </w:p>
+    <w:tbl>
+      <w:tblPr>
+        <w:tblStyle w:val="TableGrid"/>
+        <w:tblW w:type="auto" w:w="0"/>
+        <w:tblLook w:firstColumn="1" w:firstRow="1" w:lastColumn="0" w:lastRow="0" w:noHBand="0" w:noVBand="1" w:val="04A0"/>
+      </w:tblPr>
+      <w:tblGrid>
+        <w:gridCol w:w="8640"/>
+      </w:tblGrid>
+      <w:tr>
+        <w:trPr>
+          <w:trHeight w:val="1020" w:hRule="atLeast"/>
+        </w:trPr>
+        <w:tc>
+          <w:tcPr>
+            <w:tcW w:type="dxa" w:w="8640"/>
+          </w:tcPr>
+          <w:p>
+            <w:pPr>
+              <w:spacing w:before="40"/>
+            </w:pPr>
+          </w:p>
+        </w:tc>
+      </w:tr>
+    </w:tbl>
+    <w:p/>
     <w:p>
       <w:r>
         <w:rPr>
@@ -480,188 +470,186 @@
         <w:t>(AO1)</w:t>
       </w:r>
     </w:p>
+    <w:tbl>
+      <w:tblPr>
+        <w:tblStyle w:val="TableGrid"/>
+        <w:tblW w:type="auto" w:w="0"/>
+        <w:tblLook w:firstColumn="1" w:firstRow="1" w:lastColumn="0" w:lastRow="0" w:noHBand="0" w:noVBand="1" w:val="04A0"/>
+      </w:tblPr>
+      <w:tblGrid>
+        <w:gridCol w:w="8640"/>
+      </w:tblGrid>
+      <w:tr>
+        <w:trPr>
+          <w:trHeight w:val="1020" w:hRule="atLeast"/>
+        </w:trPr>
+        <w:tc>
+          <w:tcPr>
+            <w:tcW w:type="dxa" w:w="8640"/>
+          </w:tcPr>
+          <w:p>
+            <w:pPr>
+              <w:spacing w:before="40"/>
+            </w:pPr>
+          </w:p>
+        </w:tc>
+      </w:tr>
+    </w:tbl>
+    <w:p/>
     <w:p>
-      <w:pPr>
-        <w:spacing w:before="260"/>
-        <w:pBdr>
-          <w:bottom w:val="single" w:sz="4" w:space="1" w:color="AAB4C0"/>
-        </w:pBdr>
-      </w:pPr>
+      <w:r>
+        <w:rPr>
+          <w:b/>
+          <w:i w:val="0"/>
+        </w:rPr>
+        <w:t>2(b)</w:t>
+      </w:r>
+      <w:r>
+        <w:rPr>
+          <w:b w:val="0"/>
+          <w:i w:val="0"/>
+        </w:rPr>
+        <w:t xml:space="preserve"> Compare optical storage with magnetic storage, giving </w:t>
+      </w:r>
+      <w:r>
+        <w:rPr>
+          <w:b/>
+          <w:i w:val="0"/>
+        </w:rPr>
+        <w:t>three</w:t>
+      </w:r>
+      <w:r>
+        <w:rPr>
+          <w:b w:val="0"/>
+          <w:i w:val="0"/>
+        </w:rPr>
+        <w:t xml:space="preserve"> distinct points of comparison. </w:t>
+      </w:r>
+      <w:r>
+        <w:rPr>
+          <w:b/>
+          <w:i w:val="0"/>
+        </w:rPr>
+        <w:t>[3]</w:t>
+      </w:r>
+      <w:r>
+        <w:rPr>
+          <w:b w:val="0"/>
+          <w:i w:val="0"/>
+        </w:rPr>
+        <w:t xml:space="preserve"> </w:t>
+      </w:r>
+      <w:r>
+        <w:rPr>
+          <w:b w:val="0"/>
+          <w:i/>
+        </w:rPr>
+        <w:t>(AO2)</w:t>
+      </w:r>
     </w:p>
+    <w:tbl>
+      <w:tblPr>
+        <w:tblStyle w:val="TableGrid"/>
+        <w:tblW w:type="auto" w:w="0"/>
+        <w:tblLook w:firstColumn="1" w:firstRow="1" w:lastColumn="0" w:lastRow="0" w:noHBand="0" w:noVBand="1" w:val="04A0"/>
+      </w:tblPr>
+      <w:tblGrid>
+        <w:gridCol w:w="8640"/>
+      </w:tblGrid>
+      <w:tr>
+        <w:trPr>
+          <w:trHeight w:val="1360" w:hRule="atLeast"/>
+        </w:trPr>
+        <w:tc>
+          <w:tcPr>
+            <w:tcW w:type="dxa" w:w="8640"/>
+          </w:tcPr>
+          <w:p>
+            <w:pPr>
+              <w:spacing w:before="40"/>
+            </w:pPr>
+          </w:p>
+        </w:tc>
+      </w:tr>
+    </w:tbl>
+    <w:p/>
     <w:p>
-      <w:pPr>
-        <w:spacing w:before="260"/>
-        <w:pBdr>
-          <w:bottom w:val="single" w:sz="4" w:space="1" w:color="AAB4C0"/>
-        </w:pBdr>
-      </w:pPr>
+      <w:r>
+        <w:rPr>
+          <w:b/>
+          <w:i w:val="0"/>
+        </w:rPr>
+        <w:t>2(c)</w:t>
+      </w:r>
+      <w:r>
+        <w:rPr>
+          <w:b w:val="0"/>
+          <w:i w:val="0"/>
+        </w:rPr>
+        <w:t xml:space="preserve"> A digital camera stores photographs on a removable memory card. State the </w:t>
+      </w:r>
+      <w:r>
+        <w:rPr>
+          <w:b/>
+          <w:i w:val="0"/>
+        </w:rPr>
+        <w:t>type</w:t>
+      </w:r>
+      <w:r>
+        <w:rPr>
+          <w:b w:val="0"/>
+          <w:i w:val="0"/>
+        </w:rPr>
+        <w:t xml:space="preserve"> of storage technology used and justify why it is appropriate. </w:t>
+      </w:r>
+      <w:r>
+        <w:rPr>
+          <w:b/>
+          <w:i w:val="0"/>
+        </w:rPr>
+        <w:t>[2]</w:t>
+      </w:r>
+      <w:r>
+        <w:rPr>
+          <w:b w:val="0"/>
+          <w:i w:val="0"/>
+        </w:rPr>
+        <w:t xml:space="preserve"> </w:t>
+      </w:r>
+      <w:r>
+        <w:rPr>
+          <w:b w:val="0"/>
+          <w:i/>
+        </w:rPr>
+        <w:t>(AO2)</w:t>
+      </w:r>
     </w:p>
-    <w:p>
-      <w:pPr>
-        <w:spacing w:before="260"/>
-        <w:pBdr>
-          <w:bottom w:val="single" w:sz="4" w:space="1" w:color="AAB4C0"/>
-        </w:pBdr>
-      </w:pPr>
-    </w:p>
-    <w:p>
-      <w:r>
-        <w:rPr>
-          <w:b/>
-          <w:i w:val="0"/>
-        </w:rPr>
-        <w:t>2(b)</w:t>
-      </w:r>
-      <w:r>
-        <w:rPr>
-          <w:b w:val="0"/>
-          <w:i w:val="0"/>
-        </w:rPr>
-        <w:t xml:space="preserve"> Compare optical storage with magnetic storage, giving </w:t>
-      </w:r>
-      <w:r>
-        <w:rPr>
-          <w:b/>
-          <w:i w:val="0"/>
-        </w:rPr>
-        <w:t>three</w:t>
-      </w:r>
-      <w:r>
-        <w:rPr>
-          <w:b w:val="0"/>
-          <w:i w:val="0"/>
-        </w:rPr>
-        <w:t xml:space="preserve"> distinct points of comparison. </w:t>
-      </w:r>
-      <w:r>
-        <w:rPr>
-          <w:b/>
-          <w:i w:val="0"/>
-        </w:rPr>
-        <w:t>[3]</w:t>
-      </w:r>
-      <w:r>
-        <w:rPr>
-          <w:b w:val="0"/>
-          <w:i w:val="0"/>
-        </w:rPr>
-        <w:t xml:space="preserve"> </w:t>
-      </w:r>
-      <w:r>
-        <w:rPr>
-          <w:b w:val="0"/>
-          <w:i/>
-        </w:rPr>
-        <w:t>(AO2)</w:t>
-      </w:r>
-    </w:p>
-    <w:p>
-      <w:pPr>
-        <w:spacing w:before="260"/>
-        <w:pBdr>
-          <w:bottom w:val="single" w:sz="4" w:space="1" w:color="AAB4C0"/>
-        </w:pBdr>
-      </w:pPr>
-    </w:p>
-    <w:p>
-      <w:pPr>
-        <w:spacing w:before="260"/>
-        <w:pBdr>
-          <w:bottom w:val="single" w:sz="4" w:space="1" w:color="AAB4C0"/>
-        </w:pBdr>
-      </w:pPr>
-    </w:p>
-    <w:p>
-      <w:pPr>
-        <w:spacing w:before="260"/>
-        <w:pBdr>
-          <w:bottom w:val="single" w:sz="4" w:space="1" w:color="AAB4C0"/>
-        </w:pBdr>
-      </w:pPr>
-    </w:p>
-    <w:p>
-      <w:pPr>
-        <w:spacing w:before="260"/>
-        <w:pBdr>
-          <w:bottom w:val="single" w:sz="4" w:space="1" w:color="AAB4C0"/>
-        </w:pBdr>
-      </w:pPr>
-    </w:p>
-    <w:p>
-      <w:r>
-        <w:rPr>
-          <w:b/>
-          <w:i w:val="0"/>
-        </w:rPr>
-        <w:t>2(c)</w:t>
-      </w:r>
-      <w:r>
-        <w:rPr>
-          <w:b w:val="0"/>
-          <w:i w:val="0"/>
-        </w:rPr>
-        <w:t xml:space="preserve"> A digital camera stores photographs on a removable memory card. State the </w:t>
-      </w:r>
-      <w:r>
-        <w:rPr>
-          <w:b/>
-          <w:i w:val="0"/>
-        </w:rPr>
-        <w:t>type</w:t>
-      </w:r>
-      <w:r>
-        <w:rPr>
-          <w:b w:val="0"/>
-          <w:i w:val="0"/>
-        </w:rPr>
-        <w:t xml:space="preserve"> of storage technology used and justify why it is appropriate. </w:t>
-      </w:r>
-      <w:r>
-        <w:rPr>
-          <w:b/>
-          <w:i w:val="0"/>
-        </w:rPr>
-        <w:t>[2]</w:t>
-      </w:r>
-      <w:r>
-        <w:rPr>
-          <w:b w:val="0"/>
-          <w:i w:val="0"/>
-        </w:rPr>
-        <w:t xml:space="preserve"> </w:t>
-      </w:r>
-      <w:r>
-        <w:rPr>
-          <w:b w:val="0"/>
-          <w:i/>
-        </w:rPr>
-        <w:t>(AO2)</w:t>
-      </w:r>
-    </w:p>
-    <w:p>
-      <w:pPr>
-        <w:spacing w:before="260"/>
-        <w:pBdr>
-          <w:bottom w:val="single" w:sz="4" w:space="1" w:color="AAB4C0"/>
-        </w:pBdr>
-      </w:pPr>
-    </w:p>
-    <w:p>
-      <w:pPr>
-        <w:spacing w:before="260"/>
-        <w:pBdr>
-          <w:bottom w:val="single" w:sz="4" w:space="1" w:color="AAB4C0"/>
-        </w:pBdr>
-      </w:pPr>
-    </w:p>
-    <w:p>
-      <w:pPr>
-        <w:spacing w:before="260"/>
-        <w:pBdr>
-          <w:bottom w:val="single" w:sz="4" w:space="1" w:color="AAB4C0"/>
-        </w:pBdr>
-      </w:pPr>
-    </w:p>
+    <w:tbl>
+      <w:tblPr>
+        <w:tblStyle w:val="TableGrid"/>
+        <w:tblW w:type="auto" w:w="0"/>
+        <w:tblLook w:firstColumn="1" w:firstRow="1" w:lastColumn="0" w:lastRow="0" w:noHBand="0" w:noVBand="1" w:val="04A0"/>
+      </w:tblPr>
+      <w:tblGrid>
+        <w:gridCol w:w="8640"/>
+      </w:tblGrid>
+      <w:tr>
+        <w:trPr>
+          <w:trHeight w:val="1020" w:hRule="atLeast"/>
+        </w:trPr>
+        <w:tc>
+          <w:tcPr>
+            <w:tcW w:type="dxa" w:w="8640"/>
+          </w:tcPr>
+          <w:p>
+            <w:pPr>
+              <w:spacing w:before="40"/>
+            </w:pPr>
+          </w:p>
+        </w:tc>
+      </w:tr>
+    </w:tbl>
+    <w:p/>
     <w:p>
       <w:r>
         <w:rPr>
@@ -748,254 +736,228 @@
         <w:t>(AO1)</w:t>
       </w:r>
     </w:p>
+    <w:tbl>
+      <w:tblPr>
+        <w:tblStyle w:val="TableGrid"/>
+        <w:tblW w:type="auto" w:w="0"/>
+        <w:tblLook w:firstColumn="1" w:firstRow="1" w:lastColumn="0" w:lastRow="0" w:noHBand="0" w:noVBand="1" w:val="04A0"/>
+      </w:tblPr>
+      <w:tblGrid>
+        <w:gridCol w:w="8640"/>
+      </w:tblGrid>
+      <w:tr>
+        <w:trPr>
+          <w:trHeight w:val="2040" w:hRule="atLeast"/>
+        </w:trPr>
+        <w:tc>
+          <w:tcPr>
+            <w:tcW w:type="dxa" w:w="8640"/>
+          </w:tcPr>
+          <w:p>
+            <w:pPr>
+              <w:spacing w:before="40"/>
+            </w:pPr>
+          </w:p>
+        </w:tc>
+      </w:tr>
+    </w:tbl>
+    <w:p/>
     <w:p>
-      <w:pPr>
-        <w:spacing w:before="260"/>
-        <w:pBdr>
-          <w:bottom w:val="single" w:sz="4" w:space="1" w:color="AAB4C0"/>
-        </w:pBdr>
-      </w:pPr>
+      <w:r>
+        <w:rPr>
+          <w:b/>
+          <w:i w:val="0"/>
+        </w:rPr>
+        <w:t>3(b)</w:t>
+      </w:r>
+      <w:r>
+        <w:rPr>
+          <w:b w:val="0"/>
+          <w:i w:val="0"/>
+        </w:rPr>
+        <w:t xml:space="preserve"> Describe the purpose of an </w:t>
+      </w:r>
+      <w:r>
+        <w:rPr>
+          <w:b/>
+          <w:i w:val="0"/>
+        </w:rPr>
+        <w:t>interrupt</w:t>
+      </w:r>
+      <w:r>
+        <w:rPr>
+          <w:b w:val="0"/>
+          <w:i w:val="0"/>
+        </w:rPr>
+        <w:t xml:space="preserve"> and explain the role of the </w:t>
+      </w:r>
+      <w:r>
+        <w:rPr>
+          <w:b/>
+          <w:i w:val="0"/>
+        </w:rPr>
+        <w:t>interrupt service routine (ISR)</w:t>
+      </w:r>
+      <w:r>
+        <w:rPr>
+          <w:b w:val="0"/>
+          <w:i w:val="0"/>
+        </w:rPr>
+        <w:t xml:space="preserve">. </w:t>
+      </w:r>
+      <w:r>
+        <w:rPr>
+          <w:b/>
+          <w:i w:val="0"/>
+        </w:rPr>
+        <w:t>[3]</w:t>
+      </w:r>
+      <w:r>
+        <w:rPr>
+          <w:b w:val="0"/>
+          <w:i w:val="0"/>
+        </w:rPr>
+        <w:t xml:space="preserve"> </w:t>
+      </w:r>
+      <w:r>
+        <w:rPr>
+          <w:b w:val="0"/>
+          <w:i/>
+        </w:rPr>
+        <w:t>(AO1)</w:t>
+      </w:r>
     </w:p>
+    <w:tbl>
+      <w:tblPr>
+        <w:tblStyle w:val="TableGrid"/>
+        <w:tblW w:type="auto" w:w="0"/>
+        <w:tblLook w:firstColumn="1" w:firstRow="1" w:lastColumn="0" w:lastRow="0" w:noHBand="0" w:noVBand="1" w:val="04A0"/>
+      </w:tblPr>
+      <w:tblGrid>
+        <w:gridCol w:w="8640"/>
+      </w:tblGrid>
+      <w:tr>
+        <w:trPr>
+          <w:trHeight w:val="1360" w:hRule="atLeast"/>
+        </w:trPr>
+        <w:tc>
+          <w:tcPr>
+            <w:tcW w:type="dxa" w:w="8640"/>
+          </w:tcPr>
+          <w:p>
+            <w:pPr>
+              <w:spacing w:before="40"/>
+            </w:pPr>
+          </w:p>
+        </w:tc>
+      </w:tr>
+    </w:tbl>
+    <w:p/>
     <w:p>
-      <w:pPr>
-        <w:spacing w:before="260"/>
-        <w:pBdr>
-          <w:bottom w:val="single" w:sz="4" w:space="1" w:color="AAB4C0"/>
-        </w:pBdr>
-      </w:pPr>
+      <w:r>
+        <w:rPr>
+          <w:b/>
+          <w:i w:val="0"/>
+        </w:rPr>
+        <w:t>3(c)</w:t>
+      </w:r>
+      <w:r>
+        <w:rPr>
+          <w:b w:val="0"/>
+          <w:i w:val="0"/>
+        </w:rPr>
+        <w:t xml:space="preserve"> State </w:t>
+      </w:r>
+      <w:r>
+        <w:rPr>
+          <w:b/>
+          <w:i w:val="0"/>
+        </w:rPr>
+        <w:t>one</w:t>
+      </w:r>
+      <w:r>
+        <w:rPr>
+          <w:b w:val="0"/>
+          <w:i w:val="0"/>
+        </w:rPr>
+        <w:t xml:space="preserve"> difference between a </w:t>
+      </w:r>
+      <w:r>
+        <w:rPr>
+          <w:b/>
+          <w:i w:val="0"/>
+        </w:rPr>
+        <w:t>multi-tasking</w:t>
+      </w:r>
+      <w:r>
+        <w:rPr>
+          <w:b w:val="0"/>
+          <w:i w:val="0"/>
+        </w:rPr>
+        <w:t xml:space="preserve"> and a </w:t>
+      </w:r>
+      <w:r>
+        <w:rPr>
+          <w:b/>
+          <w:i w:val="0"/>
+        </w:rPr>
+        <w:t>multi-user</w:t>
+      </w:r>
+      <w:r>
+        <w:rPr>
+          <w:b w:val="0"/>
+          <w:i w:val="0"/>
+        </w:rPr>
+        <w:t xml:space="preserve"> operating system. </w:t>
+      </w:r>
+      <w:r>
+        <w:rPr>
+          <w:b/>
+          <w:i w:val="0"/>
+        </w:rPr>
+        <w:t>[2]</w:t>
+      </w:r>
+      <w:r>
+        <w:rPr>
+          <w:b w:val="0"/>
+          <w:i w:val="0"/>
+        </w:rPr>
+        <w:t xml:space="preserve"> </w:t>
+      </w:r>
+      <w:r>
+        <w:rPr>
+          <w:b w:val="0"/>
+          <w:i/>
+        </w:rPr>
+        <w:t>(AO1)</w:t>
+      </w:r>
     </w:p>
-    <w:p>
-      <w:pPr>
-        <w:spacing w:before="260"/>
-        <w:pBdr>
-          <w:bottom w:val="single" w:sz="4" w:space="1" w:color="AAB4C0"/>
-        </w:pBdr>
-      </w:pPr>
-    </w:p>
-    <w:p>
-      <w:pPr>
-        <w:spacing w:before="260"/>
-        <w:pBdr>
-          <w:bottom w:val="single" w:sz="4" w:space="1" w:color="AAB4C0"/>
-        </w:pBdr>
-      </w:pPr>
-    </w:p>
-    <w:p>
-      <w:pPr>
-        <w:spacing w:before="260"/>
-        <w:pBdr>
-          <w:bottom w:val="single" w:sz="4" w:space="1" w:color="AAB4C0"/>
-        </w:pBdr>
-      </w:pPr>
-    </w:p>
-    <w:p>
-      <w:pPr>
-        <w:spacing w:before="260"/>
-        <w:pBdr>
-          <w:bottom w:val="single" w:sz="4" w:space="1" w:color="AAB4C0"/>
-        </w:pBdr>
-      </w:pPr>
-    </w:p>
-    <w:p>
-      <w:r>
-        <w:rPr>
-          <w:b/>
-          <w:i w:val="0"/>
-        </w:rPr>
-        <w:t>3(b)</w:t>
-      </w:r>
-      <w:r>
-        <w:rPr>
-          <w:b w:val="0"/>
-          <w:i w:val="0"/>
-        </w:rPr>
-        <w:t xml:space="preserve"> Describe the purpose of an </w:t>
-      </w:r>
-      <w:r>
-        <w:rPr>
-          <w:b/>
-          <w:i w:val="0"/>
-        </w:rPr>
-        <w:t>interrupt</w:t>
-      </w:r>
-      <w:r>
-        <w:rPr>
-          <w:b w:val="0"/>
-          <w:i w:val="0"/>
-        </w:rPr>
-        <w:t xml:space="preserve"> and explain the role of the </w:t>
-      </w:r>
-      <w:r>
-        <w:rPr>
-          <w:b/>
-          <w:i w:val="0"/>
-        </w:rPr>
-        <w:t>interrupt service routine (ISR)</w:t>
-      </w:r>
-      <w:r>
-        <w:rPr>
-          <w:b w:val="0"/>
-          <w:i w:val="0"/>
-        </w:rPr>
-        <w:t xml:space="preserve">. </w:t>
-      </w:r>
-      <w:r>
-        <w:rPr>
-          <w:b/>
-          <w:i w:val="0"/>
-        </w:rPr>
-        <w:t>[3]</w:t>
-      </w:r>
-      <w:r>
-        <w:rPr>
-          <w:b w:val="0"/>
-          <w:i w:val="0"/>
-        </w:rPr>
-        <w:t xml:space="preserve"> </w:t>
-      </w:r>
-      <w:r>
-        <w:rPr>
-          <w:b w:val="0"/>
-          <w:i/>
-        </w:rPr>
-        <w:t>(AO1)</w:t>
-      </w:r>
-    </w:p>
-    <w:p>
-      <w:pPr>
-        <w:spacing w:before="260"/>
-        <w:pBdr>
-          <w:bottom w:val="single" w:sz="4" w:space="1" w:color="AAB4C0"/>
-        </w:pBdr>
-      </w:pPr>
-    </w:p>
-    <w:p>
-      <w:pPr>
-        <w:spacing w:before="260"/>
-        <w:pBdr>
-          <w:bottom w:val="single" w:sz="4" w:space="1" w:color="AAB4C0"/>
-        </w:pBdr>
-      </w:pPr>
-    </w:p>
-    <w:p>
-      <w:pPr>
-        <w:spacing w:before="260"/>
-        <w:pBdr>
-          <w:bottom w:val="single" w:sz="4" w:space="1" w:color="AAB4C0"/>
-        </w:pBdr>
-      </w:pPr>
-    </w:p>
-    <w:p>
-      <w:pPr>
-        <w:spacing w:before="260"/>
-        <w:pBdr>
-          <w:bottom w:val="single" w:sz="4" w:space="1" w:color="AAB4C0"/>
-        </w:pBdr>
-      </w:pPr>
-    </w:p>
-    <w:p>
-      <w:r>
-        <w:rPr>
-          <w:b/>
-          <w:i w:val="0"/>
-        </w:rPr>
-        <w:t>3(c)</w:t>
-      </w:r>
-      <w:r>
-        <w:rPr>
-          <w:b w:val="0"/>
-          <w:i w:val="0"/>
-        </w:rPr>
-        <w:t xml:space="preserve"> State </w:t>
-      </w:r>
-      <w:r>
-        <w:rPr>
-          <w:b/>
-          <w:i w:val="0"/>
-        </w:rPr>
-        <w:t>one</w:t>
-      </w:r>
-      <w:r>
-        <w:rPr>
-          <w:b w:val="0"/>
-          <w:i w:val="0"/>
-        </w:rPr>
-        <w:t xml:space="preserve"> difference between a </w:t>
-      </w:r>
-      <w:r>
-        <w:rPr>
-          <w:b/>
-          <w:i w:val="0"/>
-        </w:rPr>
-        <w:t>multi-tasking</w:t>
-      </w:r>
-      <w:r>
-        <w:rPr>
-          <w:b w:val="0"/>
-          <w:i w:val="0"/>
-        </w:rPr>
-        <w:t xml:space="preserve"> and a </w:t>
-      </w:r>
-      <w:r>
-        <w:rPr>
-          <w:b/>
-          <w:i w:val="0"/>
-        </w:rPr>
-        <w:t>multi-user</w:t>
-      </w:r>
-      <w:r>
-        <w:rPr>
-          <w:b w:val="0"/>
-          <w:i w:val="0"/>
-        </w:rPr>
-        <w:t xml:space="preserve"> operating system. </w:t>
-      </w:r>
-      <w:r>
-        <w:rPr>
-          <w:b/>
-          <w:i w:val="0"/>
-        </w:rPr>
-        <w:t>[2]</w:t>
-      </w:r>
-      <w:r>
-        <w:rPr>
-          <w:b w:val="0"/>
-          <w:i w:val="0"/>
-        </w:rPr>
-        <w:t xml:space="preserve"> </w:t>
-      </w:r>
-      <w:r>
-        <w:rPr>
-          <w:b w:val="0"/>
-          <w:i/>
-        </w:rPr>
-        <w:t>(AO1)</w:t>
-      </w:r>
-    </w:p>
-    <w:p>
-      <w:pPr>
-        <w:spacing w:before="260"/>
-        <w:pBdr>
-          <w:bottom w:val="single" w:sz="4" w:space="1" w:color="AAB4C0"/>
-        </w:pBdr>
-      </w:pPr>
-    </w:p>
-    <w:p>
-      <w:pPr>
-        <w:spacing w:before="260"/>
-        <w:pBdr>
-          <w:bottom w:val="single" w:sz="4" w:space="1" w:color="AAB4C0"/>
-        </w:pBdr>
-      </w:pPr>
-    </w:p>
-    <w:p>
-      <w:pPr>
-        <w:spacing w:before="260"/>
-        <w:pBdr>
-          <w:bottom w:val="single" w:sz="4" w:space="1" w:color="AAB4C0"/>
-        </w:pBdr>
-      </w:pPr>
-    </w:p>
+    <w:tbl>
+      <w:tblPr>
+        <w:tblStyle w:val="TableGrid"/>
+        <w:tblW w:type="auto" w:w="0"/>
+        <w:tblLook w:firstColumn="1" w:firstRow="1" w:lastColumn="0" w:lastRow="0" w:noHBand="0" w:noVBand="1" w:val="04A0"/>
+      </w:tblPr>
+      <w:tblGrid>
+        <w:gridCol w:w="8640"/>
+      </w:tblGrid>
+      <w:tr>
+        <w:trPr>
+          <w:trHeight w:val="1020" w:hRule="atLeast"/>
+        </w:trPr>
+        <w:tc>
+          <w:tcPr>
+            <w:tcW w:type="dxa" w:w="8640"/>
+          </w:tcPr>
+          <w:p>
+            <w:pPr>
+              <w:spacing w:before="40"/>
+            </w:pPr>
+          </w:p>
+        </w:tc>
+      </w:tr>
+    </w:tbl>
+    <w:p/>
     <w:p>
       <w:r>
         <w:rPr>
@@ -1110,226 +1072,200 @@
         <w:t>(AO1)</w:t>
       </w:r>
     </w:p>
+    <w:tbl>
+      <w:tblPr>
+        <w:tblStyle w:val="TableGrid"/>
+        <w:tblW w:type="auto" w:w="0"/>
+        <w:tblLook w:firstColumn="1" w:firstRow="1" w:lastColumn="0" w:lastRow="0" w:noHBand="0" w:noVBand="1" w:val="04A0"/>
+      </w:tblPr>
+      <w:tblGrid>
+        <w:gridCol w:w="8640"/>
+      </w:tblGrid>
+      <w:tr>
+        <w:trPr>
+          <w:trHeight w:val="1360" w:hRule="atLeast"/>
+        </w:trPr>
+        <w:tc>
+          <w:tcPr>
+            <w:tcW w:type="dxa" w:w="8640"/>
+          </w:tcPr>
+          <w:p>
+            <w:pPr>
+              <w:spacing w:before="40"/>
+            </w:pPr>
+          </w:p>
+        </w:tc>
+      </w:tr>
+    </w:tbl>
+    <w:p/>
     <w:p>
-      <w:pPr>
-        <w:spacing w:before="260"/>
-        <w:pBdr>
-          <w:bottom w:val="single" w:sz="4" w:space="1" w:color="AAB4C0"/>
-        </w:pBdr>
-      </w:pPr>
+      <w:r>
+        <w:rPr>
+          <w:b/>
+          <w:i w:val="0"/>
+        </w:rPr>
+        <w:t>4(b)</w:t>
+      </w:r>
+      <w:r>
+        <w:rPr>
+          <w:b w:val="0"/>
+          <w:i w:val="0"/>
+        </w:rPr>
+        <w:t xml:space="preserve"> The compilation of source code passes through four stages: lexical analysis, syntax analysis, code generation and optimisation. Describe what happens during </w:t>
+      </w:r>
+      <w:r>
+        <w:rPr>
+          <w:b/>
+          <w:i w:val="0"/>
+        </w:rPr>
+        <w:t>lexical analysis</w:t>
+      </w:r>
+      <w:r>
+        <w:rPr>
+          <w:b w:val="0"/>
+          <w:i w:val="0"/>
+        </w:rPr>
+        <w:t xml:space="preserve"> and </w:t>
+      </w:r>
+      <w:r>
+        <w:rPr>
+          <w:b/>
+          <w:i w:val="0"/>
+        </w:rPr>
+        <w:t>syntax analysis</w:t>
+      </w:r>
+      <w:r>
+        <w:rPr>
+          <w:b w:val="0"/>
+          <w:i w:val="0"/>
+        </w:rPr>
+        <w:t xml:space="preserve">. </w:t>
+      </w:r>
+      <w:r>
+        <w:rPr>
+          <w:b/>
+          <w:i w:val="0"/>
+        </w:rPr>
+        <w:t>[4]</w:t>
+      </w:r>
+      <w:r>
+        <w:rPr>
+          <w:b w:val="0"/>
+          <w:i w:val="0"/>
+        </w:rPr>
+        <w:t xml:space="preserve"> </w:t>
+      </w:r>
+      <w:r>
+        <w:rPr>
+          <w:b w:val="0"/>
+          <w:i/>
+        </w:rPr>
+        <w:t>(AO1)</w:t>
+      </w:r>
     </w:p>
+    <w:tbl>
+      <w:tblPr>
+        <w:tblStyle w:val="TableGrid"/>
+        <w:tblW w:type="auto" w:w="0"/>
+        <w:tblLook w:firstColumn="1" w:firstRow="1" w:lastColumn="0" w:lastRow="0" w:noHBand="0" w:noVBand="1" w:val="04A0"/>
+      </w:tblPr>
+      <w:tblGrid>
+        <w:gridCol w:w="8640"/>
+      </w:tblGrid>
+      <w:tr>
+        <w:trPr>
+          <w:trHeight w:val="2040" w:hRule="atLeast"/>
+        </w:trPr>
+        <w:tc>
+          <w:tcPr>
+            <w:tcW w:type="dxa" w:w="8640"/>
+          </w:tcPr>
+          <w:p>
+            <w:pPr>
+              <w:spacing w:before="40"/>
+            </w:pPr>
+          </w:p>
+        </w:tc>
+      </w:tr>
+    </w:tbl>
+    <w:p/>
     <w:p>
-      <w:pPr>
-        <w:spacing w:before="260"/>
-        <w:pBdr>
-          <w:bottom w:val="single" w:sz="4" w:space="1" w:color="AAB4C0"/>
-        </w:pBdr>
-      </w:pPr>
+      <w:r>
+        <w:rPr>
+          <w:b/>
+          <w:i w:val="0"/>
+        </w:rPr>
+        <w:t>4(c)</w:t>
+      </w:r>
+      <w:r>
+        <w:rPr>
+          <w:b w:val="0"/>
+          <w:i w:val="0"/>
+        </w:rPr>
+        <w:t xml:space="preserve"> Explain why a programmer might choose to distribute software as </w:t>
+      </w:r>
+      <w:r>
+        <w:rPr>
+          <w:b/>
+          <w:i w:val="0"/>
+        </w:rPr>
+        <w:t>bytecode</w:t>
+      </w:r>
+      <w:r>
+        <w:rPr>
+          <w:b w:val="0"/>
+          <w:i w:val="0"/>
+        </w:rPr>
+        <w:t xml:space="preserve"> for a virtual machine rather than as native machine code. </w:t>
+      </w:r>
+      <w:r>
+        <w:rPr>
+          <w:b/>
+          <w:i w:val="0"/>
+        </w:rPr>
+        <w:t>[2]</w:t>
+      </w:r>
+      <w:r>
+        <w:rPr>
+          <w:b w:val="0"/>
+          <w:i w:val="0"/>
+        </w:rPr>
+        <w:t xml:space="preserve"> </w:t>
+      </w:r>
+      <w:r>
+        <w:rPr>
+          <w:b w:val="0"/>
+          <w:i/>
+        </w:rPr>
+        <w:t>(AO2)</w:t>
+      </w:r>
     </w:p>
-    <w:p>
-      <w:pPr>
-        <w:spacing w:before="260"/>
-        <w:pBdr>
-          <w:bottom w:val="single" w:sz="4" w:space="1" w:color="AAB4C0"/>
-        </w:pBdr>
-      </w:pPr>
-    </w:p>
-    <w:p>
-      <w:pPr>
-        <w:spacing w:before="260"/>
-        <w:pBdr>
-          <w:bottom w:val="single" w:sz="4" w:space="1" w:color="AAB4C0"/>
-        </w:pBdr>
-      </w:pPr>
-    </w:p>
-    <w:p>
-      <w:r>
-        <w:rPr>
-          <w:b/>
-          <w:i w:val="0"/>
-        </w:rPr>
-        <w:t>4(b)</w:t>
-      </w:r>
-      <w:r>
-        <w:rPr>
-          <w:b w:val="0"/>
-          <w:i w:val="0"/>
-        </w:rPr>
-        <w:t xml:space="preserve"> The compilation of source code passes through four stages: lexical analysis, syntax analysis, code generation and optimisation. Describe what happens during </w:t>
-      </w:r>
-      <w:r>
-        <w:rPr>
-          <w:b/>
-          <w:i w:val="0"/>
-        </w:rPr>
-        <w:t>lexical analysis</w:t>
-      </w:r>
-      <w:r>
-        <w:rPr>
-          <w:b w:val="0"/>
-          <w:i w:val="0"/>
-        </w:rPr>
-        <w:t xml:space="preserve"> and </w:t>
-      </w:r>
-      <w:r>
-        <w:rPr>
-          <w:b/>
-          <w:i w:val="0"/>
-        </w:rPr>
-        <w:t>syntax analysis</w:t>
-      </w:r>
-      <w:r>
-        <w:rPr>
-          <w:b w:val="0"/>
-          <w:i w:val="0"/>
-        </w:rPr>
-        <w:t xml:space="preserve">. </w:t>
-      </w:r>
-      <w:r>
-        <w:rPr>
-          <w:b/>
-          <w:i w:val="0"/>
-        </w:rPr>
-        <w:t>[4]</w:t>
-      </w:r>
-      <w:r>
-        <w:rPr>
-          <w:b w:val="0"/>
-          <w:i w:val="0"/>
-        </w:rPr>
-        <w:t xml:space="preserve"> </w:t>
-      </w:r>
-      <w:r>
-        <w:rPr>
-          <w:b w:val="0"/>
-          <w:i/>
-        </w:rPr>
-        <w:t>(AO1)</w:t>
-      </w:r>
-    </w:p>
-    <w:p>
-      <w:pPr>
-        <w:spacing w:before="260"/>
-        <w:pBdr>
-          <w:bottom w:val="single" w:sz="4" w:space="1" w:color="AAB4C0"/>
-        </w:pBdr>
-      </w:pPr>
-    </w:p>
-    <w:p>
-      <w:pPr>
-        <w:spacing w:before="260"/>
-        <w:pBdr>
-          <w:bottom w:val="single" w:sz="4" w:space="1" w:color="AAB4C0"/>
-        </w:pBdr>
-      </w:pPr>
-    </w:p>
-    <w:p>
-      <w:pPr>
-        <w:spacing w:before="260"/>
-        <w:pBdr>
-          <w:bottom w:val="single" w:sz="4" w:space="1" w:color="AAB4C0"/>
-        </w:pBdr>
-      </w:pPr>
-    </w:p>
-    <w:p>
-      <w:pPr>
-        <w:spacing w:before="260"/>
-        <w:pBdr>
-          <w:bottom w:val="single" w:sz="4" w:space="1" w:color="AAB4C0"/>
-        </w:pBdr>
-      </w:pPr>
-    </w:p>
-    <w:p>
-      <w:pPr>
-        <w:spacing w:before="260"/>
-        <w:pBdr>
-          <w:bottom w:val="single" w:sz="4" w:space="1" w:color="AAB4C0"/>
-        </w:pBdr>
-      </w:pPr>
-    </w:p>
-    <w:p>
-      <w:pPr>
-        <w:spacing w:before="260"/>
-        <w:pBdr>
-          <w:bottom w:val="single" w:sz="4" w:space="1" w:color="AAB4C0"/>
-        </w:pBdr>
-      </w:pPr>
-    </w:p>
-    <w:p>
-      <w:r>
-        <w:rPr>
-          <w:b/>
-          <w:i w:val="0"/>
-        </w:rPr>
-        <w:t>4(c)</w:t>
-      </w:r>
-      <w:r>
-        <w:rPr>
-          <w:b w:val="0"/>
-          <w:i w:val="0"/>
-        </w:rPr>
-        <w:t xml:space="preserve"> Explain why a programmer might choose to distribute software as </w:t>
-      </w:r>
-      <w:r>
-        <w:rPr>
-          <w:b/>
-          <w:i w:val="0"/>
-        </w:rPr>
-        <w:t>bytecode</w:t>
-      </w:r>
-      <w:r>
-        <w:rPr>
-          <w:b w:val="0"/>
-          <w:i w:val="0"/>
-        </w:rPr>
-        <w:t xml:space="preserve"> for a virtual machine rather than as native machine code. </w:t>
-      </w:r>
-      <w:r>
-        <w:rPr>
-          <w:b/>
-          <w:i w:val="0"/>
-        </w:rPr>
-        <w:t>[2]</w:t>
-      </w:r>
-      <w:r>
-        <w:rPr>
-          <w:b w:val="0"/>
-          <w:i w:val="0"/>
-        </w:rPr>
-        <w:t xml:space="preserve"> </w:t>
-      </w:r>
-      <w:r>
-        <w:rPr>
-          <w:b w:val="0"/>
-          <w:i/>
-        </w:rPr>
-        <w:t>(AO2)</w:t>
-      </w:r>
-    </w:p>
-    <w:p>
-      <w:pPr>
-        <w:spacing w:before="260"/>
-        <w:pBdr>
-          <w:bottom w:val="single" w:sz="4" w:space="1" w:color="AAB4C0"/>
-        </w:pBdr>
-      </w:pPr>
-    </w:p>
-    <w:p>
-      <w:pPr>
-        <w:spacing w:before="260"/>
-        <w:pBdr>
-          <w:bottom w:val="single" w:sz="4" w:space="1" w:color="AAB4C0"/>
-        </w:pBdr>
-      </w:pPr>
-    </w:p>
-    <w:p>
-      <w:pPr>
-        <w:spacing w:before="260"/>
-        <w:pBdr>
-          <w:bottom w:val="single" w:sz="4" w:space="1" w:color="AAB4C0"/>
-        </w:pBdr>
-      </w:pPr>
-    </w:p>
+    <w:tbl>
+      <w:tblPr>
+        <w:tblStyle w:val="TableGrid"/>
+        <w:tblW w:type="auto" w:w="0"/>
+        <w:tblLook w:firstColumn="1" w:firstRow="1" w:lastColumn="0" w:lastRow="0" w:noHBand="0" w:noVBand="1" w:val="04A0"/>
+      </w:tblPr>
+      <w:tblGrid>
+        <w:gridCol w:w="8640"/>
+      </w:tblGrid>
+      <w:tr>
+        <w:trPr>
+          <w:trHeight w:val="1020" w:hRule="atLeast"/>
+        </w:trPr>
+        <w:tc>
+          <w:tcPr>
+            <w:tcW w:type="dxa" w:w="8640"/>
+          </w:tcPr>
+          <w:p>
+            <w:pPr>
+              <w:spacing w:before="40"/>
+            </w:pPr>
+          </w:p>
+        </w:tc>
+      </w:tr>
+    </w:tbl>
+    <w:p/>
     <w:p>
       <w:r>
         <w:rPr>
@@ -1430,151 +1366,123 @@
         <w:t>(AO2)</w:t>
       </w:r>
     </w:p>
+    <w:tbl>
+      <w:tblPr>
+        <w:tblStyle w:val="TableGrid"/>
+        <w:tblW w:type="auto" w:w="0"/>
+        <w:tblLook w:firstColumn="1" w:firstRow="1" w:lastColumn="0" w:lastRow="0" w:noHBand="0" w:noVBand="1" w:val="04A0"/>
+      </w:tblPr>
+      <w:tblGrid>
+        <w:gridCol w:w="8640"/>
+      </w:tblGrid>
+      <w:tr>
+        <w:trPr>
+          <w:trHeight w:val="2040" w:hRule="atLeast"/>
+        </w:trPr>
+        <w:tc>
+          <w:tcPr>
+            <w:tcW w:type="dxa" w:w="8640"/>
+          </w:tcPr>
+          <w:p>
+            <w:pPr>
+              <w:spacing w:before="40"/>
+            </w:pPr>
+          </w:p>
+        </w:tc>
+      </w:tr>
+    </w:tbl>
+    <w:p/>
     <w:p>
-      <w:pPr>
-        <w:spacing w:before="260"/>
-        <w:pBdr>
-          <w:bottom w:val="single" w:sz="4" w:space="1" w:color="AAB4C0"/>
-        </w:pBdr>
-      </w:pPr>
+      <w:r>
+        <w:rPr>
+          <w:b/>
+          <w:i w:val="0"/>
+        </w:rPr>
+        <w:t>5(b)</w:t>
+      </w:r>
+      <w:r>
+        <w:rPr>
+          <w:b w:val="0"/>
+          <w:i w:val="0"/>
+        </w:rPr>
+        <w:t xml:space="preserve"> Describe </w:t>
+      </w:r>
+      <w:r>
+        <w:rPr>
+          <w:b/>
+          <w:i w:val="0"/>
+        </w:rPr>
+        <w:t>three</w:t>
+      </w:r>
+      <w:r>
+        <w:rPr>
+          <w:b w:val="0"/>
+          <w:i w:val="0"/>
+        </w:rPr>
+        <w:t xml:space="preserve"> features of the </w:t>
+      </w:r>
+      <w:r>
+        <w:rPr>
+          <w:b/>
+          <w:i w:val="0"/>
+        </w:rPr>
+        <w:t>Extreme Programming (XP)</w:t>
+      </w:r>
+      <w:r>
+        <w:rPr>
+          <w:b w:val="0"/>
+          <w:i w:val="0"/>
+        </w:rPr>
+        <w:t xml:space="preserve"> methodology. </w:t>
+      </w:r>
+      <w:r>
+        <w:rPr>
+          <w:b/>
+          <w:i w:val="0"/>
+        </w:rPr>
+        <w:t>[3]</w:t>
+      </w:r>
+      <w:r>
+        <w:rPr>
+          <w:b w:val="0"/>
+          <w:i w:val="0"/>
+        </w:rPr>
+        <w:t xml:space="preserve"> </w:t>
+      </w:r>
+      <w:r>
+        <w:rPr>
+          <w:b w:val="0"/>
+          <w:i/>
+        </w:rPr>
+        <w:t>(AO1)</w:t>
+      </w:r>
     </w:p>
-    <w:p>
-      <w:pPr>
-        <w:spacing w:before="260"/>
-        <w:pBdr>
-          <w:bottom w:val="single" w:sz="4" w:space="1" w:color="AAB4C0"/>
-        </w:pBdr>
-      </w:pPr>
-    </w:p>
-    <w:p>
-      <w:pPr>
-        <w:spacing w:before="260"/>
-        <w:pBdr>
-          <w:bottom w:val="single" w:sz="4" w:space="1" w:color="AAB4C0"/>
-        </w:pBdr>
-      </w:pPr>
-    </w:p>
-    <w:p>
-      <w:pPr>
-        <w:spacing w:before="260"/>
-        <w:pBdr>
-          <w:bottom w:val="single" w:sz="4" w:space="1" w:color="AAB4C0"/>
-        </w:pBdr>
-      </w:pPr>
-    </w:p>
-    <w:p>
-      <w:pPr>
-        <w:spacing w:before="260"/>
-        <w:pBdr>
-          <w:bottom w:val="single" w:sz="4" w:space="1" w:color="AAB4C0"/>
-        </w:pBdr>
-      </w:pPr>
-    </w:p>
-    <w:p>
-      <w:pPr>
-        <w:spacing w:before="260"/>
-        <w:pBdr>
-          <w:bottom w:val="single" w:sz="4" w:space="1" w:color="AAB4C0"/>
-        </w:pBdr>
-      </w:pPr>
-    </w:p>
-    <w:p>
-      <w:r>
-        <w:rPr>
-          <w:b/>
-          <w:i w:val="0"/>
-        </w:rPr>
-        <w:t>5(b)</w:t>
-      </w:r>
-      <w:r>
-        <w:rPr>
-          <w:b w:val="0"/>
-          <w:i w:val="0"/>
-        </w:rPr>
-        <w:t xml:space="preserve"> Describe </w:t>
-      </w:r>
-      <w:r>
-        <w:rPr>
-          <w:b/>
-          <w:i w:val="0"/>
-        </w:rPr>
-        <w:t>three</w:t>
-      </w:r>
-      <w:r>
-        <w:rPr>
-          <w:b w:val="0"/>
-          <w:i w:val="0"/>
-        </w:rPr>
-        <w:t xml:space="preserve"> features of the </w:t>
-      </w:r>
-      <w:r>
-        <w:rPr>
-          <w:b/>
-          <w:i w:val="0"/>
-        </w:rPr>
-        <w:t>Extreme Programming (XP)</w:t>
-      </w:r>
-      <w:r>
-        <w:rPr>
-          <w:b w:val="0"/>
-          <w:i w:val="0"/>
-        </w:rPr>
-        <w:t xml:space="preserve"> methodology. </w:t>
-      </w:r>
-      <w:r>
-        <w:rPr>
-          <w:b/>
-          <w:i w:val="0"/>
-        </w:rPr>
-        <w:t>[3]</w:t>
-      </w:r>
-      <w:r>
-        <w:rPr>
-          <w:b w:val="0"/>
-          <w:i w:val="0"/>
-        </w:rPr>
-        <w:t xml:space="preserve"> </w:t>
-      </w:r>
-      <w:r>
-        <w:rPr>
-          <w:b w:val="0"/>
-          <w:i/>
-        </w:rPr>
-        <w:t>(AO1)</w:t>
-      </w:r>
-    </w:p>
-    <w:p>
-      <w:pPr>
-        <w:spacing w:before="260"/>
-        <w:pBdr>
-          <w:bottom w:val="single" w:sz="4" w:space="1" w:color="AAB4C0"/>
-        </w:pBdr>
-      </w:pPr>
-    </w:p>
-    <w:p>
-      <w:pPr>
-        <w:spacing w:before="260"/>
-        <w:pBdr>
-          <w:bottom w:val="single" w:sz="4" w:space="1" w:color="AAB4C0"/>
-        </w:pBdr>
-      </w:pPr>
-    </w:p>
-    <w:p>
-      <w:pPr>
-        <w:spacing w:before="260"/>
-        <w:pBdr>
-          <w:bottom w:val="single" w:sz="4" w:space="1" w:color="AAB4C0"/>
-        </w:pBdr>
-      </w:pPr>
-    </w:p>
-    <w:p>
-      <w:pPr>
-        <w:spacing w:before="260"/>
-        <w:pBdr>
-          <w:bottom w:val="single" w:sz="4" w:space="1" w:color="AAB4C0"/>
-        </w:pBdr>
-      </w:pPr>
-    </w:p>
+    <w:tbl>
+      <w:tblPr>
+        <w:tblStyle w:val="TableGrid"/>
+        <w:tblW w:type="auto" w:w="0"/>
+        <w:tblLook w:firstColumn="1" w:firstRow="1" w:lastColumn="0" w:lastRow="0" w:noHBand="0" w:noVBand="1" w:val="04A0"/>
+      </w:tblPr>
+      <w:tblGrid>
+        <w:gridCol w:w="8640"/>
+      </w:tblGrid>
+      <w:tr>
+        <w:trPr>
+          <w:trHeight w:val="1360" w:hRule="atLeast"/>
+        </w:trPr>
+        <w:tc>
+          <w:tcPr>
+            <w:tcW w:type="dxa" w:w="8640"/>
+          </w:tcPr>
+          <w:p>
+            <w:pPr>
+              <w:spacing w:before="40"/>
+            </w:pPr>
+          </w:p>
+        </w:tc>
+      </w:tr>
+    </w:tbl>
+    <w:p/>
     <w:p>
       <w:r>
         <w:rPr>
@@ -1780,246 +1688,220 @@
         <w:t>(AO2)</w:t>
       </w:r>
     </w:p>
+    <w:tbl>
+      <w:tblPr>
+        <w:tblStyle w:val="TableGrid"/>
+        <w:tblW w:type="auto" w:w="0"/>
+        <w:tblLook w:firstColumn="1" w:firstRow="1" w:lastColumn="0" w:lastRow="0" w:noHBand="0" w:noVBand="1" w:val="04A0"/>
+      </w:tblPr>
+      <w:tblGrid>
+        <w:gridCol w:w="8640"/>
+      </w:tblGrid>
+      <w:tr>
+        <w:trPr>
+          <w:trHeight w:val="1360" w:hRule="atLeast"/>
+        </w:trPr>
+        <w:tc>
+          <w:tcPr>
+            <w:tcW w:type="dxa" w:w="8640"/>
+          </w:tcPr>
+          <w:p>
+            <w:pPr>
+              <w:spacing w:before="40"/>
+            </w:pPr>
+          </w:p>
+        </w:tc>
+      </w:tr>
+    </w:tbl>
+    <w:p/>
     <w:p>
-      <w:pPr>
-        <w:spacing w:before="260"/>
-        <w:pBdr>
-          <w:bottom w:val="single" w:sz="4" w:space="1" w:color="AAB4C0"/>
-        </w:pBdr>
-      </w:pPr>
+      <w:r>
+        <w:rPr>
+          <w:b/>
+          <w:i w:val="0"/>
+        </w:rPr>
+        <w:t>6(b)</w:t>
+      </w:r>
+      <w:r>
+        <w:rPr>
+          <w:b w:val="0"/>
+          <w:i w:val="0"/>
+        </w:rPr>
+        <w:t xml:space="preserve"> Write the class definition for </w:t>
+      </w:r>
+      <w:r>
+        <w:rPr>
+          <w:rFonts w:ascii="Consolas" w:hAnsi="Consolas"/>
+          <w:b w:val="0"/>
+          <w:i w:val="0"/>
+          <w:sz w:val="19"/>
+        </w:rPr>
+        <w:t>Member</w:t>
+      </w:r>
+      <w:r>
+        <w:rPr>
+          <w:b w:val="0"/>
+          <w:i w:val="0"/>
+        </w:rPr>
+        <w:t xml:space="preserve"> in pseudocode (or a language of your choice), including a constructor and a </w:t>
+      </w:r>
+      <w:r>
+        <w:rPr>
+          <w:rFonts w:ascii="Consolas" w:hAnsi="Consolas"/>
+          <w:b w:val="0"/>
+          <w:i w:val="0"/>
+          <w:sz w:val="19"/>
+        </w:rPr>
+        <w:t>getDetails()</w:t>
+      </w:r>
+      <w:r>
+        <w:rPr>
+          <w:b w:val="0"/>
+          <w:i w:val="0"/>
+        </w:rPr>
+        <w:t xml:space="preserve"> method. Use private attributes with public accessor methods. </w:t>
+      </w:r>
+      <w:r>
+        <w:rPr>
+          <w:b/>
+          <w:i w:val="0"/>
+        </w:rPr>
+        <w:t>[4]</w:t>
+      </w:r>
+      <w:r>
+        <w:rPr>
+          <w:b w:val="0"/>
+          <w:i w:val="0"/>
+        </w:rPr>
+        <w:t xml:space="preserve"> </w:t>
+      </w:r>
+      <w:r>
+        <w:rPr>
+          <w:b w:val="0"/>
+          <w:i/>
+        </w:rPr>
+        <w:t>(AO3)</w:t>
+      </w:r>
     </w:p>
+    <w:tbl>
+      <w:tblPr>
+        <w:tblStyle w:val="TableGrid"/>
+        <w:tblW w:type="auto" w:w="0"/>
+        <w:tblLook w:firstColumn="1" w:firstRow="1" w:lastColumn="0" w:lastRow="0" w:noHBand="0" w:noVBand="1" w:val="04A0"/>
+      </w:tblPr>
+      <w:tblGrid>
+        <w:gridCol w:w="8640"/>
+      </w:tblGrid>
+      <w:tr>
+        <w:trPr>
+          <w:trHeight w:val="2040" w:hRule="atLeast"/>
+        </w:trPr>
+        <w:tc>
+          <w:tcPr>
+            <w:tcW w:type="dxa" w:w="8640"/>
+          </w:tcPr>
+          <w:p>
+            <w:pPr>
+              <w:spacing w:before="40"/>
+            </w:pPr>
+          </w:p>
+        </w:tc>
+      </w:tr>
+    </w:tbl>
+    <w:p/>
     <w:p>
-      <w:pPr>
-        <w:spacing w:before="260"/>
-        <w:pBdr>
-          <w:bottom w:val="single" w:sz="4" w:space="1" w:color="AAB4C0"/>
-        </w:pBdr>
-      </w:pPr>
+      <w:r>
+        <w:rPr>
+          <w:b/>
+          <w:i w:val="0"/>
+        </w:rPr>
+        <w:t>6(c)</w:t>
+      </w:r>
+      <w:r>
+        <w:rPr>
+          <w:b w:val="0"/>
+          <w:i w:val="0"/>
+        </w:rPr>
+        <w:t xml:space="preserve"> Explain what is meant by </w:t>
+      </w:r>
+      <w:r>
+        <w:rPr>
+          <w:b/>
+          <w:i w:val="0"/>
+        </w:rPr>
+        <w:t>polymorphism</w:t>
+      </w:r>
+      <w:r>
+        <w:rPr>
+          <w:b w:val="0"/>
+          <w:i w:val="0"/>
+        </w:rPr>
+        <w:t xml:space="preserve"> and give an example using </w:t>
+      </w:r>
+      <w:r>
+        <w:rPr>
+          <w:rFonts w:ascii="Consolas" w:hAnsi="Consolas"/>
+          <w:b w:val="0"/>
+          <w:i w:val="0"/>
+          <w:sz w:val="19"/>
+        </w:rPr>
+        <w:t>borrowLimit()</w:t>
+      </w:r>
+      <w:r>
+        <w:rPr>
+          <w:b w:val="0"/>
+          <w:i w:val="0"/>
+        </w:rPr>
+        <w:t xml:space="preserve">. </w:t>
+      </w:r>
+      <w:r>
+        <w:rPr>
+          <w:b/>
+          <w:i w:val="0"/>
+        </w:rPr>
+        <w:t>[2]</w:t>
+      </w:r>
+      <w:r>
+        <w:rPr>
+          <w:b w:val="0"/>
+          <w:i w:val="0"/>
+        </w:rPr>
+        <w:t xml:space="preserve"> </w:t>
+      </w:r>
+      <w:r>
+        <w:rPr>
+          <w:b w:val="0"/>
+          <w:i/>
+        </w:rPr>
+        <w:t>(AO2)</w:t>
+      </w:r>
     </w:p>
-    <w:p>
-      <w:pPr>
-        <w:spacing w:before="260"/>
-        <w:pBdr>
-          <w:bottom w:val="single" w:sz="4" w:space="1" w:color="AAB4C0"/>
-        </w:pBdr>
-      </w:pPr>
-    </w:p>
-    <w:p>
-      <w:pPr>
-        <w:spacing w:before="260"/>
-        <w:pBdr>
-          <w:bottom w:val="single" w:sz="4" w:space="1" w:color="AAB4C0"/>
-        </w:pBdr>
-      </w:pPr>
-    </w:p>
-    <w:p>
-      <w:r>
-        <w:rPr>
-          <w:b/>
-          <w:i w:val="0"/>
-        </w:rPr>
-        <w:t>6(b)</w:t>
-      </w:r>
-      <w:r>
-        <w:rPr>
-          <w:b w:val="0"/>
-          <w:i w:val="0"/>
-        </w:rPr>
-        <w:t xml:space="preserve"> Write the class definition for </w:t>
-      </w:r>
-      <w:r>
-        <w:rPr>
-          <w:rFonts w:ascii="Consolas" w:hAnsi="Consolas"/>
-          <w:b w:val="0"/>
-          <w:i w:val="0"/>
-          <w:sz w:val="19"/>
-        </w:rPr>
-        <w:t>Member</w:t>
-      </w:r>
-      <w:r>
-        <w:rPr>
-          <w:b w:val="0"/>
-          <w:i w:val="0"/>
-        </w:rPr>
-        <w:t xml:space="preserve"> in pseudocode (or a language of your choice), including a constructor and a </w:t>
-      </w:r>
-      <w:r>
-        <w:rPr>
-          <w:rFonts w:ascii="Consolas" w:hAnsi="Consolas"/>
-          <w:b w:val="0"/>
-          <w:i w:val="0"/>
-          <w:sz w:val="19"/>
-        </w:rPr>
-        <w:t>getDetails()</w:t>
-      </w:r>
-      <w:r>
-        <w:rPr>
-          <w:b w:val="0"/>
-          <w:i w:val="0"/>
-        </w:rPr>
-        <w:t xml:space="preserve"> method. Use private attributes with public accessor methods. </w:t>
-      </w:r>
-      <w:r>
-        <w:rPr>
-          <w:b/>
-          <w:i w:val="0"/>
-        </w:rPr>
-        <w:t>[4]</w:t>
-      </w:r>
-      <w:r>
-        <w:rPr>
-          <w:b w:val="0"/>
-          <w:i w:val="0"/>
-        </w:rPr>
-        <w:t xml:space="preserve"> </w:t>
-      </w:r>
-      <w:r>
-        <w:rPr>
-          <w:b w:val="0"/>
-          <w:i/>
-        </w:rPr>
-        <w:t>(AO3)</w:t>
-      </w:r>
-    </w:p>
-    <w:p>
-      <w:pPr>
-        <w:spacing w:before="260"/>
-        <w:pBdr>
-          <w:bottom w:val="single" w:sz="4" w:space="1" w:color="AAB4C0"/>
-        </w:pBdr>
-      </w:pPr>
-    </w:p>
-    <w:p>
-      <w:pPr>
-        <w:spacing w:before="260"/>
-        <w:pBdr>
-          <w:bottom w:val="single" w:sz="4" w:space="1" w:color="AAB4C0"/>
-        </w:pBdr>
-      </w:pPr>
-    </w:p>
-    <w:p>
-      <w:pPr>
-        <w:spacing w:before="260"/>
-        <w:pBdr>
-          <w:bottom w:val="single" w:sz="4" w:space="1" w:color="AAB4C0"/>
-        </w:pBdr>
-      </w:pPr>
-    </w:p>
-    <w:p>
-      <w:pPr>
-        <w:spacing w:before="260"/>
-        <w:pBdr>
-          <w:bottom w:val="single" w:sz="4" w:space="1" w:color="AAB4C0"/>
-        </w:pBdr>
-      </w:pPr>
-    </w:p>
-    <w:p>
-      <w:pPr>
-        <w:spacing w:before="260"/>
-        <w:pBdr>
-          <w:bottom w:val="single" w:sz="4" w:space="1" w:color="AAB4C0"/>
-        </w:pBdr>
-      </w:pPr>
-    </w:p>
-    <w:p>
-      <w:pPr>
-        <w:spacing w:before="260"/>
-        <w:pBdr>
-          <w:bottom w:val="single" w:sz="4" w:space="1" w:color="AAB4C0"/>
-        </w:pBdr>
-      </w:pPr>
-    </w:p>
-    <w:p>
-      <w:r>
-        <w:rPr>
-          <w:b/>
-          <w:i w:val="0"/>
-        </w:rPr>
-        <w:t>6(c)</w:t>
-      </w:r>
-      <w:r>
-        <w:rPr>
-          <w:b w:val="0"/>
-          <w:i w:val="0"/>
-        </w:rPr>
-        <w:t xml:space="preserve"> Explain what is meant by </w:t>
-      </w:r>
-      <w:r>
-        <w:rPr>
-          <w:b/>
-          <w:i w:val="0"/>
-        </w:rPr>
-        <w:t>polymorphism</w:t>
-      </w:r>
-      <w:r>
-        <w:rPr>
-          <w:b w:val="0"/>
-          <w:i w:val="0"/>
-        </w:rPr>
-        <w:t xml:space="preserve"> and give an example using </w:t>
-      </w:r>
-      <w:r>
-        <w:rPr>
-          <w:rFonts w:ascii="Consolas" w:hAnsi="Consolas"/>
-          <w:b w:val="0"/>
-          <w:i w:val="0"/>
-          <w:sz w:val="19"/>
-        </w:rPr>
-        <w:t>borrowLimit()</w:t>
-      </w:r>
-      <w:r>
-        <w:rPr>
-          <w:b w:val="0"/>
-          <w:i w:val="0"/>
-        </w:rPr>
-        <w:t xml:space="preserve">. </w:t>
-      </w:r>
-      <w:r>
-        <w:rPr>
-          <w:b/>
-          <w:i w:val="0"/>
-        </w:rPr>
-        <w:t>[2]</w:t>
-      </w:r>
-      <w:r>
-        <w:rPr>
-          <w:b w:val="0"/>
-          <w:i w:val="0"/>
-        </w:rPr>
-        <w:t xml:space="preserve"> </w:t>
-      </w:r>
-      <w:r>
-        <w:rPr>
-          <w:b w:val="0"/>
-          <w:i/>
-        </w:rPr>
-        <w:t>(AO2)</w:t>
-      </w:r>
-    </w:p>
-    <w:p>
-      <w:pPr>
-        <w:spacing w:before="260"/>
-        <w:pBdr>
-          <w:bottom w:val="single" w:sz="4" w:space="1" w:color="AAB4C0"/>
-        </w:pBdr>
-      </w:pPr>
-    </w:p>
-    <w:p>
-      <w:pPr>
-        <w:spacing w:before="260"/>
-        <w:pBdr>
-          <w:bottom w:val="single" w:sz="4" w:space="1" w:color="AAB4C0"/>
-        </w:pBdr>
-      </w:pPr>
-    </w:p>
-    <w:p>
-      <w:pPr>
-        <w:spacing w:before="260"/>
-        <w:pBdr>
-          <w:bottom w:val="single" w:sz="4" w:space="1" w:color="AAB4C0"/>
-        </w:pBdr>
-      </w:pPr>
-    </w:p>
+    <w:tbl>
+      <w:tblPr>
+        <w:tblStyle w:val="TableGrid"/>
+        <w:tblW w:type="auto" w:w="0"/>
+        <w:tblLook w:firstColumn="1" w:firstRow="1" w:lastColumn="0" w:lastRow="0" w:noHBand="0" w:noVBand="1" w:val="04A0"/>
+      </w:tblPr>
+      <w:tblGrid>
+        <w:gridCol w:w="8640"/>
+      </w:tblGrid>
+      <w:tr>
+        <w:trPr>
+          <w:trHeight w:val="1020" w:hRule="atLeast"/>
+        </w:trPr>
+        <w:tc>
+          <w:tcPr>
+            <w:tcW w:type="dxa" w:w="8640"/>
+          </w:tcPr>
+          <w:p>
+            <w:pPr>
+              <w:spacing w:before="40"/>
+            </w:pPr>
+          </w:p>
+        </w:tc>
+      </w:tr>
+    </w:tbl>
+    <w:p/>
     <w:p>
       <w:r>
         <w:rPr>
@@ -2155,195 +2037,151 @@
         <w:t>(AO3)</w:t>
       </w:r>
     </w:p>
+    <w:tbl>
+      <w:tblPr>
+        <w:tblStyle w:val="TableGrid"/>
+        <w:tblW w:type="auto" w:w="0"/>
+        <w:tblLook w:firstColumn="1" w:firstRow="1" w:lastColumn="0" w:lastRow="0" w:noHBand="0" w:noVBand="1" w:val="04A0"/>
+      </w:tblPr>
+      <w:tblGrid>
+        <w:gridCol w:w="8640"/>
+      </w:tblGrid>
+      <w:tr>
+        <w:trPr>
+          <w:trHeight w:val="2040" w:hRule="atLeast"/>
+        </w:trPr>
+        <w:tc>
+          <w:tcPr>
+            <w:tcW w:type="dxa" w:w="8640"/>
+          </w:tcPr>
+          <w:p>
+            <w:pPr>
+              <w:spacing w:before="40"/>
+            </w:pPr>
+          </w:p>
+        </w:tc>
+      </w:tr>
+    </w:tbl>
+    <w:p/>
     <w:p>
-      <w:pPr>
-        <w:spacing w:before="260"/>
-        <w:pBdr>
-          <w:bottom w:val="single" w:sz="4" w:space="1" w:color="AAB4C0"/>
-        </w:pBdr>
-      </w:pPr>
+      <w:r>
+        <w:rPr>
+          <w:b/>
+          <w:i w:val="0"/>
+        </w:rPr>
+        <w:t>7(b)</w:t>
+      </w:r>
+      <w:r>
+        <w:rPr>
+          <w:b w:val="0"/>
+          <w:i w:val="0"/>
+        </w:rPr>
+        <w:t xml:space="preserve"> Explain the difference between </w:t>
+      </w:r>
+      <w:r>
+        <w:rPr>
+          <w:b/>
+          <w:i w:val="0"/>
+        </w:rPr>
+        <w:t>immediate</w:t>
+      </w:r>
+      <w:r>
+        <w:rPr>
+          <w:b w:val="0"/>
+          <w:i w:val="0"/>
+        </w:rPr>
+        <w:t xml:space="preserve"> and </w:t>
+      </w:r>
+      <w:r>
+        <w:rPr>
+          <w:b/>
+          <w:i w:val="0"/>
+        </w:rPr>
+        <w:t>direct (absolute)</w:t>
+      </w:r>
+      <w:r>
+        <w:rPr>
+          <w:b w:val="0"/>
+          <w:i w:val="0"/>
+        </w:rPr>
+        <w:t xml:space="preserve"> addressing, and state </w:t>
+      </w:r>
+      <w:r>
+        <w:rPr>
+          <w:b/>
+          <w:i w:val="0"/>
+        </w:rPr>
+        <w:t>one</w:t>
+      </w:r>
+      <w:r>
+        <w:rPr>
+          <w:b w:val="0"/>
+          <w:i w:val="0"/>
+        </w:rPr>
+        <w:t xml:space="preserve"> reason a processor also provides </w:t>
+      </w:r>
+      <w:r>
+        <w:rPr>
+          <w:b/>
+          <w:i w:val="0"/>
+        </w:rPr>
+        <w:t>indexed</w:t>
+      </w:r>
+      <w:r>
+        <w:rPr>
+          <w:b w:val="0"/>
+          <w:i w:val="0"/>
+        </w:rPr>
+        <w:t xml:space="preserve"> addressing. </w:t>
+      </w:r>
+      <w:r>
+        <w:rPr>
+          <w:b/>
+          <w:i w:val="0"/>
+        </w:rPr>
+        <w:t>[4]</w:t>
+      </w:r>
+      <w:r>
+        <w:rPr>
+          <w:b w:val="0"/>
+          <w:i w:val="0"/>
+        </w:rPr>
+        <w:t xml:space="preserve"> </w:t>
+      </w:r>
+      <w:r>
+        <w:rPr>
+          <w:b w:val="0"/>
+          <w:i/>
+        </w:rPr>
+        <w:t>(AO1)</w:t>
+      </w:r>
     </w:p>
-    <w:p>
-      <w:pPr>
-        <w:spacing w:before="260"/>
-        <w:pBdr>
-          <w:bottom w:val="single" w:sz="4" w:space="1" w:color="AAB4C0"/>
-        </w:pBdr>
-      </w:pPr>
-    </w:p>
-    <w:p>
-      <w:pPr>
-        <w:spacing w:before="260"/>
-        <w:pBdr>
-          <w:bottom w:val="single" w:sz="4" w:space="1" w:color="AAB4C0"/>
-        </w:pBdr>
-      </w:pPr>
-    </w:p>
-    <w:p>
-      <w:pPr>
-        <w:spacing w:before="260"/>
-        <w:pBdr>
-          <w:bottom w:val="single" w:sz="4" w:space="1" w:color="AAB4C0"/>
-        </w:pBdr>
-      </w:pPr>
-    </w:p>
-    <w:p>
-      <w:pPr>
-        <w:spacing w:before="260"/>
-        <w:pBdr>
-          <w:bottom w:val="single" w:sz="4" w:space="1" w:color="AAB4C0"/>
-        </w:pBdr>
-      </w:pPr>
-    </w:p>
-    <w:p>
-      <w:pPr>
-        <w:spacing w:before="260"/>
-        <w:pBdr>
-          <w:bottom w:val="single" w:sz="4" w:space="1" w:color="AAB4C0"/>
-        </w:pBdr>
-      </w:pPr>
-    </w:p>
-    <w:p>
-      <w:r>
-        <w:rPr>
-          <w:b/>
-          <w:i w:val="0"/>
-        </w:rPr>
-        <w:t>7(b)</w:t>
-      </w:r>
-      <w:r>
-        <w:rPr>
-          <w:b w:val="0"/>
-          <w:i w:val="0"/>
-        </w:rPr>
-        <w:t xml:space="preserve"> Explain the difference between </w:t>
-      </w:r>
-      <w:r>
-        <w:rPr>
-          <w:b/>
-          <w:i w:val="0"/>
-        </w:rPr>
-        <w:t>immediate</w:t>
-      </w:r>
-      <w:r>
-        <w:rPr>
-          <w:b w:val="0"/>
-          <w:i w:val="0"/>
-        </w:rPr>
-        <w:t xml:space="preserve"> and </w:t>
-      </w:r>
-      <w:r>
-        <w:rPr>
-          <w:b/>
-          <w:i w:val="0"/>
-        </w:rPr>
-        <w:t>direct (absolute)</w:t>
-      </w:r>
-      <w:r>
-        <w:rPr>
-          <w:b w:val="0"/>
-          <w:i w:val="0"/>
-        </w:rPr>
-        <w:t xml:space="preserve"> addressing, and state </w:t>
-      </w:r>
-      <w:r>
-        <w:rPr>
-          <w:b/>
-          <w:i w:val="0"/>
-        </w:rPr>
-        <w:t>one</w:t>
-      </w:r>
-      <w:r>
-        <w:rPr>
-          <w:b w:val="0"/>
-          <w:i w:val="0"/>
-        </w:rPr>
-        <w:t xml:space="preserve"> reason a processor also provides </w:t>
-      </w:r>
-      <w:r>
-        <w:rPr>
-          <w:b/>
-          <w:i w:val="0"/>
-        </w:rPr>
-        <w:t>indexed</w:t>
-      </w:r>
-      <w:r>
-        <w:rPr>
-          <w:b w:val="0"/>
-          <w:i w:val="0"/>
-        </w:rPr>
-        <w:t xml:space="preserve"> addressing. </w:t>
-      </w:r>
-      <w:r>
-        <w:rPr>
-          <w:b/>
-          <w:i w:val="0"/>
-        </w:rPr>
-        <w:t>[4]</w:t>
-      </w:r>
-      <w:r>
-        <w:rPr>
-          <w:b w:val="0"/>
-          <w:i w:val="0"/>
-        </w:rPr>
-        <w:t xml:space="preserve"> </w:t>
-      </w:r>
-      <w:r>
-        <w:rPr>
-          <w:b w:val="0"/>
-          <w:i/>
-        </w:rPr>
-        <w:t>(AO1)</w:t>
-      </w:r>
-    </w:p>
-    <w:p>
-      <w:pPr>
-        <w:spacing w:before="260"/>
-        <w:pBdr>
-          <w:bottom w:val="single" w:sz="4" w:space="1" w:color="AAB4C0"/>
-        </w:pBdr>
-      </w:pPr>
-    </w:p>
-    <w:p>
-      <w:pPr>
-        <w:spacing w:before="260"/>
-        <w:pBdr>
-          <w:bottom w:val="single" w:sz="4" w:space="1" w:color="AAB4C0"/>
-        </w:pBdr>
-      </w:pPr>
-    </w:p>
-    <w:p>
-      <w:pPr>
-        <w:spacing w:before="260"/>
-        <w:pBdr>
-          <w:bottom w:val="single" w:sz="4" w:space="1" w:color="AAB4C0"/>
-        </w:pBdr>
-      </w:pPr>
-    </w:p>
-    <w:p>
-      <w:pPr>
-        <w:spacing w:before="260"/>
-        <w:pBdr>
-          <w:bottom w:val="single" w:sz="4" w:space="1" w:color="AAB4C0"/>
-        </w:pBdr>
-      </w:pPr>
-    </w:p>
-    <w:p>
-      <w:pPr>
-        <w:spacing w:before="260"/>
-        <w:pBdr>
-          <w:bottom w:val="single" w:sz="4" w:space="1" w:color="AAB4C0"/>
-        </w:pBdr>
-      </w:pPr>
-    </w:p>
-    <w:p>
-      <w:pPr>
-        <w:spacing w:before="260"/>
-        <w:pBdr>
-          <w:bottom w:val="single" w:sz="4" w:space="1" w:color="AAB4C0"/>
-        </w:pBdr>
-      </w:pPr>
-    </w:p>
+    <w:tbl>
+      <w:tblPr>
+        <w:tblStyle w:val="TableGrid"/>
+        <w:tblW w:type="auto" w:w="0"/>
+        <w:tblLook w:firstColumn="1" w:firstRow="1" w:lastColumn="0" w:lastRow="0" w:noHBand="0" w:noVBand="1" w:val="04A0"/>
+      </w:tblPr>
+      <w:tblGrid>
+        <w:gridCol w:w="8640"/>
+      </w:tblGrid>
+      <w:tr>
+        <w:trPr>
+          <w:trHeight w:val="2040" w:hRule="atLeast"/>
+        </w:trPr>
+        <w:tc>
+          <w:tcPr>
+            <w:tcW w:type="dxa" w:w="8640"/>
+          </w:tcPr>
+          <w:p>
+            <w:pPr>
+              <w:spacing w:before="40"/>
+            </w:pPr>
+          </w:p>
+        </w:tc>
+      </w:tr>
+    </w:tbl>
+    <w:p/>
     <w:p>
       <w:r>
         <w:rPr>
@@ -2458,262 +2296,228 @@
         <w:t>(AO1)</w:t>
       </w:r>
     </w:p>
+    <w:tbl>
+      <w:tblPr>
+        <w:tblStyle w:val="TableGrid"/>
+        <w:tblW w:type="auto" w:w="0"/>
+        <w:tblLook w:firstColumn="1" w:firstRow="1" w:lastColumn="0" w:lastRow="0" w:noHBand="0" w:noVBand="1" w:val="04A0"/>
+      </w:tblPr>
+      <w:tblGrid>
+        <w:gridCol w:w="8640"/>
+      </w:tblGrid>
+      <w:tr>
+        <w:trPr>
+          <w:trHeight w:val="1360" w:hRule="atLeast"/>
+        </w:trPr>
+        <w:tc>
+          <w:tcPr>
+            <w:tcW w:type="dxa" w:w="8640"/>
+          </w:tcPr>
+          <w:p>
+            <w:pPr>
+              <w:spacing w:before="40"/>
+            </w:pPr>
+          </w:p>
+        </w:tc>
+      </w:tr>
+    </w:tbl>
+    <w:p/>
     <w:p>
-      <w:pPr>
-        <w:spacing w:before="260"/>
-        <w:pBdr>
-          <w:bottom w:val="single" w:sz="4" w:space="1" w:color="AAB4C0"/>
-        </w:pBdr>
-      </w:pPr>
+      <w:r>
+        <w:rPr>
+          <w:b/>
+          <w:i w:val="0"/>
+        </w:rPr>
+        <w:t>8(b)</w:t>
+      </w:r>
+      <w:r>
+        <w:rPr>
+          <w:b w:val="0"/>
+          <w:i w:val="0"/>
+        </w:rPr>
+        <w:t xml:space="preserve"> Describe how </w:t>
+      </w:r>
+      <w:r>
+        <w:rPr>
+          <w:b/>
+          <w:i w:val="0"/>
+        </w:rPr>
+        <w:t>run-length encoding (RLE)</w:t>
+      </w:r>
+      <w:r>
+        <w:rPr>
+          <w:b w:val="0"/>
+          <w:i w:val="0"/>
+        </w:rPr>
+        <w:t xml:space="preserve"> compresses data and state </w:t>
+      </w:r>
+      <w:r>
+        <w:rPr>
+          <w:b/>
+          <w:i w:val="0"/>
+        </w:rPr>
+        <w:t>one</w:t>
+      </w:r>
+      <w:r>
+        <w:rPr>
+          <w:b w:val="0"/>
+          <w:i w:val="0"/>
+        </w:rPr>
+        <w:t xml:space="preserve"> type of data for which it is ineffective. </w:t>
+      </w:r>
+      <w:r>
+        <w:rPr>
+          <w:b/>
+          <w:i w:val="0"/>
+        </w:rPr>
+        <w:t>[3]</w:t>
+      </w:r>
+      <w:r>
+        <w:rPr>
+          <w:b w:val="0"/>
+          <w:i w:val="0"/>
+        </w:rPr>
+        <w:t xml:space="preserve"> </w:t>
+      </w:r>
+      <w:r>
+        <w:rPr>
+          <w:b w:val="0"/>
+          <w:i/>
+        </w:rPr>
+        <w:t>(AO2)</w:t>
+      </w:r>
     </w:p>
+    <w:tbl>
+      <w:tblPr>
+        <w:tblStyle w:val="TableGrid"/>
+        <w:tblW w:type="auto" w:w="0"/>
+        <w:tblLook w:firstColumn="1" w:firstRow="1" w:lastColumn="0" w:lastRow="0" w:noHBand="0" w:noVBand="1" w:val="04A0"/>
+      </w:tblPr>
+      <w:tblGrid>
+        <w:gridCol w:w="8640"/>
+      </w:tblGrid>
+      <w:tr>
+        <w:trPr>
+          <w:trHeight w:val="1360" w:hRule="atLeast"/>
+        </w:trPr>
+        <w:tc>
+          <w:tcPr>
+            <w:tcW w:type="dxa" w:w="8640"/>
+          </w:tcPr>
+          <w:p>
+            <w:pPr>
+              <w:spacing w:before="40"/>
+            </w:pPr>
+          </w:p>
+        </w:tc>
+      </w:tr>
+    </w:tbl>
+    <w:p/>
     <w:p>
-      <w:pPr>
-        <w:spacing w:before="260"/>
-        <w:pBdr>
-          <w:bottom w:val="single" w:sz="4" w:space="1" w:color="AAB4C0"/>
-        </w:pBdr>
-      </w:pPr>
+      <w:r>
+        <w:rPr>
+          <w:b/>
+          <w:i w:val="0"/>
+        </w:rPr>
+        <w:t>8(c)</w:t>
+      </w:r>
+      <w:r>
+        <w:rPr>
+          <w:b w:val="0"/>
+          <w:i w:val="0"/>
+        </w:rPr>
+        <w:t xml:space="preserve"> Explain how </w:t>
+      </w:r>
+      <w:r>
+        <w:rPr>
+          <w:b/>
+          <w:i w:val="0"/>
+        </w:rPr>
+        <w:t>symmetric</w:t>
+      </w:r>
+      <w:r>
+        <w:rPr>
+          <w:b w:val="0"/>
+          <w:i w:val="0"/>
+        </w:rPr>
+        <w:t xml:space="preserve"> encryption differs from </w:t>
+      </w:r>
+      <w:r>
+        <w:rPr>
+          <w:b/>
+          <w:i w:val="0"/>
+        </w:rPr>
+        <w:t>asymmetric</w:t>
+      </w:r>
+      <w:r>
+        <w:rPr>
+          <w:b w:val="0"/>
+          <w:i w:val="0"/>
+        </w:rPr>
+        <w:t xml:space="preserve"> encryption, and describe how asymmetric encryption can be used to create a </w:t>
+      </w:r>
+      <w:r>
+        <w:rPr>
+          <w:b/>
+          <w:i w:val="0"/>
+        </w:rPr>
+        <w:t>digital signature</w:t>
+      </w:r>
+      <w:r>
+        <w:rPr>
+          <w:b w:val="0"/>
+          <w:i w:val="0"/>
+        </w:rPr>
+        <w:t xml:space="preserve">. </w:t>
+      </w:r>
+      <w:r>
+        <w:rPr>
+          <w:b/>
+          <w:i w:val="0"/>
+        </w:rPr>
+        <w:t>[4]</w:t>
+      </w:r>
+      <w:r>
+        <w:rPr>
+          <w:b w:val="0"/>
+          <w:i w:val="0"/>
+        </w:rPr>
+        <w:t xml:space="preserve"> </w:t>
+      </w:r>
+      <w:r>
+        <w:rPr>
+          <w:b w:val="0"/>
+          <w:i/>
+        </w:rPr>
+        <w:t>(AO2)</w:t>
+      </w:r>
     </w:p>
-    <w:p>
-      <w:pPr>
-        <w:spacing w:before="260"/>
-        <w:pBdr>
-          <w:bottom w:val="single" w:sz="4" w:space="1" w:color="AAB4C0"/>
-        </w:pBdr>
-      </w:pPr>
-    </w:p>
-    <w:p>
-      <w:pPr>
-        <w:spacing w:before="260"/>
-        <w:pBdr>
-          <w:bottom w:val="single" w:sz="4" w:space="1" w:color="AAB4C0"/>
-        </w:pBdr>
-      </w:pPr>
-    </w:p>
-    <w:p>
-      <w:r>
-        <w:rPr>
-          <w:b/>
-          <w:i w:val="0"/>
-        </w:rPr>
-        <w:t>8(b)</w:t>
-      </w:r>
-      <w:r>
-        <w:rPr>
-          <w:b w:val="0"/>
-          <w:i w:val="0"/>
-        </w:rPr>
-        <w:t xml:space="preserve"> Describe how </w:t>
-      </w:r>
-      <w:r>
-        <w:rPr>
-          <w:b/>
-          <w:i w:val="0"/>
-        </w:rPr>
-        <w:t>run-length encoding (RLE)</w:t>
-      </w:r>
-      <w:r>
-        <w:rPr>
-          <w:b w:val="0"/>
-          <w:i w:val="0"/>
-        </w:rPr>
-        <w:t xml:space="preserve"> compresses data and state </w:t>
-      </w:r>
-      <w:r>
-        <w:rPr>
-          <w:b/>
-          <w:i w:val="0"/>
-        </w:rPr>
-        <w:t>one</w:t>
-      </w:r>
-      <w:r>
-        <w:rPr>
-          <w:b w:val="0"/>
-          <w:i w:val="0"/>
-        </w:rPr>
-        <w:t xml:space="preserve"> type of data for which it is ineffective. </w:t>
-      </w:r>
-      <w:r>
-        <w:rPr>
-          <w:b/>
-          <w:i w:val="0"/>
-        </w:rPr>
-        <w:t>[3]</w:t>
-      </w:r>
-      <w:r>
-        <w:rPr>
-          <w:b w:val="0"/>
-          <w:i w:val="0"/>
-        </w:rPr>
-        <w:t xml:space="preserve"> </w:t>
-      </w:r>
-      <w:r>
-        <w:rPr>
-          <w:b w:val="0"/>
-          <w:i/>
-        </w:rPr>
-        <w:t>(AO2)</w:t>
-      </w:r>
-    </w:p>
-    <w:p>
-      <w:pPr>
-        <w:spacing w:before="260"/>
-        <w:pBdr>
-          <w:bottom w:val="single" w:sz="4" w:space="1" w:color="AAB4C0"/>
-        </w:pBdr>
-      </w:pPr>
-    </w:p>
-    <w:p>
-      <w:pPr>
-        <w:spacing w:before="260"/>
-        <w:pBdr>
-          <w:bottom w:val="single" w:sz="4" w:space="1" w:color="AAB4C0"/>
-        </w:pBdr>
-      </w:pPr>
-    </w:p>
-    <w:p>
-      <w:pPr>
-        <w:spacing w:before="260"/>
-        <w:pBdr>
-          <w:bottom w:val="single" w:sz="4" w:space="1" w:color="AAB4C0"/>
-        </w:pBdr>
-      </w:pPr>
-    </w:p>
-    <w:p>
-      <w:pPr>
-        <w:spacing w:before="260"/>
-        <w:pBdr>
-          <w:bottom w:val="single" w:sz="4" w:space="1" w:color="AAB4C0"/>
-        </w:pBdr>
-      </w:pPr>
-    </w:p>
-    <w:p>
-      <w:r>
-        <w:rPr>
-          <w:b/>
-          <w:i w:val="0"/>
-        </w:rPr>
-        <w:t>8(c)</w:t>
-      </w:r>
-      <w:r>
-        <w:rPr>
-          <w:b w:val="0"/>
-          <w:i w:val="0"/>
-        </w:rPr>
-        <w:t xml:space="preserve"> Explain how </w:t>
-      </w:r>
-      <w:r>
-        <w:rPr>
-          <w:b/>
-          <w:i w:val="0"/>
-        </w:rPr>
-        <w:t>symmetric</w:t>
-      </w:r>
-      <w:r>
-        <w:rPr>
-          <w:b w:val="0"/>
-          <w:i w:val="0"/>
-        </w:rPr>
-        <w:t xml:space="preserve"> encryption differs from </w:t>
-      </w:r>
-      <w:r>
-        <w:rPr>
-          <w:b/>
-          <w:i w:val="0"/>
-        </w:rPr>
-        <w:t>asymmetric</w:t>
-      </w:r>
-      <w:r>
-        <w:rPr>
-          <w:b w:val="0"/>
-          <w:i w:val="0"/>
-        </w:rPr>
-        <w:t xml:space="preserve"> encryption, and describe how asymmetric encryption can be used to create a </w:t>
-      </w:r>
-      <w:r>
-        <w:rPr>
-          <w:b/>
-          <w:i w:val="0"/>
-        </w:rPr>
-        <w:t>digital signature</w:t>
-      </w:r>
-      <w:r>
-        <w:rPr>
-          <w:b w:val="0"/>
-          <w:i w:val="0"/>
-        </w:rPr>
-        <w:t xml:space="preserve">. </w:t>
-      </w:r>
-      <w:r>
-        <w:rPr>
-          <w:b/>
-          <w:i w:val="0"/>
-        </w:rPr>
-        <w:t>[4]</w:t>
-      </w:r>
-      <w:r>
-        <w:rPr>
-          <w:b w:val="0"/>
-          <w:i w:val="0"/>
-        </w:rPr>
-        <w:t xml:space="preserve"> </w:t>
-      </w:r>
-      <w:r>
-        <w:rPr>
-          <w:b w:val="0"/>
-          <w:i/>
-        </w:rPr>
-        <w:t>(AO2)</w:t>
-      </w:r>
-    </w:p>
-    <w:p>
-      <w:pPr>
-        <w:spacing w:before="260"/>
-        <w:pBdr>
-          <w:bottom w:val="single" w:sz="4" w:space="1" w:color="AAB4C0"/>
-        </w:pBdr>
-      </w:pPr>
-    </w:p>
-    <w:p>
-      <w:pPr>
-        <w:spacing w:before="260"/>
-        <w:pBdr>
-          <w:bottom w:val="single" w:sz="4" w:space="1" w:color="AAB4C0"/>
-        </w:pBdr>
-      </w:pPr>
-    </w:p>
-    <w:p>
-      <w:pPr>
-        <w:spacing w:before="260"/>
-        <w:pBdr>
-          <w:bottom w:val="single" w:sz="4" w:space="1" w:color="AAB4C0"/>
-        </w:pBdr>
-      </w:pPr>
-    </w:p>
-    <w:p>
-      <w:pPr>
-        <w:spacing w:before="260"/>
-        <w:pBdr>
-          <w:bottom w:val="single" w:sz="4" w:space="1" w:color="AAB4C0"/>
-        </w:pBdr>
-      </w:pPr>
-    </w:p>
-    <w:p>
-      <w:pPr>
-        <w:spacing w:before="260"/>
-        <w:pBdr>
-          <w:bottom w:val="single" w:sz="4" w:space="1" w:color="AAB4C0"/>
-        </w:pBdr>
-      </w:pPr>
-    </w:p>
-    <w:p>
-      <w:pPr>
-        <w:spacing w:before="260"/>
-        <w:pBdr>
-          <w:bottom w:val="single" w:sz="4" w:space="1" w:color="AAB4C0"/>
-        </w:pBdr>
-      </w:pPr>
-    </w:p>
+    <w:tbl>
+      <w:tblPr>
+        <w:tblStyle w:val="TableGrid"/>
+        <w:tblW w:type="auto" w:w="0"/>
+        <w:tblLook w:firstColumn="1" w:firstRow="1" w:lastColumn="0" w:lastRow="0" w:noHBand="0" w:noVBand="1" w:val="04A0"/>
+      </w:tblPr>
+      <w:tblGrid>
+        <w:gridCol w:w="8640"/>
+      </w:tblGrid>
+      <w:tr>
+        <w:trPr>
+          <w:trHeight w:val="2040" w:hRule="atLeast"/>
+        </w:trPr>
+        <w:tc>
+          <w:tcPr>
+            <w:tcW w:type="dxa" w:w="8640"/>
+          </w:tcPr>
+          <w:p>
+            <w:pPr>
+              <w:spacing w:before="40"/>
+            </w:pPr>
+          </w:p>
+        </w:tc>
+      </w:tr>
+    </w:tbl>
+    <w:p/>
     <w:p>
       <w:r>
         <w:rPr>
@@ -2869,318 +2673,284 @@
         <w:t>(AO1)</w:t>
       </w:r>
     </w:p>
+    <w:tbl>
+      <w:tblPr>
+        <w:tblStyle w:val="TableGrid"/>
+        <w:tblW w:type="auto" w:w="0"/>
+        <w:tblLook w:firstColumn="1" w:firstRow="1" w:lastColumn="0" w:lastRow="0" w:noHBand="0" w:noVBand="1" w:val="04A0"/>
+      </w:tblPr>
+      <w:tblGrid>
+        <w:gridCol w:w="8640"/>
+      </w:tblGrid>
+      <w:tr>
+        <w:trPr>
+          <w:trHeight w:val="1020" w:hRule="atLeast"/>
+        </w:trPr>
+        <w:tc>
+          <w:tcPr>
+            <w:tcW w:type="dxa" w:w="8640"/>
+          </w:tcPr>
+          <w:p>
+            <w:pPr>
+              <w:spacing w:before="40"/>
+            </w:pPr>
+          </w:p>
+        </w:tc>
+      </w:tr>
+    </w:tbl>
+    <w:p/>
     <w:p>
-      <w:pPr>
-        <w:spacing w:before="260"/>
-        <w:pBdr>
-          <w:bottom w:val="single" w:sz="4" w:space="1" w:color="AAB4C0"/>
-        </w:pBdr>
-      </w:pPr>
+      <w:r>
+        <w:rPr>
+          <w:b/>
+          <w:i w:val="0"/>
+        </w:rPr>
+        <w:t>9(b)</w:t>
+      </w:r>
+      <w:r>
+        <w:rPr>
+          <w:b w:val="0"/>
+          <w:i w:val="0"/>
+        </w:rPr>
+        <w:t xml:space="preserve"> Write an SQL statement to list the </w:t>
+      </w:r>
+      <w:r>
+        <w:rPr>
+          <w:rFonts w:ascii="Consolas" w:hAnsi="Consolas"/>
+          <w:b w:val="0"/>
+          <w:i w:val="0"/>
+          <w:sz w:val="19"/>
+        </w:rPr>
+        <w:t>Surname</w:t>
+      </w:r>
+      <w:r>
+        <w:rPr>
+          <w:b w:val="0"/>
+          <w:i w:val="0"/>
+        </w:rPr>
+        <w:t xml:space="preserve"> and </w:t>
+      </w:r>
+      <w:r>
+        <w:rPr>
+          <w:rFonts w:ascii="Consolas" w:hAnsi="Consolas"/>
+          <w:b w:val="0"/>
+          <w:i w:val="0"/>
+          <w:sz w:val="19"/>
+        </w:rPr>
+        <w:t>City</w:t>
+      </w:r>
+      <w:r>
+        <w:rPr>
+          <w:b w:val="0"/>
+          <w:i w:val="0"/>
+        </w:rPr>
+        <w:t xml:space="preserve"> of every customer who lives in </w:t>
+      </w:r>
+      <w:r>
+        <w:rPr>
+          <w:rFonts w:ascii="Consolas" w:hAnsi="Consolas"/>
+          <w:b w:val="0"/>
+          <w:i w:val="0"/>
+          <w:sz w:val="19"/>
+        </w:rPr>
+        <w:t>'Leeds'</w:t>
+      </w:r>
+      <w:r>
+        <w:rPr>
+          <w:b w:val="0"/>
+          <w:i w:val="0"/>
+        </w:rPr>
+        <w:t xml:space="preserve">, sorted alphabetically by </w:t>
+      </w:r>
+      <w:r>
+        <w:rPr>
+          <w:rFonts w:ascii="Consolas" w:hAnsi="Consolas"/>
+          <w:b w:val="0"/>
+          <w:i w:val="0"/>
+          <w:sz w:val="19"/>
+        </w:rPr>
+        <w:t>Surname</w:t>
+      </w:r>
+      <w:r>
+        <w:rPr>
+          <w:b w:val="0"/>
+          <w:i w:val="0"/>
+        </w:rPr>
+        <w:t xml:space="preserve">. </w:t>
+      </w:r>
+      <w:r>
+        <w:rPr>
+          <w:b/>
+          <w:i w:val="0"/>
+        </w:rPr>
+        <w:t>[3]</w:t>
+      </w:r>
+      <w:r>
+        <w:rPr>
+          <w:b w:val="0"/>
+          <w:i w:val="0"/>
+        </w:rPr>
+        <w:t xml:space="preserve"> </w:t>
+      </w:r>
+      <w:r>
+        <w:rPr>
+          <w:b w:val="0"/>
+          <w:i/>
+        </w:rPr>
+        <w:t>(AO3)</w:t>
+      </w:r>
     </w:p>
+    <w:tbl>
+      <w:tblPr>
+        <w:tblStyle w:val="TableGrid"/>
+        <w:tblW w:type="auto" w:w="0"/>
+        <w:tblLook w:firstColumn="1" w:firstRow="1" w:lastColumn="0" w:lastRow="0" w:noHBand="0" w:noVBand="1" w:val="04A0"/>
+      </w:tblPr>
+      <w:tblGrid>
+        <w:gridCol w:w="8640"/>
+      </w:tblGrid>
+      <w:tr>
+        <w:trPr>
+          <w:trHeight w:val="1360" w:hRule="atLeast"/>
+        </w:trPr>
+        <w:tc>
+          <w:tcPr>
+            <w:tcW w:type="dxa" w:w="8640"/>
+          </w:tcPr>
+          <w:p>
+            <w:pPr>
+              <w:spacing w:before="40"/>
+            </w:pPr>
+          </w:p>
+        </w:tc>
+      </w:tr>
+    </w:tbl>
+    <w:p/>
     <w:p>
-      <w:pPr>
-        <w:spacing w:before="260"/>
-        <w:pBdr>
-          <w:bottom w:val="single" w:sz="4" w:space="1" w:color="AAB4C0"/>
-        </w:pBdr>
-      </w:pPr>
+      <w:r>
+        <w:rPr>
+          <w:b/>
+          <w:i w:val="0"/>
+        </w:rPr>
+        <w:t>9(c)</w:t>
+      </w:r>
+      <w:r>
+        <w:rPr>
+          <w:b w:val="0"/>
+          <w:i w:val="0"/>
+        </w:rPr>
+        <w:t xml:space="preserve"> Write an SQL statement that lists the </w:t>
+      </w:r>
+      <w:r>
+        <w:rPr>
+          <w:rFonts w:ascii="Consolas" w:hAnsi="Consolas"/>
+          <w:b w:val="0"/>
+          <w:i w:val="0"/>
+          <w:sz w:val="19"/>
+        </w:rPr>
+        <w:t>Surname</w:t>
+      </w:r>
+      <w:r>
+        <w:rPr>
+          <w:b w:val="0"/>
+          <w:i w:val="0"/>
+        </w:rPr>
+        <w:t xml:space="preserve"> of each customer together with the </w:t>
+      </w:r>
+      <w:r>
+        <w:rPr>
+          <w:rFonts w:ascii="Consolas" w:hAnsi="Consolas"/>
+          <w:b w:val="0"/>
+          <w:i w:val="0"/>
+          <w:sz w:val="19"/>
+        </w:rPr>
+        <w:t>CarReg</w:t>
+      </w:r>
+      <w:r>
+        <w:rPr>
+          <w:b w:val="0"/>
+          <w:i w:val="0"/>
+        </w:rPr>
+        <w:t xml:space="preserve"> and </w:t>
+      </w:r>
+      <w:r>
+        <w:rPr>
+          <w:rFonts w:ascii="Consolas" w:hAnsi="Consolas"/>
+          <w:b w:val="0"/>
+          <w:i w:val="0"/>
+          <w:sz w:val="19"/>
+        </w:rPr>
+        <w:t>StartDate</w:t>
+      </w:r>
+      <w:r>
+        <w:rPr>
+          <w:b w:val="0"/>
+          <w:i w:val="0"/>
+        </w:rPr>
+        <w:t xml:space="preserve"> of all their bookings of </w:t>
+      </w:r>
+      <w:r>
+        <w:rPr>
+          <w:b/>
+          <w:i w:val="0"/>
+        </w:rPr>
+        <w:t>5 or more</w:t>
+      </w:r>
+      <w:r>
+        <w:rPr>
+          <w:b w:val="0"/>
+          <w:i w:val="0"/>
+        </w:rPr>
+        <w:t xml:space="preserve"> days. </w:t>
+      </w:r>
+      <w:r>
+        <w:rPr>
+          <w:b/>
+          <w:i w:val="0"/>
+        </w:rPr>
+        <w:t>[5]</w:t>
+      </w:r>
+      <w:r>
+        <w:rPr>
+          <w:b w:val="0"/>
+          <w:i w:val="0"/>
+        </w:rPr>
+        <w:t xml:space="preserve"> </w:t>
+      </w:r>
+      <w:r>
+        <w:rPr>
+          <w:b w:val="0"/>
+          <w:i/>
+        </w:rPr>
+        <w:t>(AO3)</w:t>
+      </w:r>
     </w:p>
-    <w:p>
-      <w:pPr>
-        <w:spacing w:before="260"/>
-        <w:pBdr>
-          <w:bottom w:val="single" w:sz="4" w:space="1" w:color="AAB4C0"/>
-        </w:pBdr>
-      </w:pPr>
-    </w:p>
-    <w:p>
-      <w:r>
-        <w:rPr>
-          <w:b/>
-          <w:i w:val="0"/>
-        </w:rPr>
-        <w:t>9(b)</w:t>
-      </w:r>
-      <w:r>
-        <w:rPr>
-          <w:b w:val="0"/>
-          <w:i w:val="0"/>
-        </w:rPr>
-        <w:t xml:space="preserve"> Write an SQL statement to list the </w:t>
-      </w:r>
-      <w:r>
-        <w:rPr>
-          <w:rFonts w:ascii="Consolas" w:hAnsi="Consolas"/>
-          <w:b w:val="0"/>
-          <w:i w:val="0"/>
-          <w:sz w:val="19"/>
-        </w:rPr>
-        <w:t>Surname</w:t>
-      </w:r>
-      <w:r>
-        <w:rPr>
-          <w:b w:val="0"/>
-          <w:i w:val="0"/>
-        </w:rPr>
-        <w:t xml:space="preserve"> and </w:t>
-      </w:r>
-      <w:r>
-        <w:rPr>
-          <w:rFonts w:ascii="Consolas" w:hAnsi="Consolas"/>
-          <w:b w:val="0"/>
-          <w:i w:val="0"/>
-          <w:sz w:val="19"/>
-        </w:rPr>
-        <w:t>City</w:t>
-      </w:r>
-      <w:r>
-        <w:rPr>
-          <w:b w:val="0"/>
-          <w:i w:val="0"/>
-        </w:rPr>
-        <w:t xml:space="preserve"> of every customer who lives in </w:t>
-      </w:r>
-      <w:r>
-        <w:rPr>
-          <w:rFonts w:ascii="Consolas" w:hAnsi="Consolas"/>
-          <w:b w:val="0"/>
-          <w:i w:val="0"/>
-          <w:sz w:val="19"/>
-        </w:rPr>
-        <w:t>'Leeds'</w:t>
-      </w:r>
-      <w:r>
-        <w:rPr>
-          <w:b w:val="0"/>
-          <w:i w:val="0"/>
-        </w:rPr>
-        <w:t xml:space="preserve">, sorted alphabetically by </w:t>
-      </w:r>
-      <w:r>
-        <w:rPr>
-          <w:rFonts w:ascii="Consolas" w:hAnsi="Consolas"/>
-          <w:b w:val="0"/>
-          <w:i w:val="0"/>
-          <w:sz w:val="19"/>
-        </w:rPr>
-        <w:t>Surname</w:t>
-      </w:r>
-      <w:r>
-        <w:rPr>
-          <w:b w:val="0"/>
-          <w:i w:val="0"/>
-        </w:rPr>
-        <w:t xml:space="preserve">. </w:t>
-      </w:r>
-      <w:r>
-        <w:rPr>
-          <w:b/>
-          <w:i w:val="0"/>
-        </w:rPr>
-        <w:t>[3]</w:t>
-      </w:r>
-      <w:r>
-        <w:rPr>
-          <w:b w:val="0"/>
-          <w:i w:val="0"/>
-        </w:rPr>
-        <w:t xml:space="preserve"> </w:t>
-      </w:r>
-      <w:r>
-        <w:rPr>
-          <w:b w:val="0"/>
-          <w:i/>
-        </w:rPr>
-        <w:t>(AO3)</w:t>
-      </w:r>
-    </w:p>
-    <w:p>
-      <w:pPr>
-        <w:spacing w:before="260"/>
-        <w:pBdr>
-          <w:bottom w:val="single" w:sz="4" w:space="1" w:color="AAB4C0"/>
-        </w:pBdr>
-      </w:pPr>
-    </w:p>
-    <w:p>
-      <w:pPr>
-        <w:spacing w:before="260"/>
-        <w:pBdr>
-          <w:bottom w:val="single" w:sz="4" w:space="1" w:color="AAB4C0"/>
-        </w:pBdr>
-      </w:pPr>
-    </w:p>
-    <w:p>
-      <w:pPr>
-        <w:spacing w:before="260"/>
-        <w:pBdr>
-          <w:bottom w:val="single" w:sz="4" w:space="1" w:color="AAB4C0"/>
-        </w:pBdr>
-      </w:pPr>
-    </w:p>
-    <w:p>
-      <w:pPr>
-        <w:spacing w:before="260"/>
-        <w:pBdr>
-          <w:bottom w:val="single" w:sz="4" w:space="1" w:color="AAB4C0"/>
-        </w:pBdr>
-      </w:pPr>
-    </w:p>
-    <w:p>
-      <w:r>
-        <w:rPr>
-          <w:b/>
-          <w:i w:val="0"/>
-        </w:rPr>
-        <w:t>9(c)</w:t>
-      </w:r>
-      <w:r>
-        <w:rPr>
-          <w:b w:val="0"/>
-          <w:i w:val="0"/>
-        </w:rPr>
-        <w:t xml:space="preserve"> Write an SQL statement that lists the </w:t>
-      </w:r>
-      <w:r>
-        <w:rPr>
-          <w:rFonts w:ascii="Consolas" w:hAnsi="Consolas"/>
-          <w:b w:val="0"/>
-          <w:i w:val="0"/>
-          <w:sz w:val="19"/>
-        </w:rPr>
-        <w:t>Surname</w:t>
-      </w:r>
-      <w:r>
-        <w:rPr>
-          <w:b w:val="0"/>
-          <w:i w:val="0"/>
-        </w:rPr>
-        <w:t xml:space="preserve"> of each customer together with the </w:t>
-      </w:r>
-      <w:r>
-        <w:rPr>
-          <w:rFonts w:ascii="Consolas" w:hAnsi="Consolas"/>
-          <w:b w:val="0"/>
-          <w:i w:val="0"/>
-          <w:sz w:val="19"/>
-        </w:rPr>
-        <w:t>CarReg</w:t>
-      </w:r>
-      <w:r>
-        <w:rPr>
-          <w:b w:val="0"/>
-          <w:i w:val="0"/>
-        </w:rPr>
-        <w:t xml:space="preserve"> and </w:t>
-      </w:r>
-      <w:r>
-        <w:rPr>
-          <w:rFonts w:ascii="Consolas" w:hAnsi="Consolas"/>
-          <w:b w:val="0"/>
-          <w:i w:val="0"/>
-          <w:sz w:val="19"/>
-        </w:rPr>
-        <w:t>StartDate</w:t>
-      </w:r>
-      <w:r>
-        <w:rPr>
-          <w:b w:val="0"/>
-          <w:i w:val="0"/>
-        </w:rPr>
-        <w:t xml:space="preserve"> of all their bookings of </w:t>
-      </w:r>
-      <w:r>
-        <w:rPr>
-          <w:b/>
-          <w:i w:val="0"/>
-        </w:rPr>
-        <w:t>5 or more</w:t>
-      </w:r>
-      <w:r>
-        <w:rPr>
-          <w:b w:val="0"/>
-          <w:i w:val="0"/>
-        </w:rPr>
-        <w:t xml:space="preserve"> days. </w:t>
-      </w:r>
-      <w:r>
-        <w:rPr>
-          <w:b/>
-          <w:i w:val="0"/>
-        </w:rPr>
-        <w:t>[5]</w:t>
-      </w:r>
-      <w:r>
-        <w:rPr>
-          <w:b w:val="0"/>
-          <w:i w:val="0"/>
-        </w:rPr>
-        <w:t xml:space="preserve"> </w:t>
-      </w:r>
-      <w:r>
-        <w:rPr>
-          <w:b w:val="0"/>
-          <w:i/>
-        </w:rPr>
-        <w:t>(AO3)</w:t>
-      </w:r>
-    </w:p>
-    <w:p>
-      <w:pPr>
-        <w:spacing w:before="260"/>
-        <w:pBdr>
-          <w:bottom w:val="single" w:sz="4" w:space="1" w:color="AAB4C0"/>
-        </w:pBdr>
-      </w:pPr>
-    </w:p>
-    <w:p>
-      <w:pPr>
-        <w:spacing w:before="260"/>
-        <w:pBdr>
-          <w:bottom w:val="single" w:sz="4" w:space="1" w:color="AAB4C0"/>
-        </w:pBdr>
-      </w:pPr>
-    </w:p>
-    <w:p>
-      <w:pPr>
-        <w:spacing w:before="260"/>
-        <w:pBdr>
-          <w:bottom w:val="single" w:sz="4" w:space="1" w:color="AAB4C0"/>
-        </w:pBdr>
-      </w:pPr>
-    </w:p>
-    <w:p>
-      <w:pPr>
-        <w:spacing w:before="260"/>
-        <w:pBdr>
-          <w:bottom w:val="single" w:sz="4" w:space="1" w:color="AAB4C0"/>
-        </w:pBdr>
-      </w:pPr>
-    </w:p>
-    <w:p>
-      <w:pPr>
-        <w:spacing w:before="260"/>
-        <w:pBdr>
-          <w:bottom w:val="single" w:sz="4" w:space="1" w:color="AAB4C0"/>
-        </w:pBdr>
-      </w:pPr>
-    </w:p>
-    <w:p>
-      <w:pPr>
-        <w:spacing w:before="260"/>
-        <w:pBdr>
-          <w:bottom w:val="single" w:sz="4" w:space="1" w:color="AAB4C0"/>
-        </w:pBdr>
-      </w:pPr>
-    </w:p>
-    <w:p>
-      <w:pPr>
-        <w:spacing w:before="260"/>
-        <w:pBdr>
-          <w:bottom w:val="single" w:sz="4" w:space="1" w:color="AAB4C0"/>
-        </w:pBdr>
-      </w:pPr>
-    </w:p>
+    <w:tbl>
+      <w:tblPr>
+        <w:tblStyle w:val="TableGrid"/>
+        <w:tblW w:type="auto" w:w="0"/>
+        <w:tblLook w:firstColumn="1" w:firstRow="1" w:lastColumn="0" w:lastRow="0" w:noHBand="0" w:noVBand="1" w:val="04A0"/>
+      </w:tblPr>
+      <w:tblGrid>
+        <w:gridCol w:w="8640"/>
+      </w:tblGrid>
+      <w:tr>
+        <w:trPr>
+          <w:trHeight w:val="2380" w:hRule="atLeast"/>
+        </w:trPr>
+        <w:tc>
+          <w:tcPr>
+            <w:tcW w:type="dxa" w:w="8640"/>
+          </w:tcPr>
+          <w:p>
+            <w:pPr>
+              <w:spacing w:before="40"/>
+            </w:pPr>
+          </w:p>
+        </w:tc>
+      </w:tr>
+    </w:tbl>
+    <w:p/>
     <w:p>
       <w:r>
         <w:rPr>
@@ -3267,234 +3037,200 @@
         <w:t>(AO1)</w:t>
       </w:r>
     </w:p>
+    <w:tbl>
+      <w:tblPr>
+        <w:tblStyle w:val="TableGrid"/>
+        <w:tblW w:type="auto" w:w="0"/>
+        <w:tblLook w:firstColumn="1" w:firstRow="1" w:lastColumn="0" w:lastRow="0" w:noHBand="0" w:noVBand="1" w:val="04A0"/>
+      </w:tblPr>
+      <w:tblGrid>
+        <w:gridCol w:w="8640"/>
+      </w:tblGrid>
+      <w:tr>
+        <w:trPr>
+          <w:trHeight w:val="1360" w:hRule="atLeast"/>
+        </w:trPr>
+        <w:tc>
+          <w:tcPr>
+            <w:tcW w:type="dxa" w:w="8640"/>
+          </w:tcPr>
+          <w:p>
+            <w:pPr>
+              <w:spacing w:before="40"/>
+            </w:pPr>
+          </w:p>
+        </w:tc>
+      </w:tr>
+    </w:tbl>
+    <w:p/>
     <w:p>
-      <w:pPr>
-        <w:spacing w:before="260"/>
-        <w:pBdr>
-          <w:bottom w:val="single" w:sz="4" w:space="1" w:color="AAB4C0"/>
-        </w:pBdr>
-      </w:pPr>
+      <w:r>
+        <w:rPr>
+          <w:b/>
+          <w:i w:val="0"/>
+        </w:rPr>
+        <w:t>10(b)</w:t>
+      </w:r>
+      <w:r>
+        <w:rPr>
+          <w:b w:val="0"/>
+          <w:i w:val="0"/>
+        </w:rPr>
+        <w:t xml:space="preserve"> Explain how the </w:t>
+      </w:r>
+      <w:r>
+        <w:rPr>
+          <w:b/>
+          <w:i w:val="0"/>
+        </w:rPr>
+        <w:t>Domain Name System (DNS)</w:t>
+      </w:r>
+      <w:r>
+        <w:rPr>
+          <w:b w:val="0"/>
+          <w:i w:val="0"/>
+        </w:rPr>
+        <w:t xml:space="preserve"> resolves a URL into an IP address, referring to the hierarchy of DNS servers. </w:t>
+      </w:r>
+      <w:r>
+        <w:rPr>
+          <w:b/>
+          <w:i w:val="0"/>
+        </w:rPr>
+        <w:t>[4]</w:t>
+      </w:r>
+      <w:r>
+        <w:rPr>
+          <w:b w:val="0"/>
+          <w:i w:val="0"/>
+        </w:rPr>
+        <w:t xml:space="preserve"> </w:t>
+      </w:r>
+      <w:r>
+        <w:rPr>
+          <w:b w:val="0"/>
+          <w:i/>
+        </w:rPr>
+        <w:t>(AO2)</w:t>
+      </w:r>
     </w:p>
+    <w:tbl>
+      <w:tblPr>
+        <w:tblStyle w:val="TableGrid"/>
+        <w:tblW w:type="auto" w:w="0"/>
+        <w:tblLook w:firstColumn="1" w:firstRow="1" w:lastColumn="0" w:lastRow="0" w:noHBand="0" w:noVBand="1" w:val="04A0"/>
+      </w:tblPr>
+      <w:tblGrid>
+        <w:gridCol w:w="8640"/>
+      </w:tblGrid>
+      <w:tr>
+        <w:trPr>
+          <w:trHeight w:val="2040" w:hRule="atLeast"/>
+        </w:trPr>
+        <w:tc>
+          <w:tcPr>
+            <w:tcW w:type="dxa" w:w="8640"/>
+          </w:tcPr>
+          <w:p>
+            <w:pPr>
+              <w:spacing w:before="40"/>
+            </w:pPr>
+          </w:p>
+        </w:tc>
+      </w:tr>
+    </w:tbl>
+    <w:p/>
     <w:p>
-      <w:pPr>
-        <w:spacing w:before="260"/>
-        <w:pBdr>
-          <w:bottom w:val="single" w:sz="4" w:space="1" w:color="AAB4C0"/>
-        </w:pBdr>
-      </w:pPr>
+      <w:r>
+        <w:rPr>
+          <w:b/>
+          <w:i w:val="0"/>
+        </w:rPr>
+        <w:t>10(c)</w:t>
+      </w:r>
+      <w:r>
+        <w:rPr>
+          <w:b w:val="0"/>
+          <w:i w:val="0"/>
+        </w:rPr>
+        <w:t xml:space="preserve"> Explain the difference between </w:t>
+      </w:r>
+      <w:r>
+        <w:rPr>
+          <w:b/>
+          <w:i w:val="0"/>
+        </w:rPr>
+        <w:t>circuit switching</w:t>
+      </w:r>
+      <w:r>
+        <w:rPr>
+          <w:b w:val="0"/>
+          <w:i w:val="0"/>
+        </w:rPr>
+        <w:t xml:space="preserve"> and </w:t>
+      </w:r>
+      <w:r>
+        <w:rPr>
+          <w:b/>
+          <w:i w:val="0"/>
+        </w:rPr>
+        <w:t>packet switching</w:t>
+      </w:r>
+      <w:r>
+        <w:rPr>
+          <w:b w:val="0"/>
+          <w:i w:val="0"/>
+        </w:rPr>
+        <w:t xml:space="preserve">, and state why packet switching is used on the internet. </w:t>
+      </w:r>
+      <w:r>
+        <w:rPr>
+          <w:b/>
+          <w:i w:val="0"/>
+        </w:rPr>
+        <w:t>[3]</w:t>
+      </w:r>
+      <w:r>
+        <w:rPr>
+          <w:b w:val="0"/>
+          <w:i w:val="0"/>
+        </w:rPr>
+        <w:t xml:space="preserve"> </w:t>
+      </w:r>
+      <w:r>
+        <w:rPr>
+          <w:b w:val="0"/>
+          <w:i/>
+        </w:rPr>
+        <w:t>(AO2)</w:t>
+      </w:r>
     </w:p>
-    <w:p>
-      <w:pPr>
-        <w:spacing w:before="260"/>
-        <w:pBdr>
-          <w:bottom w:val="single" w:sz="4" w:space="1" w:color="AAB4C0"/>
-        </w:pBdr>
-      </w:pPr>
-    </w:p>
-    <w:p>
-      <w:pPr>
-        <w:spacing w:before="260"/>
-        <w:pBdr>
-          <w:bottom w:val="single" w:sz="4" w:space="1" w:color="AAB4C0"/>
-        </w:pBdr>
-      </w:pPr>
-    </w:p>
-    <w:p>
-      <w:r>
-        <w:rPr>
-          <w:b/>
-          <w:i w:val="0"/>
-        </w:rPr>
-        <w:t>10(b)</w:t>
-      </w:r>
-      <w:r>
-        <w:rPr>
-          <w:b w:val="0"/>
-          <w:i w:val="0"/>
-        </w:rPr>
-        <w:t xml:space="preserve"> Explain how the </w:t>
-      </w:r>
-      <w:r>
-        <w:rPr>
-          <w:b/>
-          <w:i w:val="0"/>
-        </w:rPr>
-        <w:t>Domain Name System (DNS)</w:t>
-      </w:r>
-      <w:r>
-        <w:rPr>
-          <w:b w:val="0"/>
-          <w:i w:val="0"/>
-        </w:rPr>
-        <w:t xml:space="preserve"> resolves a URL into an IP address, referring to the hierarchy of DNS servers. </w:t>
-      </w:r>
-      <w:r>
-        <w:rPr>
-          <w:b/>
-          <w:i w:val="0"/>
-        </w:rPr>
-        <w:t>[4]</w:t>
-      </w:r>
-      <w:r>
-        <w:rPr>
-          <w:b w:val="0"/>
-          <w:i w:val="0"/>
-        </w:rPr>
-        <w:t xml:space="preserve"> </w:t>
-      </w:r>
-      <w:r>
-        <w:rPr>
-          <w:b w:val="0"/>
-          <w:i/>
-        </w:rPr>
-        <w:t>(AO2)</w:t>
-      </w:r>
-    </w:p>
-    <w:p>
-      <w:pPr>
-        <w:spacing w:before="260"/>
-        <w:pBdr>
-          <w:bottom w:val="single" w:sz="4" w:space="1" w:color="AAB4C0"/>
-        </w:pBdr>
-      </w:pPr>
-    </w:p>
-    <w:p>
-      <w:pPr>
-        <w:spacing w:before="260"/>
-        <w:pBdr>
-          <w:bottom w:val="single" w:sz="4" w:space="1" w:color="AAB4C0"/>
-        </w:pBdr>
-      </w:pPr>
-    </w:p>
-    <w:p>
-      <w:pPr>
-        <w:spacing w:before="260"/>
-        <w:pBdr>
-          <w:bottom w:val="single" w:sz="4" w:space="1" w:color="AAB4C0"/>
-        </w:pBdr>
-      </w:pPr>
-    </w:p>
-    <w:p>
-      <w:pPr>
-        <w:spacing w:before="260"/>
-        <w:pBdr>
-          <w:bottom w:val="single" w:sz="4" w:space="1" w:color="AAB4C0"/>
-        </w:pBdr>
-      </w:pPr>
-    </w:p>
-    <w:p>
-      <w:pPr>
-        <w:spacing w:before="260"/>
-        <w:pBdr>
-          <w:bottom w:val="single" w:sz="4" w:space="1" w:color="AAB4C0"/>
-        </w:pBdr>
-      </w:pPr>
-    </w:p>
-    <w:p>
-      <w:pPr>
-        <w:spacing w:before="260"/>
-        <w:pBdr>
-          <w:bottom w:val="single" w:sz="4" w:space="1" w:color="AAB4C0"/>
-        </w:pBdr>
-      </w:pPr>
-    </w:p>
-    <w:p>
-      <w:r>
-        <w:rPr>
-          <w:b/>
-          <w:i w:val="0"/>
-        </w:rPr>
-        <w:t>10(c)</w:t>
-      </w:r>
-      <w:r>
-        <w:rPr>
-          <w:b w:val="0"/>
-          <w:i w:val="0"/>
-        </w:rPr>
-        <w:t xml:space="preserve"> Explain the difference between </w:t>
-      </w:r>
-      <w:r>
-        <w:rPr>
-          <w:b/>
-          <w:i w:val="0"/>
-        </w:rPr>
-        <w:t>circuit switching</w:t>
-      </w:r>
-      <w:r>
-        <w:rPr>
-          <w:b w:val="0"/>
-          <w:i w:val="0"/>
-        </w:rPr>
-        <w:t xml:space="preserve"> and </w:t>
-      </w:r>
-      <w:r>
-        <w:rPr>
-          <w:b/>
-          <w:i w:val="0"/>
-        </w:rPr>
-        <w:t>packet switching</w:t>
-      </w:r>
-      <w:r>
-        <w:rPr>
-          <w:b w:val="0"/>
-          <w:i w:val="0"/>
-        </w:rPr>
-        <w:t xml:space="preserve">, and state why packet switching is used on the internet. </w:t>
-      </w:r>
-      <w:r>
-        <w:rPr>
-          <w:b/>
-          <w:i w:val="0"/>
-        </w:rPr>
-        <w:t>[3]</w:t>
-      </w:r>
-      <w:r>
-        <w:rPr>
-          <w:b w:val="0"/>
-          <w:i w:val="0"/>
-        </w:rPr>
-        <w:t xml:space="preserve"> </w:t>
-      </w:r>
-      <w:r>
-        <w:rPr>
-          <w:b w:val="0"/>
-          <w:i/>
-        </w:rPr>
-        <w:t>(AO2)</w:t>
-      </w:r>
-    </w:p>
-    <w:p>
-      <w:pPr>
-        <w:spacing w:before="260"/>
-        <w:pBdr>
-          <w:bottom w:val="single" w:sz="4" w:space="1" w:color="AAB4C0"/>
-        </w:pBdr>
-      </w:pPr>
-    </w:p>
-    <w:p>
-      <w:pPr>
-        <w:spacing w:before="260"/>
-        <w:pBdr>
-          <w:bottom w:val="single" w:sz="4" w:space="1" w:color="AAB4C0"/>
-        </w:pBdr>
-      </w:pPr>
-    </w:p>
-    <w:p>
-      <w:pPr>
-        <w:spacing w:before="260"/>
-        <w:pBdr>
-          <w:bottom w:val="single" w:sz="4" w:space="1" w:color="AAB4C0"/>
-        </w:pBdr>
-      </w:pPr>
-    </w:p>
-    <w:p>
-      <w:pPr>
-        <w:spacing w:before="260"/>
-        <w:pBdr>
-          <w:bottom w:val="single" w:sz="4" w:space="1" w:color="AAB4C0"/>
-        </w:pBdr>
-      </w:pPr>
-    </w:p>
+    <w:tbl>
+      <w:tblPr>
+        <w:tblStyle w:val="TableGrid"/>
+        <w:tblW w:type="auto" w:w="0"/>
+        <w:tblLook w:firstColumn="1" w:firstRow="1" w:lastColumn="0" w:lastRow="0" w:noHBand="0" w:noVBand="1" w:val="04A0"/>
+      </w:tblPr>
+      <w:tblGrid>
+        <w:gridCol w:w="8640"/>
+      </w:tblGrid>
+      <w:tr>
+        <w:trPr>
+          <w:trHeight w:val="1360" w:hRule="atLeast"/>
+        </w:trPr>
+        <w:tc>
+          <w:tcPr>
+            <w:tcW w:type="dxa" w:w="8640"/>
+          </w:tcPr>
+          <w:p>
+            <w:pPr>
+              <w:spacing w:before="40"/>
+            </w:pPr>
+          </w:p>
+        </w:tc>
+      </w:tr>
+    </w:tbl>
+    <w:p/>
     <w:p>
       <w:r>
         <w:rPr>
@@ -3595,38 +3331,32 @@
         <w:t>(AO2)</w:t>
       </w:r>
     </w:p>
-    <w:p>
-      <w:pPr>
-        <w:spacing w:before="260"/>
-        <w:pBdr>
-          <w:bottom w:val="single" w:sz="4" w:space="1" w:color="AAB4C0"/>
-        </w:pBdr>
-      </w:pPr>
-    </w:p>
-    <w:p>
-      <w:pPr>
-        <w:spacing w:before="260"/>
-        <w:pBdr>
-          <w:bottom w:val="single" w:sz="4" w:space="1" w:color="AAB4C0"/>
-        </w:pBdr>
-      </w:pPr>
-    </w:p>
-    <w:p>
-      <w:pPr>
-        <w:spacing w:before="260"/>
-        <w:pBdr>
-          <w:bottom w:val="single" w:sz="4" w:space="1" w:color="AAB4C0"/>
-        </w:pBdr>
-      </w:pPr>
-    </w:p>
-    <w:p>
-      <w:pPr>
-        <w:spacing w:before="260"/>
-        <w:pBdr>
-          <w:bottom w:val="single" w:sz="4" w:space="1" w:color="AAB4C0"/>
-        </w:pBdr>
-      </w:pPr>
-    </w:p>
+    <w:tbl>
+      <w:tblPr>
+        <w:tblStyle w:val="TableGrid"/>
+        <w:tblW w:type="auto" w:w="0"/>
+        <w:tblLook w:firstColumn="1" w:firstRow="1" w:lastColumn="0" w:lastRow="0" w:noHBand="0" w:noVBand="1" w:val="04A0"/>
+      </w:tblPr>
+      <w:tblGrid>
+        <w:gridCol w:w="8640"/>
+      </w:tblGrid>
+      <w:tr>
+        <w:trPr>
+          <w:trHeight w:val="1360" w:hRule="atLeast"/>
+        </w:trPr>
+        <w:tc>
+          <w:tcPr>
+            <w:tcW w:type="dxa" w:w="8640"/>
+          </w:tcPr>
+          <w:p>
+            <w:pPr>
+              <w:spacing w:before="40"/>
+            </w:pPr>
+          </w:p>
+        </w:tc>
+      </w:tr>
+    </w:tbl>
+    <w:p/>
     <w:p>
       <w:r>
         <w:rPr>
@@ -3727,177 +3457,125 @@
         <w:t>(AO3)</w:t>
       </w:r>
     </w:p>
+    <w:tbl>
+      <w:tblPr>
+        <w:tblStyle w:val="TableGrid"/>
+        <w:tblW w:type="auto" w:w="0"/>
+        <w:tblLook w:firstColumn="1" w:firstRow="1" w:lastColumn="0" w:lastRow="0" w:noHBand="0" w:noVBand="1" w:val="04A0"/>
+      </w:tblPr>
+      <w:tblGrid>
+        <w:gridCol w:w="8640"/>
+      </w:tblGrid>
+      <w:tr>
+        <w:trPr>
+          <w:trHeight w:val="2380" w:hRule="atLeast"/>
+        </w:trPr>
+        <w:tc>
+          <w:tcPr>
+            <w:tcW w:type="dxa" w:w="8640"/>
+          </w:tcPr>
+          <w:p>
+            <w:pPr>
+              <w:spacing w:before="40"/>
+            </w:pPr>
+          </w:p>
+        </w:tc>
+      </w:tr>
+    </w:tbl>
+    <w:p/>
     <w:p>
-      <w:pPr>
-        <w:spacing w:before="260"/>
-        <w:pBdr>
-          <w:bottom w:val="single" w:sz="4" w:space="1" w:color="AAB4C0"/>
-        </w:pBdr>
-      </w:pPr>
+      <w:r>
+        <w:rPr>
+          <w:b/>
+          <w:i w:val="0"/>
+        </w:rPr>
+        <w:t>11(c)</w:t>
+      </w:r>
+      <w:r>
+        <w:rPr>
+          <w:b w:val="0"/>
+          <w:i w:val="0"/>
+        </w:rPr>
+        <w:t xml:space="preserve"> Perform the binary addition </w:t>
+      </w:r>
+      <w:r>
+        <w:rPr>
+          <w:rFonts w:ascii="Consolas" w:hAnsi="Consolas"/>
+          <w:b w:val="0"/>
+          <w:i w:val="0"/>
+          <w:sz w:val="19"/>
+        </w:rPr>
+        <w:t>0110 1101 + 0101 0011</w:t>
+      </w:r>
+      <w:r>
+        <w:rPr>
+          <w:b w:val="0"/>
+          <w:i w:val="0"/>
+        </w:rPr>
+        <w:t xml:space="preserve"> in 8 bits. State the 8-bit result and explain whether </w:t>
+      </w:r>
+      <w:r>
+        <w:rPr>
+          <w:b/>
+          <w:i w:val="0"/>
+        </w:rPr>
+        <w:t>overflow</w:t>
+      </w:r>
+      <w:r>
+        <w:rPr>
+          <w:b w:val="0"/>
+          <w:i w:val="0"/>
+        </w:rPr>
+        <w:t xml:space="preserve"> has occurred if the values are interpreted as signed two's complement. </w:t>
+      </w:r>
+      <w:r>
+        <w:rPr>
+          <w:b/>
+          <w:i w:val="0"/>
+        </w:rPr>
+        <w:t>[4]</w:t>
+      </w:r>
+      <w:r>
+        <w:rPr>
+          <w:b w:val="0"/>
+          <w:i w:val="0"/>
+        </w:rPr>
+        <w:t xml:space="preserve"> </w:t>
+      </w:r>
+      <w:r>
+        <w:rPr>
+          <w:b w:val="0"/>
+          <w:i/>
+        </w:rPr>
+        <w:t>(AO3)</w:t>
+      </w:r>
     </w:p>
-    <w:p>
-      <w:pPr>
-        <w:spacing w:before="260"/>
-        <w:pBdr>
-          <w:bottom w:val="single" w:sz="4" w:space="1" w:color="AAB4C0"/>
-        </w:pBdr>
-      </w:pPr>
-    </w:p>
-    <w:p>
-      <w:pPr>
-        <w:spacing w:before="260"/>
-        <w:pBdr>
-          <w:bottom w:val="single" w:sz="4" w:space="1" w:color="AAB4C0"/>
-        </w:pBdr>
-      </w:pPr>
-    </w:p>
-    <w:p>
-      <w:pPr>
-        <w:spacing w:before="260"/>
-        <w:pBdr>
-          <w:bottom w:val="single" w:sz="4" w:space="1" w:color="AAB4C0"/>
-        </w:pBdr>
-      </w:pPr>
-    </w:p>
-    <w:p>
-      <w:pPr>
-        <w:spacing w:before="260"/>
-        <w:pBdr>
-          <w:bottom w:val="single" w:sz="4" w:space="1" w:color="AAB4C0"/>
-        </w:pBdr>
-      </w:pPr>
-    </w:p>
-    <w:p>
-      <w:pPr>
-        <w:spacing w:before="260"/>
-        <w:pBdr>
-          <w:bottom w:val="single" w:sz="4" w:space="1" w:color="AAB4C0"/>
-        </w:pBdr>
-      </w:pPr>
-    </w:p>
-    <w:p>
-      <w:pPr>
-        <w:spacing w:before="260"/>
-        <w:pBdr>
-          <w:bottom w:val="single" w:sz="4" w:space="1" w:color="AAB4C0"/>
-        </w:pBdr>
-      </w:pPr>
-    </w:p>
-    <w:p>
-      <w:r>
-        <w:rPr>
-          <w:b/>
-          <w:i w:val="0"/>
-        </w:rPr>
-        <w:t>11(c)</w:t>
-      </w:r>
-      <w:r>
-        <w:rPr>
-          <w:b w:val="0"/>
-          <w:i w:val="0"/>
-        </w:rPr>
-        <w:t xml:space="preserve"> Perform the binary addition </w:t>
-      </w:r>
-      <w:r>
-        <w:rPr>
-          <w:rFonts w:ascii="Consolas" w:hAnsi="Consolas"/>
-          <w:b w:val="0"/>
-          <w:i w:val="0"/>
-          <w:sz w:val="19"/>
-        </w:rPr>
-        <w:t>0110 1101 + 0101 0011</w:t>
-      </w:r>
-      <w:r>
-        <w:rPr>
-          <w:b w:val="0"/>
-          <w:i w:val="0"/>
-        </w:rPr>
-        <w:t xml:space="preserve"> in 8 bits. State the 8-bit result and explain whether </w:t>
-      </w:r>
-      <w:r>
-        <w:rPr>
-          <w:b/>
-          <w:i w:val="0"/>
-        </w:rPr>
-        <w:t>overflow</w:t>
-      </w:r>
-      <w:r>
-        <w:rPr>
-          <w:b w:val="0"/>
-          <w:i w:val="0"/>
-        </w:rPr>
-        <w:t xml:space="preserve"> has occurred if the values are interpreted as signed two's complement. </w:t>
-      </w:r>
-      <w:r>
-        <w:rPr>
-          <w:b/>
-          <w:i w:val="0"/>
-        </w:rPr>
-        <w:t>[4]</w:t>
-      </w:r>
-      <w:r>
-        <w:rPr>
-          <w:b w:val="0"/>
-          <w:i w:val="0"/>
-        </w:rPr>
-        <w:t xml:space="preserve"> </w:t>
-      </w:r>
-      <w:r>
-        <w:rPr>
-          <w:b w:val="0"/>
-          <w:i/>
-        </w:rPr>
-        <w:t>(AO3)</w:t>
-      </w:r>
-    </w:p>
-    <w:p>
-      <w:pPr>
-        <w:spacing w:before="260"/>
-        <w:pBdr>
-          <w:bottom w:val="single" w:sz="4" w:space="1" w:color="AAB4C0"/>
-        </w:pBdr>
-      </w:pPr>
-    </w:p>
-    <w:p>
-      <w:pPr>
-        <w:spacing w:before="260"/>
-        <w:pBdr>
-          <w:bottom w:val="single" w:sz="4" w:space="1" w:color="AAB4C0"/>
-        </w:pBdr>
-      </w:pPr>
-    </w:p>
-    <w:p>
-      <w:pPr>
-        <w:spacing w:before="260"/>
-        <w:pBdr>
-          <w:bottom w:val="single" w:sz="4" w:space="1" w:color="AAB4C0"/>
-        </w:pBdr>
-      </w:pPr>
-    </w:p>
-    <w:p>
-      <w:pPr>
-        <w:spacing w:before="260"/>
-        <w:pBdr>
-          <w:bottom w:val="single" w:sz="4" w:space="1" w:color="AAB4C0"/>
-        </w:pBdr>
-      </w:pPr>
-    </w:p>
-    <w:p>
-      <w:pPr>
-        <w:spacing w:before="260"/>
-        <w:pBdr>
-          <w:bottom w:val="single" w:sz="4" w:space="1" w:color="AAB4C0"/>
-        </w:pBdr>
-      </w:pPr>
-    </w:p>
-    <w:p>
-      <w:pPr>
-        <w:spacing w:before="260"/>
-        <w:pBdr>
-          <w:bottom w:val="single" w:sz="4" w:space="1" w:color="AAB4C0"/>
-        </w:pBdr>
-      </w:pPr>
-    </w:p>
+    <w:tbl>
+      <w:tblPr>
+        <w:tblStyle w:val="TableGrid"/>
+        <w:tblW w:type="auto" w:w="0"/>
+        <w:tblLook w:firstColumn="1" w:firstRow="1" w:lastColumn="0" w:lastRow="0" w:noHBand="0" w:noVBand="1" w:val="04A0"/>
+      </w:tblPr>
+      <w:tblGrid>
+        <w:gridCol w:w="8640"/>
+      </w:tblGrid>
+      <w:tr>
+        <w:trPr>
+          <w:trHeight w:val="2040" w:hRule="atLeast"/>
+        </w:trPr>
+        <w:tc>
+          <w:tcPr>
+            <w:tcW w:type="dxa" w:w="8640"/>
+          </w:tcPr>
+          <w:p>
+            <w:pPr>
+              <w:spacing w:before="40"/>
+            </w:pPr>
+          </w:p>
+        </w:tc>
+      </w:tr>
+    </w:tbl>
+    <w:p/>
     <w:p>
       <w:r>
         <w:rPr>
@@ -4012,310 +3690,276 @@
         <w:t>(AO1)</w:t>
       </w:r>
     </w:p>
+    <w:tbl>
+      <w:tblPr>
+        <w:tblStyle w:val="TableGrid"/>
+        <w:tblW w:type="auto" w:w="0"/>
+        <w:tblLook w:firstColumn="1" w:firstRow="1" w:lastColumn="0" w:lastRow="0" w:noHBand="0" w:noVBand="1" w:val="04A0"/>
+      </w:tblPr>
+      <w:tblGrid>
+        <w:gridCol w:w="8640"/>
+      </w:tblGrid>
+      <w:tr>
+        <w:trPr>
+          <w:trHeight w:val="1360" w:hRule="atLeast"/>
+        </w:trPr>
+        <w:tc>
+          <w:tcPr>
+            <w:tcW w:type="dxa" w:w="8640"/>
+          </w:tcPr>
+          <w:p>
+            <w:pPr>
+              <w:spacing w:before="40"/>
+            </w:pPr>
+          </w:p>
+        </w:tc>
+      </w:tr>
+    </w:tbl>
+    <w:p/>
     <w:p>
-      <w:pPr>
-        <w:spacing w:before="260"/>
-        <w:pBdr>
-          <w:bottom w:val="single" w:sz="4" w:space="1" w:color="AAB4C0"/>
-        </w:pBdr>
-      </w:pPr>
+      <w:r>
+        <w:rPr>
+          <w:b/>
+          <w:i w:val="0"/>
+        </w:rPr>
+        <w:t>12(b)</w:t>
+      </w:r>
+      <w:r>
+        <w:rPr>
+          <w:b w:val="0"/>
+          <w:i w:val="0"/>
+        </w:rPr>
+        <w:t xml:space="preserve"> A </w:t>
+      </w:r>
+      <w:r>
+        <w:rPr>
+          <w:b/>
+          <w:i w:val="0"/>
+        </w:rPr>
+        <w:t>circular queue</w:t>
+      </w:r>
+      <w:r>
+        <w:rPr>
+          <w:b w:val="0"/>
+          <w:i w:val="0"/>
+        </w:rPr>
+        <w:t xml:space="preserve"> is implemented in an array of size 5 with </w:t>
+      </w:r>
+      <w:r>
+        <w:rPr>
+          <w:rFonts w:ascii="Consolas" w:hAnsi="Consolas"/>
+          <w:b w:val="0"/>
+          <w:i w:val="0"/>
+          <w:sz w:val="19"/>
+        </w:rPr>
+        <w:t>front</w:t>
+      </w:r>
+      <w:r>
+        <w:rPr>
+          <w:b w:val="0"/>
+          <w:i w:val="0"/>
+        </w:rPr>
+        <w:t xml:space="preserve"> and </w:t>
+      </w:r>
+      <w:r>
+        <w:rPr>
+          <w:rFonts w:ascii="Consolas" w:hAnsi="Consolas"/>
+          <w:b w:val="0"/>
+          <w:i w:val="0"/>
+          <w:sz w:val="19"/>
+        </w:rPr>
+        <w:t>rear</w:t>
+      </w:r>
+      <w:r>
+        <w:rPr>
+          <w:b w:val="0"/>
+          <w:i w:val="0"/>
+        </w:rPr>
+        <w:t xml:space="preserve"> pointers. Explain </w:t>
+      </w:r>
+      <w:r>
+        <w:rPr>
+          <w:b/>
+          <w:i w:val="0"/>
+        </w:rPr>
+        <w:t>why</w:t>
+      </w:r>
+      <w:r>
+        <w:rPr>
+          <w:b w:val="0"/>
+          <w:i w:val="0"/>
+        </w:rPr>
+        <w:t xml:space="preserve"> a circular queue is preferred to a linear queue, and describe how the </w:t>
+      </w:r>
+      <w:r>
+        <w:rPr>
+          <w:rFonts w:ascii="Consolas" w:hAnsi="Consolas"/>
+          <w:b w:val="0"/>
+          <w:i w:val="0"/>
+          <w:sz w:val="19"/>
+        </w:rPr>
+        <w:t>rear</w:t>
+      </w:r>
+      <w:r>
+        <w:rPr>
+          <w:b w:val="0"/>
+          <w:i w:val="0"/>
+        </w:rPr>
+        <w:t xml:space="preserve"> pointer wraps around. </w:t>
+      </w:r>
+      <w:r>
+        <w:rPr>
+          <w:b/>
+          <w:i w:val="0"/>
+        </w:rPr>
+        <w:t>[4]</w:t>
+      </w:r>
+      <w:r>
+        <w:rPr>
+          <w:b w:val="0"/>
+          <w:i w:val="0"/>
+        </w:rPr>
+        <w:t xml:space="preserve"> </w:t>
+      </w:r>
+      <w:r>
+        <w:rPr>
+          <w:b w:val="0"/>
+          <w:i/>
+        </w:rPr>
+        <w:t>(AO2)</w:t>
+      </w:r>
     </w:p>
+    <w:tbl>
+      <w:tblPr>
+        <w:tblStyle w:val="TableGrid"/>
+        <w:tblW w:type="auto" w:w="0"/>
+        <w:tblLook w:firstColumn="1" w:firstRow="1" w:lastColumn="0" w:lastRow="0" w:noHBand="0" w:noVBand="1" w:val="04A0"/>
+      </w:tblPr>
+      <w:tblGrid>
+        <w:gridCol w:w="8640"/>
+      </w:tblGrid>
+      <w:tr>
+        <w:trPr>
+          <w:trHeight w:val="2040" w:hRule="atLeast"/>
+        </w:trPr>
+        <w:tc>
+          <w:tcPr>
+            <w:tcW w:type="dxa" w:w="8640"/>
+          </w:tcPr>
+          <w:p>
+            <w:pPr>
+              <w:spacing w:before="40"/>
+            </w:pPr>
+          </w:p>
+        </w:tc>
+      </w:tr>
+    </w:tbl>
+    <w:p/>
     <w:p>
-      <w:pPr>
-        <w:spacing w:before="260"/>
-        <w:pBdr>
-          <w:bottom w:val="single" w:sz="4" w:space="1" w:color="AAB4C0"/>
-        </w:pBdr>
-      </w:pPr>
+      <w:r>
+        <w:rPr>
+          <w:b/>
+          <w:i w:val="0"/>
+        </w:rPr>
+        <w:t>12(c)</w:t>
+      </w:r>
+      <w:r>
+        <w:rPr>
+          <w:b w:val="0"/>
+          <w:i w:val="0"/>
+        </w:rPr>
+        <w:t xml:space="preserve"> State the </w:t>
+      </w:r>
+      <w:r>
+        <w:rPr>
+          <w:b/>
+          <w:i w:val="0"/>
+        </w:rPr>
+        <w:t>Big O</w:t>
+      </w:r>
+      <w:r>
+        <w:rPr>
+          <w:b w:val="0"/>
+          <w:i w:val="0"/>
+        </w:rPr>
+        <w:t xml:space="preserve"> time complexity of: (i) adding an item to the top of a stack; (ii) a linear search of an unsorted list of </w:t>
+      </w:r>
+      <w:r>
+        <w:rPr>
+          <w:b w:val="0"/>
+          <w:i/>
+        </w:rPr>
+        <w:t>n</w:t>
+      </w:r>
+      <w:r>
+        <w:rPr>
+          <w:b w:val="0"/>
+          <w:i w:val="0"/>
+        </w:rPr>
+        <w:t xml:space="preserve"> items; (iii) a binary search of a sorted list of </w:t>
+      </w:r>
+      <w:r>
+        <w:rPr>
+          <w:b w:val="0"/>
+          <w:i/>
+        </w:rPr>
+        <w:t>n</w:t>
+      </w:r>
+      <w:r>
+        <w:rPr>
+          <w:b w:val="0"/>
+          <w:i w:val="0"/>
+        </w:rPr>
+        <w:t xml:space="preserve"> items. </w:t>
+      </w:r>
+      <w:r>
+        <w:rPr>
+          <w:b/>
+          <w:i w:val="0"/>
+        </w:rPr>
+        <w:t>[3]</w:t>
+      </w:r>
+      <w:r>
+        <w:rPr>
+          <w:b w:val="0"/>
+          <w:i w:val="0"/>
+        </w:rPr>
+        <w:t xml:space="preserve"> </w:t>
+      </w:r>
+      <w:r>
+        <w:rPr>
+          <w:b w:val="0"/>
+          <w:i/>
+        </w:rPr>
+        <w:t>(AO1)</w:t>
+      </w:r>
     </w:p>
-    <w:p>
-      <w:pPr>
-        <w:spacing w:before="260"/>
-        <w:pBdr>
-          <w:bottom w:val="single" w:sz="4" w:space="1" w:color="AAB4C0"/>
-        </w:pBdr>
-      </w:pPr>
-    </w:p>
-    <w:p>
-      <w:pPr>
-        <w:spacing w:before="260"/>
-        <w:pBdr>
-          <w:bottom w:val="single" w:sz="4" w:space="1" w:color="AAB4C0"/>
-        </w:pBdr>
-      </w:pPr>
-    </w:p>
-    <w:p>
-      <w:r>
-        <w:rPr>
-          <w:b/>
-          <w:i w:val="0"/>
-        </w:rPr>
-        <w:t>12(b)</w:t>
-      </w:r>
-      <w:r>
-        <w:rPr>
-          <w:b w:val="0"/>
-          <w:i w:val="0"/>
-        </w:rPr>
-        <w:t xml:space="preserve"> A </w:t>
-      </w:r>
-      <w:r>
-        <w:rPr>
-          <w:b/>
-          <w:i w:val="0"/>
-        </w:rPr>
-        <w:t>circular queue</w:t>
-      </w:r>
-      <w:r>
-        <w:rPr>
-          <w:b w:val="0"/>
-          <w:i w:val="0"/>
-        </w:rPr>
-        <w:t xml:space="preserve"> is implemented in an array of size 5 with </w:t>
-      </w:r>
-      <w:r>
-        <w:rPr>
-          <w:rFonts w:ascii="Consolas" w:hAnsi="Consolas"/>
-          <w:b w:val="0"/>
-          <w:i w:val="0"/>
-          <w:sz w:val="19"/>
-        </w:rPr>
-        <w:t>front</w:t>
-      </w:r>
-      <w:r>
-        <w:rPr>
-          <w:b w:val="0"/>
-          <w:i w:val="0"/>
-        </w:rPr>
-        <w:t xml:space="preserve"> and </w:t>
-      </w:r>
-      <w:r>
-        <w:rPr>
-          <w:rFonts w:ascii="Consolas" w:hAnsi="Consolas"/>
-          <w:b w:val="0"/>
-          <w:i w:val="0"/>
-          <w:sz w:val="19"/>
-        </w:rPr>
-        <w:t>rear</w:t>
-      </w:r>
-      <w:r>
-        <w:rPr>
-          <w:b w:val="0"/>
-          <w:i w:val="0"/>
-        </w:rPr>
-        <w:t xml:space="preserve"> pointers. Explain </w:t>
-      </w:r>
-      <w:r>
-        <w:rPr>
-          <w:b/>
-          <w:i w:val="0"/>
-        </w:rPr>
-        <w:t>why</w:t>
-      </w:r>
-      <w:r>
-        <w:rPr>
-          <w:b w:val="0"/>
-          <w:i w:val="0"/>
-        </w:rPr>
-        <w:t xml:space="preserve"> a circular queue is preferred to a linear queue, and describe how the </w:t>
-      </w:r>
-      <w:r>
-        <w:rPr>
-          <w:rFonts w:ascii="Consolas" w:hAnsi="Consolas"/>
-          <w:b w:val="0"/>
-          <w:i w:val="0"/>
-          <w:sz w:val="19"/>
-        </w:rPr>
-        <w:t>rear</w:t>
-      </w:r>
-      <w:r>
-        <w:rPr>
-          <w:b w:val="0"/>
-          <w:i w:val="0"/>
-        </w:rPr>
-        <w:t xml:space="preserve"> pointer wraps around. </w:t>
-      </w:r>
-      <w:r>
-        <w:rPr>
-          <w:b/>
-          <w:i w:val="0"/>
-        </w:rPr>
-        <w:t>[4]</w:t>
-      </w:r>
-      <w:r>
-        <w:rPr>
-          <w:b w:val="0"/>
-          <w:i w:val="0"/>
-        </w:rPr>
-        <w:t xml:space="preserve"> </w:t>
-      </w:r>
-      <w:r>
-        <w:rPr>
-          <w:b w:val="0"/>
-          <w:i/>
-        </w:rPr>
-        <w:t>(AO2)</w:t>
-      </w:r>
-    </w:p>
-    <w:p>
-      <w:pPr>
-        <w:spacing w:before="260"/>
-        <w:pBdr>
-          <w:bottom w:val="single" w:sz="4" w:space="1" w:color="AAB4C0"/>
-        </w:pBdr>
-      </w:pPr>
-    </w:p>
-    <w:p>
-      <w:pPr>
-        <w:spacing w:before="260"/>
-        <w:pBdr>
-          <w:bottom w:val="single" w:sz="4" w:space="1" w:color="AAB4C0"/>
-        </w:pBdr>
-      </w:pPr>
-    </w:p>
-    <w:p>
-      <w:pPr>
-        <w:spacing w:before="260"/>
-        <w:pBdr>
-          <w:bottom w:val="single" w:sz="4" w:space="1" w:color="AAB4C0"/>
-        </w:pBdr>
-      </w:pPr>
-    </w:p>
-    <w:p>
-      <w:pPr>
-        <w:spacing w:before="260"/>
-        <w:pBdr>
-          <w:bottom w:val="single" w:sz="4" w:space="1" w:color="AAB4C0"/>
-        </w:pBdr>
-      </w:pPr>
-    </w:p>
-    <w:p>
-      <w:pPr>
-        <w:spacing w:before="260"/>
-        <w:pBdr>
-          <w:bottom w:val="single" w:sz="4" w:space="1" w:color="AAB4C0"/>
-        </w:pBdr>
-      </w:pPr>
-    </w:p>
-    <w:p>
-      <w:pPr>
-        <w:spacing w:before="260"/>
-        <w:pBdr>
-          <w:bottom w:val="single" w:sz="4" w:space="1" w:color="AAB4C0"/>
-        </w:pBdr>
-      </w:pPr>
-    </w:p>
-    <w:p>
-      <w:r>
-        <w:rPr>
-          <w:b/>
-          <w:i w:val="0"/>
-        </w:rPr>
-        <w:t>12(c)</w:t>
-      </w:r>
-      <w:r>
-        <w:rPr>
-          <w:b w:val="0"/>
-          <w:i w:val="0"/>
-        </w:rPr>
-        <w:t xml:space="preserve"> State the </w:t>
-      </w:r>
-      <w:r>
-        <w:rPr>
-          <w:b/>
-          <w:i w:val="0"/>
-        </w:rPr>
-        <w:t>Big O</w:t>
-      </w:r>
-      <w:r>
-        <w:rPr>
-          <w:b w:val="0"/>
-          <w:i w:val="0"/>
-        </w:rPr>
-        <w:t xml:space="preserve"> time complexity of: (i) adding an item to the top of a stack; (ii) a linear search of an unsorted list of </w:t>
-      </w:r>
-      <w:r>
-        <w:rPr>
-          <w:b w:val="0"/>
-          <w:i/>
-        </w:rPr>
-        <w:t>n</w:t>
-      </w:r>
-      <w:r>
-        <w:rPr>
-          <w:b w:val="0"/>
-          <w:i w:val="0"/>
-        </w:rPr>
-        <w:t xml:space="preserve"> items; (iii) a binary search of a sorted list of </w:t>
-      </w:r>
-      <w:r>
-        <w:rPr>
-          <w:b w:val="0"/>
-          <w:i/>
-        </w:rPr>
-        <w:t>n</w:t>
-      </w:r>
-      <w:r>
-        <w:rPr>
-          <w:b w:val="0"/>
-          <w:i w:val="0"/>
-        </w:rPr>
-        <w:t xml:space="preserve"> items. </w:t>
-      </w:r>
-      <w:r>
-        <w:rPr>
-          <w:b/>
-          <w:i w:val="0"/>
-        </w:rPr>
-        <w:t>[3]</w:t>
-      </w:r>
-      <w:r>
-        <w:rPr>
-          <w:b w:val="0"/>
-          <w:i w:val="0"/>
-        </w:rPr>
-        <w:t xml:space="preserve"> </w:t>
-      </w:r>
-      <w:r>
-        <w:rPr>
-          <w:b w:val="0"/>
-          <w:i/>
-        </w:rPr>
-        <w:t>(AO1)</w:t>
-      </w:r>
-    </w:p>
-    <w:p>
-      <w:pPr>
-        <w:spacing w:before="260"/>
-        <w:pBdr>
-          <w:bottom w:val="single" w:sz="4" w:space="1" w:color="AAB4C0"/>
-        </w:pBdr>
-      </w:pPr>
-    </w:p>
-    <w:p>
-      <w:pPr>
-        <w:spacing w:before="260"/>
-        <w:pBdr>
-          <w:bottom w:val="single" w:sz="4" w:space="1" w:color="AAB4C0"/>
-        </w:pBdr>
-      </w:pPr>
-    </w:p>
-    <w:p>
-      <w:pPr>
-        <w:spacing w:before="260"/>
-        <w:pBdr>
-          <w:bottom w:val="single" w:sz="4" w:space="1" w:color="AAB4C0"/>
-        </w:pBdr>
-      </w:pPr>
-    </w:p>
-    <w:p>
-      <w:pPr>
-        <w:spacing w:before="260"/>
-        <w:pBdr>
-          <w:bottom w:val="single" w:sz="4" w:space="1" w:color="AAB4C0"/>
-        </w:pBdr>
-      </w:pPr>
-    </w:p>
+    <w:tbl>
+      <w:tblPr>
+        <w:tblStyle w:val="TableGrid"/>
+        <w:tblW w:type="auto" w:w="0"/>
+        <w:tblLook w:firstColumn="1" w:firstRow="1" w:lastColumn="0" w:lastRow="0" w:noHBand="0" w:noVBand="1" w:val="04A0"/>
+      </w:tblPr>
+      <w:tblGrid>
+        <w:gridCol w:w="8640"/>
+      </w:tblGrid>
+      <w:tr>
+        <w:trPr>
+          <w:trHeight w:val="1360" w:hRule="atLeast"/>
+        </w:trPr>
+        <w:tc>
+          <w:tcPr>
+            <w:tcW w:type="dxa" w:w="8640"/>
+          </w:tcPr>
+          <w:p>
+            <w:pPr>
+              <w:spacing w:before="40"/>
+            </w:pPr>
+          </w:p>
+        </w:tc>
+      </w:tr>
+    </w:tbl>
+    <w:p/>
     <w:p>
       <w:r>
         <w:rPr>
@@ -4404,362 +4048,296 @@
         <w:t>(AO3)</w:t>
       </w:r>
     </w:p>
+    <w:tbl>
+      <w:tblPr>
+        <w:tblStyle w:val="TableGrid"/>
+        <w:tblW w:type="auto" w:w="0"/>
+        <w:tblLook w:firstColumn="1" w:firstRow="1" w:lastColumn="0" w:lastRow="0" w:noHBand="0" w:noVBand="1" w:val="04A0"/>
+      </w:tblPr>
+      <w:tblGrid>
+        <w:gridCol w:w="8640"/>
+      </w:tblGrid>
+      <w:tr>
+        <w:trPr>
+          <w:trHeight w:val="2040" w:hRule="atLeast"/>
+        </w:trPr>
+        <w:tc>
+          <w:tcPr>
+            <w:tcW w:type="dxa" w:w="8640"/>
+          </w:tcPr>
+          <w:p>
+            <w:pPr>
+              <w:spacing w:before="40"/>
+            </w:pPr>
+          </w:p>
+        </w:tc>
+      </w:tr>
+    </w:tbl>
+    <w:p/>
     <w:p>
-      <w:pPr>
-        <w:spacing w:before="260"/>
-        <w:pBdr>
-          <w:bottom w:val="single" w:sz="4" w:space="1" w:color="AAB4C0"/>
-        </w:pBdr>
-      </w:pPr>
+      <w:r>
+        <w:rPr>
+          <w:b/>
+          <w:i w:val="0"/>
+        </w:rPr>
+        <w:t>13(b)</w:t>
+      </w:r>
+      <w:r>
+        <w:rPr>
+          <w:b w:val="0"/>
+          <w:i w:val="0"/>
+        </w:rPr>
+        <w:t xml:space="preserve"> Using the laws of Boolean algebra, simplify the expression </w:t>
+      </w:r>
+      <w:r>
+        <w:rPr>
+          <w:rFonts w:ascii="Consolas" w:hAnsi="Consolas"/>
+          <w:b w:val="0"/>
+          <w:i w:val="0"/>
+          <w:sz w:val="19"/>
+        </w:rPr>
+        <w:t>Q = A.B + A.(B + C) + B.(B + C)</w:t>
+      </w:r>
+      <w:r>
+        <w:rPr>
+          <w:b w:val="0"/>
+          <w:i w:val="0"/>
+        </w:rPr>
+        <w:t xml:space="preserve"> to its simplest form. Show each step and name the law used. </w:t>
+      </w:r>
+      <w:r>
+        <w:rPr>
+          <w:b/>
+          <w:i w:val="0"/>
+        </w:rPr>
+        <w:t>[4]</w:t>
+      </w:r>
+      <w:r>
+        <w:rPr>
+          <w:b w:val="0"/>
+          <w:i w:val="0"/>
+        </w:rPr>
+        <w:t xml:space="preserve"> </w:t>
+      </w:r>
+      <w:r>
+        <w:rPr>
+          <w:b w:val="0"/>
+          <w:i/>
+        </w:rPr>
+        <w:t>(AO3)</w:t>
+      </w:r>
     </w:p>
+    <w:tbl>
+      <w:tblPr>
+        <w:tblStyle w:val="TableGrid"/>
+        <w:tblW w:type="auto" w:w="0"/>
+        <w:tblLook w:firstColumn="1" w:firstRow="1" w:lastColumn="0" w:lastRow="0" w:noHBand="0" w:noVBand="1" w:val="04A0"/>
+      </w:tblPr>
+      <w:tblGrid>
+        <w:gridCol w:w="8640"/>
+      </w:tblGrid>
+      <w:tr>
+        <w:trPr>
+          <w:trHeight w:val="2040" w:hRule="atLeast"/>
+        </w:trPr>
+        <w:tc>
+          <w:tcPr>
+            <w:tcW w:type="dxa" w:w="8640"/>
+          </w:tcPr>
+          <w:p>
+            <w:pPr>
+              <w:spacing w:before="40"/>
+            </w:pPr>
+          </w:p>
+        </w:tc>
+      </w:tr>
+    </w:tbl>
+    <w:p/>
     <w:p>
-      <w:pPr>
-        <w:spacing w:before="260"/>
-        <w:pBdr>
-          <w:bottom w:val="single" w:sz="4" w:space="1" w:color="AAB4C0"/>
-        </w:pBdr>
-      </w:pPr>
+      <w:r>
+        <w:rPr>
+          <w:b/>
+          <w:i w:val="0"/>
+        </w:rPr>
+        <w:t>13(c)</w:t>
+      </w:r>
+      <w:r>
+        <w:rPr>
+          <w:b w:val="0"/>
+          <w:i w:val="0"/>
+        </w:rPr>
+        <w:t xml:space="preserve"> A safety system sounds an alarm (</w:t>
+      </w:r>
+      <w:r>
+        <w:rPr>
+          <w:rFonts w:ascii="Consolas" w:hAnsi="Consolas"/>
+          <w:b w:val="0"/>
+          <w:i w:val="0"/>
+          <w:sz w:val="19"/>
+        </w:rPr>
+        <w:t>Z = 1</w:t>
+      </w:r>
+      <w:r>
+        <w:rPr>
+          <w:b w:val="0"/>
+          <w:i w:val="0"/>
+        </w:rPr>
+        <w:t xml:space="preserve">) when </w:t>
+      </w:r>
+      <w:r>
+        <w:rPr>
+          <w:b/>
+          <w:i w:val="0"/>
+        </w:rPr>
+        <w:t>either</w:t>
+      </w:r>
+      <w:r>
+        <w:rPr>
+          <w:b w:val="0"/>
+          <w:i w:val="0"/>
+        </w:rPr>
+        <w:t xml:space="preserve"> a door sensor </w:t>
+      </w:r>
+      <w:r>
+        <w:rPr>
+          <w:rFonts w:ascii="Consolas" w:hAnsi="Consolas"/>
+          <w:b w:val="0"/>
+          <w:i w:val="0"/>
+          <w:sz w:val="19"/>
+        </w:rPr>
+        <w:t>D</w:t>
+      </w:r>
+      <w:r>
+        <w:rPr>
+          <w:b w:val="0"/>
+          <w:i w:val="0"/>
+        </w:rPr>
+        <w:t xml:space="preserve"> is open </w:t>
+      </w:r>
+      <w:r>
+        <w:rPr>
+          <w:b/>
+          <w:i w:val="0"/>
+        </w:rPr>
+        <w:t>and</w:t>
+      </w:r>
+      <w:r>
+        <w:rPr>
+          <w:b w:val="0"/>
+          <w:i w:val="0"/>
+        </w:rPr>
+        <w:t xml:space="preserve"> the system is armed </w:t>
+      </w:r>
+      <w:r>
+        <w:rPr>
+          <w:rFonts w:ascii="Consolas" w:hAnsi="Consolas"/>
+          <w:b w:val="0"/>
+          <w:i w:val="0"/>
+          <w:sz w:val="19"/>
+        </w:rPr>
+        <w:t>A</w:t>
+      </w:r>
+      <w:r>
+        <w:rPr>
+          <w:b w:val="0"/>
+          <w:i w:val="0"/>
+        </w:rPr>
+        <w:t xml:space="preserve">, </w:t>
+      </w:r>
+      <w:r>
+        <w:rPr>
+          <w:b/>
+          <w:i w:val="0"/>
+        </w:rPr>
+        <w:t>or</w:t>
+      </w:r>
+      <w:r>
+        <w:rPr>
+          <w:b w:val="0"/>
+          <w:i w:val="0"/>
+        </w:rPr>
+        <w:t xml:space="preserve"> when a panic button </w:t>
+      </w:r>
+      <w:r>
+        <w:rPr>
+          <w:rFonts w:ascii="Consolas" w:hAnsi="Consolas"/>
+          <w:b w:val="0"/>
+          <w:i w:val="0"/>
+          <w:sz w:val="19"/>
+        </w:rPr>
+        <w:t>P</w:t>
+      </w:r>
+      <w:r>
+        <w:rPr>
+          <w:b w:val="0"/>
+          <w:i w:val="0"/>
+        </w:rPr>
+        <w:t xml:space="preserve"> is pressed (regardless of the other inputs). Write the Boolean expression for </w:t>
+      </w:r>
+      <w:r>
+        <w:rPr>
+          <w:rFonts w:ascii="Consolas" w:hAnsi="Consolas"/>
+          <w:b w:val="0"/>
+          <w:i w:val="0"/>
+          <w:sz w:val="19"/>
+        </w:rPr>
+        <w:t>Z</w:t>
+      </w:r>
+      <w:r>
+        <w:rPr>
+          <w:b w:val="0"/>
+          <w:i w:val="0"/>
+        </w:rPr>
+        <w:t xml:space="preserve"> and draw the logic circuit using AND, OR and any other required gates. </w:t>
+      </w:r>
+      <w:r>
+        <w:rPr>
+          <w:b/>
+          <w:i w:val="0"/>
+        </w:rPr>
+        <w:t>[4]</w:t>
+      </w:r>
+      <w:r>
+        <w:rPr>
+          <w:b w:val="0"/>
+          <w:i w:val="0"/>
+        </w:rPr>
+        <w:t xml:space="preserve"> </w:t>
+      </w:r>
+      <w:r>
+        <w:rPr>
+          <w:b w:val="0"/>
+          <w:i/>
+        </w:rPr>
+        <w:t>(AO3)</w:t>
+      </w:r>
     </w:p>
-    <w:p>
-      <w:pPr>
-        <w:spacing w:before="260"/>
-        <w:pBdr>
-          <w:bottom w:val="single" w:sz="4" w:space="1" w:color="AAB4C0"/>
-        </w:pBdr>
-      </w:pPr>
-    </w:p>
-    <w:p>
-      <w:pPr>
-        <w:spacing w:before="260"/>
-        <w:pBdr>
-          <w:bottom w:val="single" w:sz="4" w:space="1" w:color="AAB4C0"/>
-        </w:pBdr>
-      </w:pPr>
-    </w:p>
-    <w:p>
-      <w:pPr>
-        <w:spacing w:before="260"/>
-        <w:pBdr>
-          <w:bottom w:val="single" w:sz="4" w:space="1" w:color="AAB4C0"/>
-        </w:pBdr>
-      </w:pPr>
-    </w:p>
-    <w:p>
-      <w:pPr>
-        <w:spacing w:before="260"/>
-        <w:pBdr>
-          <w:bottom w:val="single" w:sz="4" w:space="1" w:color="AAB4C0"/>
-        </w:pBdr>
-      </w:pPr>
-    </w:p>
-    <w:p>
-      <w:r>
-        <w:rPr>
-          <w:b/>
-          <w:i w:val="0"/>
-        </w:rPr>
-        <w:t>13(b)</w:t>
-      </w:r>
-      <w:r>
-        <w:rPr>
-          <w:b w:val="0"/>
-          <w:i w:val="0"/>
-        </w:rPr>
-        <w:t xml:space="preserve"> Using the laws of Boolean algebra, simplify the expression </w:t>
-      </w:r>
-      <w:r>
-        <w:rPr>
-          <w:rFonts w:ascii="Consolas" w:hAnsi="Consolas"/>
-          <w:b w:val="0"/>
-          <w:i w:val="0"/>
-          <w:sz w:val="19"/>
-        </w:rPr>
-        <w:t>Q = A.B + A.(B + C) + B.(B + C)</w:t>
-      </w:r>
-      <w:r>
-        <w:rPr>
-          <w:b w:val="0"/>
-          <w:i w:val="0"/>
-        </w:rPr>
-        <w:t xml:space="preserve"> to its simplest form. Show each step and name the law used. </w:t>
-      </w:r>
-      <w:r>
-        <w:rPr>
-          <w:b/>
-          <w:i w:val="0"/>
-        </w:rPr>
-        <w:t>[4]</w:t>
-      </w:r>
-      <w:r>
-        <w:rPr>
-          <w:b w:val="0"/>
-          <w:i w:val="0"/>
-        </w:rPr>
-        <w:t xml:space="preserve"> </w:t>
-      </w:r>
-      <w:r>
-        <w:rPr>
-          <w:b w:val="0"/>
-          <w:i/>
-        </w:rPr>
-        <w:t>(AO3)</w:t>
-      </w:r>
-    </w:p>
-    <w:p>
-      <w:pPr>
-        <w:spacing w:before="260"/>
-        <w:pBdr>
-          <w:bottom w:val="single" w:sz="4" w:space="1" w:color="AAB4C0"/>
-        </w:pBdr>
-      </w:pPr>
-    </w:p>
-    <w:p>
-      <w:pPr>
-        <w:spacing w:before="260"/>
-        <w:pBdr>
-          <w:bottom w:val="single" w:sz="4" w:space="1" w:color="AAB4C0"/>
-        </w:pBdr>
-      </w:pPr>
-    </w:p>
-    <w:p>
-      <w:pPr>
-        <w:spacing w:before="260"/>
-        <w:pBdr>
-          <w:bottom w:val="single" w:sz="4" w:space="1" w:color="AAB4C0"/>
-        </w:pBdr>
-      </w:pPr>
-    </w:p>
-    <w:p>
-      <w:pPr>
-        <w:spacing w:before="260"/>
-        <w:pBdr>
-          <w:bottom w:val="single" w:sz="4" w:space="1" w:color="AAB4C0"/>
-        </w:pBdr>
-      </w:pPr>
-    </w:p>
-    <w:p>
-      <w:pPr>
-        <w:spacing w:before="260"/>
-        <w:pBdr>
-          <w:bottom w:val="single" w:sz="4" w:space="1" w:color="AAB4C0"/>
-        </w:pBdr>
-      </w:pPr>
-    </w:p>
-    <w:p>
-      <w:pPr>
-        <w:spacing w:before="260"/>
-        <w:pBdr>
-          <w:bottom w:val="single" w:sz="4" w:space="1" w:color="AAB4C0"/>
-        </w:pBdr>
-      </w:pPr>
-    </w:p>
-    <w:p>
-      <w:r>
-        <w:rPr>
-          <w:b/>
-          <w:i w:val="0"/>
-        </w:rPr>
-        <w:t>13(c)</w:t>
-      </w:r>
-      <w:r>
-        <w:rPr>
-          <w:b w:val="0"/>
-          <w:i w:val="0"/>
-        </w:rPr>
-        <w:t xml:space="preserve"> A safety system sounds an alarm (</w:t>
-      </w:r>
-      <w:r>
-        <w:rPr>
-          <w:rFonts w:ascii="Consolas" w:hAnsi="Consolas"/>
-          <w:b w:val="0"/>
-          <w:i w:val="0"/>
-          <w:sz w:val="19"/>
-        </w:rPr>
-        <w:t>Z = 1</w:t>
-      </w:r>
-      <w:r>
-        <w:rPr>
-          <w:b w:val="0"/>
-          <w:i w:val="0"/>
-        </w:rPr>
-        <w:t xml:space="preserve">) when </w:t>
-      </w:r>
-      <w:r>
-        <w:rPr>
-          <w:b/>
-          <w:i w:val="0"/>
-        </w:rPr>
-        <w:t>either</w:t>
-      </w:r>
-      <w:r>
-        <w:rPr>
-          <w:b w:val="0"/>
-          <w:i w:val="0"/>
-        </w:rPr>
-        <w:t xml:space="preserve"> a door sensor </w:t>
-      </w:r>
-      <w:r>
-        <w:rPr>
-          <w:rFonts w:ascii="Consolas" w:hAnsi="Consolas"/>
-          <w:b w:val="0"/>
-          <w:i w:val="0"/>
-          <w:sz w:val="19"/>
-        </w:rPr>
-        <w:t>D</w:t>
-      </w:r>
-      <w:r>
-        <w:rPr>
-          <w:b w:val="0"/>
-          <w:i w:val="0"/>
-        </w:rPr>
-        <w:t xml:space="preserve"> is open </w:t>
-      </w:r>
-      <w:r>
-        <w:rPr>
-          <w:b/>
-          <w:i w:val="0"/>
-        </w:rPr>
-        <w:t>and</w:t>
-      </w:r>
-      <w:r>
-        <w:rPr>
-          <w:b w:val="0"/>
-          <w:i w:val="0"/>
-        </w:rPr>
-        <w:t xml:space="preserve"> the system is armed </w:t>
-      </w:r>
-      <w:r>
-        <w:rPr>
-          <w:rFonts w:ascii="Consolas" w:hAnsi="Consolas"/>
-          <w:b w:val="0"/>
-          <w:i w:val="0"/>
-          <w:sz w:val="19"/>
-        </w:rPr>
-        <w:t>A</w:t>
-      </w:r>
-      <w:r>
-        <w:rPr>
-          <w:b w:val="0"/>
-          <w:i w:val="0"/>
-        </w:rPr>
-        <w:t xml:space="preserve">, </w:t>
-      </w:r>
-      <w:r>
-        <w:rPr>
-          <w:b/>
-          <w:i w:val="0"/>
-        </w:rPr>
-        <w:t>or</w:t>
-      </w:r>
-      <w:r>
-        <w:rPr>
-          <w:b w:val="0"/>
-          <w:i w:val="0"/>
-        </w:rPr>
-        <w:t xml:space="preserve"> when a panic button </w:t>
-      </w:r>
-      <w:r>
-        <w:rPr>
-          <w:rFonts w:ascii="Consolas" w:hAnsi="Consolas"/>
-          <w:b w:val="0"/>
-          <w:i w:val="0"/>
-          <w:sz w:val="19"/>
-        </w:rPr>
-        <w:t>P</w:t>
-      </w:r>
-      <w:r>
-        <w:rPr>
-          <w:b w:val="0"/>
-          <w:i w:val="0"/>
-        </w:rPr>
-        <w:t xml:space="preserve"> is pressed (regardless of the other inputs). Write the Boolean expression for </w:t>
-      </w:r>
-      <w:r>
-        <w:rPr>
-          <w:rFonts w:ascii="Consolas" w:hAnsi="Consolas"/>
-          <w:b w:val="0"/>
-          <w:i w:val="0"/>
-          <w:sz w:val="19"/>
-        </w:rPr>
-        <w:t>Z</w:t>
-      </w:r>
-      <w:r>
-        <w:rPr>
-          <w:b w:val="0"/>
-          <w:i w:val="0"/>
-        </w:rPr>
-        <w:t xml:space="preserve"> and draw the logic circuit using AND, OR and any other required gates. </w:t>
-      </w:r>
-      <w:r>
-        <w:rPr>
-          <w:b/>
-          <w:i w:val="0"/>
-        </w:rPr>
-        <w:t>[4]</w:t>
-      </w:r>
-      <w:r>
-        <w:rPr>
-          <w:b w:val="0"/>
-          <w:i w:val="0"/>
-        </w:rPr>
-        <w:t xml:space="preserve"> </w:t>
-      </w:r>
-      <w:r>
-        <w:rPr>
-          <w:b w:val="0"/>
-          <w:i/>
-        </w:rPr>
-        <w:t>(AO3)</w:t>
-      </w:r>
-    </w:p>
-    <w:p>
-      <w:pPr>
-        <w:spacing w:before="260"/>
-        <w:pBdr>
-          <w:bottom w:val="single" w:sz="4" w:space="1" w:color="AAB4C0"/>
-        </w:pBdr>
-      </w:pPr>
-    </w:p>
-    <w:p>
-      <w:pPr>
-        <w:spacing w:before="260"/>
-        <w:pBdr>
-          <w:bottom w:val="single" w:sz="4" w:space="1" w:color="AAB4C0"/>
-        </w:pBdr>
-      </w:pPr>
-    </w:p>
-    <w:p>
-      <w:pPr>
-        <w:spacing w:before="260"/>
-        <w:pBdr>
-          <w:bottom w:val="single" w:sz="4" w:space="1" w:color="AAB4C0"/>
-        </w:pBdr>
-      </w:pPr>
-    </w:p>
-    <w:p>
-      <w:pPr>
-        <w:spacing w:before="260"/>
-        <w:pBdr>
-          <w:bottom w:val="single" w:sz="4" w:space="1" w:color="AAB4C0"/>
-        </w:pBdr>
-      </w:pPr>
-    </w:p>
-    <w:p>
-      <w:pPr>
-        <w:spacing w:before="260"/>
-        <w:pBdr>
-          <w:bottom w:val="single" w:sz="4" w:space="1" w:color="AAB4C0"/>
-        </w:pBdr>
-      </w:pPr>
-    </w:p>
-    <w:p>
-      <w:pPr>
-        <w:spacing w:before="260"/>
-        <w:pBdr>
-          <w:bottom w:val="single" w:sz="4" w:space="1" w:color="AAB4C0"/>
-        </w:pBdr>
-      </w:pPr>
-    </w:p>
+    <w:tbl>
+      <w:tblPr>
+        <w:tblStyle w:val="TableGrid"/>
+        <w:tblW w:type="auto" w:w="0"/>
+        <w:tblLook w:firstColumn="1" w:firstRow="1" w:lastColumn="0" w:lastRow="0" w:noHBand="0" w:noVBand="1" w:val="04A0"/>
+      </w:tblPr>
+      <w:tblGrid>
+        <w:gridCol w:w="8640"/>
+      </w:tblGrid>
+      <w:tr>
+        <w:trPr>
+          <w:trHeight w:val="2040" w:hRule="atLeast"/>
+        </w:trPr>
+        <w:tc>
+          <w:tcPr>
+            <w:tcW w:type="dxa" w:w="8640"/>
+          </w:tcPr>
+          <w:p>
+            <w:pPr>
+              <w:spacing w:before="40"/>
+            </w:pPr>
+          </w:p>
+        </w:tc>
+      </w:tr>
+    </w:tbl>
+    <w:p/>
     <w:p>
       <w:r>
         <w:rPr>
@@ -4860,216 +4438,214 @@
         <w:t>(AO1)</w:t>
       </w:r>
     </w:p>
+    <w:tbl>
+      <w:tblPr>
+        <w:tblStyle w:val="TableGrid"/>
+        <w:tblW w:type="auto" w:w="0"/>
+        <w:tblLook w:firstColumn="1" w:firstRow="1" w:lastColumn="0" w:lastRow="0" w:noHBand="0" w:noVBand="1" w:val="04A0"/>
+      </w:tblPr>
+      <w:tblGrid>
+        <w:gridCol w:w="8640"/>
+      </w:tblGrid>
+      <w:tr>
+        <w:trPr>
+          <w:trHeight w:val="1020" w:hRule="atLeast"/>
+        </w:trPr>
+        <w:tc>
+          <w:tcPr>
+            <w:tcW w:type="dxa" w:w="8640"/>
+          </w:tcPr>
+          <w:p>
+            <w:pPr>
+              <w:spacing w:before="40"/>
+            </w:pPr>
+          </w:p>
+        </w:tc>
+      </w:tr>
+    </w:tbl>
+    <w:p/>
     <w:p>
-      <w:pPr>
-        <w:spacing w:before="260"/>
-        <w:pBdr>
-          <w:bottom w:val="single" w:sz="4" w:space="1" w:color="AAB4C0"/>
-        </w:pBdr>
-      </w:pPr>
+      <w:r>
+        <w:rPr>
+          <w:b/>
+          <w:i w:val="0"/>
+        </w:rPr>
+        <w:t>14(b)</w:t>
+      </w:r>
+      <w:r>
+        <w:rPr>
+          <w:b w:val="0"/>
+          <w:i w:val="0"/>
+        </w:rPr>
+        <w:t xml:space="preserve"> Describe how a </w:t>
+      </w:r>
+      <w:r>
+        <w:rPr>
+          <w:b/>
+          <w:i w:val="0"/>
+        </w:rPr>
+        <w:t>firewall</w:t>
+      </w:r>
+      <w:r>
+        <w:rPr>
+          <w:b w:val="0"/>
+          <w:i w:val="0"/>
+        </w:rPr>
+        <w:t xml:space="preserve"> using </w:t>
+      </w:r>
+      <w:r>
+        <w:rPr>
+          <w:b/>
+          <w:i w:val="0"/>
+        </w:rPr>
+        <w:t>packet filtering</w:t>
+      </w:r>
+      <w:r>
+        <w:rPr>
+          <w:b w:val="0"/>
+          <w:i w:val="0"/>
+        </w:rPr>
+        <w:t xml:space="preserve"> helps protect a network. </w:t>
+      </w:r>
+      <w:r>
+        <w:rPr>
+          <w:b/>
+          <w:i w:val="0"/>
+        </w:rPr>
+        <w:t>[3]</w:t>
+      </w:r>
+      <w:r>
+        <w:rPr>
+          <w:b w:val="0"/>
+          <w:i w:val="0"/>
+        </w:rPr>
+        <w:t xml:space="preserve"> </w:t>
+      </w:r>
+      <w:r>
+        <w:rPr>
+          <w:b w:val="0"/>
+          <w:i/>
+        </w:rPr>
+        <w:t>(AO2)</w:t>
+      </w:r>
     </w:p>
+    <w:tbl>
+      <w:tblPr>
+        <w:tblStyle w:val="TableGrid"/>
+        <w:tblW w:type="auto" w:w="0"/>
+        <w:tblLook w:firstColumn="1" w:firstRow="1" w:lastColumn="0" w:lastRow="0" w:noHBand="0" w:noVBand="1" w:val="04A0"/>
+      </w:tblPr>
+      <w:tblGrid>
+        <w:gridCol w:w="8640"/>
+      </w:tblGrid>
+      <w:tr>
+        <w:trPr>
+          <w:trHeight w:val="1360" w:hRule="atLeast"/>
+        </w:trPr>
+        <w:tc>
+          <w:tcPr>
+            <w:tcW w:type="dxa" w:w="8640"/>
+          </w:tcPr>
+          <w:p>
+            <w:pPr>
+              <w:spacing w:before="40"/>
+            </w:pPr>
+          </w:p>
+        </w:tc>
+      </w:tr>
+    </w:tbl>
+    <w:p/>
     <w:p>
-      <w:pPr>
-        <w:spacing w:before="260"/>
-        <w:pBdr>
-          <w:bottom w:val="single" w:sz="4" w:space="1" w:color="AAB4C0"/>
-        </w:pBdr>
-      </w:pPr>
+      <w:r>
+        <w:rPr>
+          <w:b/>
+          <w:i w:val="0"/>
+        </w:rPr>
+        <w:t>14(c)</w:t>
+      </w:r>
+      <w:r>
+        <w:rPr>
+          <w:b w:val="0"/>
+          <w:i w:val="0"/>
+        </w:rPr>
+        <w:t xml:space="preserve"> Explain why a </w:t>
+      </w:r>
+      <w:r>
+        <w:rPr>
+          <w:b/>
+          <w:i w:val="0"/>
+        </w:rPr>
+        <w:t>star</w:t>
+      </w:r>
+      <w:r>
+        <w:rPr>
+          <w:b w:val="0"/>
+          <w:i w:val="0"/>
+        </w:rPr>
+        <w:t xml:space="preserve"> network topology is more robust than a </w:t>
+      </w:r>
+      <w:r>
+        <w:rPr>
+          <w:b/>
+          <w:i w:val="0"/>
+        </w:rPr>
+        <w:t>bus</w:t>
+      </w:r>
+      <w:r>
+        <w:rPr>
+          <w:b w:val="0"/>
+          <w:i w:val="0"/>
+        </w:rPr>
+        <w:t xml:space="preserve"> topology when a single connection fails. </w:t>
+      </w:r>
+      <w:r>
+        <w:rPr>
+          <w:b/>
+          <w:i w:val="0"/>
+        </w:rPr>
+        <w:t>[2]</w:t>
+      </w:r>
+      <w:r>
+        <w:rPr>
+          <w:b w:val="0"/>
+          <w:i w:val="0"/>
+        </w:rPr>
+        <w:t xml:space="preserve"> </w:t>
+      </w:r>
+      <w:r>
+        <w:rPr>
+          <w:b w:val="0"/>
+          <w:i/>
+        </w:rPr>
+        <w:t>(AO2)</w:t>
+      </w:r>
     </w:p>
-    <w:p>
-      <w:pPr>
-        <w:spacing w:before="260"/>
-        <w:pBdr>
-          <w:bottom w:val="single" w:sz="4" w:space="1" w:color="AAB4C0"/>
-        </w:pBdr>
-      </w:pPr>
-    </w:p>
-    <w:p>
-      <w:r>
-        <w:rPr>
-          <w:b/>
-          <w:i w:val="0"/>
-        </w:rPr>
-        <w:t>14(b)</w:t>
-      </w:r>
-      <w:r>
-        <w:rPr>
-          <w:b w:val="0"/>
-          <w:i w:val="0"/>
-        </w:rPr>
-        <w:t xml:space="preserve"> Describe how a </w:t>
-      </w:r>
-      <w:r>
-        <w:rPr>
-          <w:b/>
-          <w:i w:val="0"/>
-        </w:rPr>
-        <w:t>firewall</w:t>
-      </w:r>
-      <w:r>
-        <w:rPr>
-          <w:b w:val="0"/>
-          <w:i w:val="0"/>
-        </w:rPr>
-        <w:t xml:space="preserve"> using </w:t>
-      </w:r>
-      <w:r>
-        <w:rPr>
-          <w:b/>
-          <w:i w:val="0"/>
-        </w:rPr>
-        <w:t>packet filtering</w:t>
-      </w:r>
-      <w:r>
-        <w:rPr>
-          <w:b w:val="0"/>
-          <w:i w:val="0"/>
-        </w:rPr>
-        <w:t xml:space="preserve"> helps protect a network. </w:t>
-      </w:r>
-      <w:r>
-        <w:rPr>
-          <w:b/>
-          <w:i w:val="0"/>
-        </w:rPr>
-        <w:t>[3]</w:t>
-      </w:r>
-      <w:r>
-        <w:rPr>
-          <w:b w:val="0"/>
-          <w:i w:val="0"/>
-        </w:rPr>
-        <w:t xml:space="preserve"> </w:t>
-      </w:r>
-      <w:r>
-        <w:rPr>
-          <w:b w:val="0"/>
-          <w:i/>
-        </w:rPr>
-        <w:t>(AO2)</w:t>
-      </w:r>
-    </w:p>
-    <w:p>
-      <w:pPr>
-        <w:spacing w:before="260"/>
-        <w:pBdr>
-          <w:bottom w:val="single" w:sz="4" w:space="1" w:color="AAB4C0"/>
-        </w:pBdr>
-      </w:pPr>
-    </w:p>
-    <w:p>
-      <w:pPr>
-        <w:spacing w:before="260"/>
-        <w:pBdr>
-          <w:bottom w:val="single" w:sz="4" w:space="1" w:color="AAB4C0"/>
-        </w:pBdr>
-      </w:pPr>
-    </w:p>
-    <w:p>
-      <w:pPr>
-        <w:spacing w:before="260"/>
-        <w:pBdr>
-          <w:bottom w:val="single" w:sz="4" w:space="1" w:color="AAB4C0"/>
-        </w:pBdr>
-      </w:pPr>
-    </w:p>
-    <w:p>
-      <w:pPr>
-        <w:spacing w:before="260"/>
-        <w:pBdr>
-          <w:bottom w:val="single" w:sz="4" w:space="1" w:color="AAB4C0"/>
-        </w:pBdr>
-      </w:pPr>
-    </w:p>
-    <w:p>
-      <w:r>
-        <w:rPr>
-          <w:b/>
-          <w:i w:val="0"/>
-        </w:rPr>
-        <w:t>14(c)</w:t>
-      </w:r>
-      <w:r>
-        <w:rPr>
-          <w:b w:val="0"/>
-          <w:i w:val="0"/>
-        </w:rPr>
-        <w:t xml:space="preserve"> Explain why a </w:t>
-      </w:r>
-      <w:r>
-        <w:rPr>
-          <w:b/>
-          <w:i w:val="0"/>
-        </w:rPr>
-        <w:t>star</w:t>
-      </w:r>
-      <w:r>
-        <w:rPr>
-          <w:b w:val="0"/>
-          <w:i w:val="0"/>
-        </w:rPr>
-        <w:t xml:space="preserve"> network topology is more robust than a </w:t>
-      </w:r>
-      <w:r>
-        <w:rPr>
-          <w:b/>
-          <w:i w:val="0"/>
-        </w:rPr>
-        <w:t>bus</w:t>
-      </w:r>
-      <w:r>
-        <w:rPr>
-          <w:b w:val="0"/>
-          <w:i w:val="0"/>
-        </w:rPr>
-        <w:t xml:space="preserve"> topology when a single connection fails. </w:t>
-      </w:r>
-      <w:r>
-        <w:rPr>
-          <w:b/>
-          <w:i w:val="0"/>
-        </w:rPr>
-        <w:t>[2]</w:t>
-      </w:r>
-      <w:r>
-        <w:rPr>
-          <w:b w:val="0"/>
-          <w:i w:val="0"/>
-        </w:rPr>
-        <w:t xml:space="preserve"> </w:t>
-      </w:r>
-      <w:r>
-        <w:rPr>
-          <w:b w:val="0"/>
-          <w:i/>
-        </w:rPr>
-        <w:t>(AO2)</w:t>
-      </w:r>
-    </w:p>
-    <w:p>
-      <w:pPr>
-        <w:spacing w:before="260"/>
-        <w:pBdr>
-          <w:bottom w:val="single" w:sz="4" w:space="1" w:color="AAB4C0"/>
-        </w:pBdr>
-      </w:pPr>
-    </w:p>
-    <w:p>
-      <w:pPr>
-        <w:spacing w:before="260"/>
-        <w:pBdr>
-          <w:bottom w:val="single" w:sz="4" w:space="1" w:color="AAB4C0"/>
-        </w:pBdr>
-      </w:pPr>
-    </w:p>
-    <w:p>
-      <w:pPr>
-        <w:spacing w:before="260"/>
-        <w:pBdr>
-          <w:bottom w:val="single" w:sz="4" w:space="1" w:color="AAB4C0"/>
-        </w:pBdr>
-      </w:pPr>
-    </w:p>
+    <w:tbl>
+      <w:tblPr>
+        <w:tblStyle w:val="TableGrid"/>
+        <w:tblW w:type="auto" w:w="0"/>
+        <w:tblLook w:firstColumn="1" w:firstRow="1" w:lastColumn="0" w:lastRow="0" w:noHBand="0" w:noVBand="1" w:val="04A0"/>
+      </w:tblPr>
+      <w:tblGrid>
+        <w:gridCol w:w="8640"/>
+      </w:tblGrid>
+      <w:tr>
+        <w:trPr>
+          <w:trHeight w:val="1020" w:hRule="atLeast"/>
+        </w:trPr>
+        <w:tc>
+          <w:tcPr>
+            <w:tcW w:type="dxa" w:w="8640"/>
+          </w:tcPr>
+          <w:p>
+            <w:pPr>
+              <w:spacing w:before="40"/>
+            </w:pPr>
+          </w:p>
+        </w:tc>
+      </w:tr>
+    </w:tbl>
+    <w:p/>
     <w:p>
       <w:r>
         <w:rPr>
@@ -5179,102 +4755,32 @@
         <w:t>(AO3)</w:t>
       </w:r>
     </w:p>
-    <w:p>
-      <w:pPr>
-        <w:spacing w:before="260"/>
-        <w:pBdr>
-          <w:bottom w:val="single" w:sz="4" w:space="1" w:color="AAB4C0"/>
-        </w:pBdr>
-      </w:pPr>
-    </w:p>
-    <w:p>
-      <w:pPr>
-        <w:spacing w:before="260"/>
-        <w:pBdr>
-          <w:bottom w:val="single" w:sz="4" w:space="1" w:color="AAB4C0"/>
-        </w:pBdr>
-      </w:pPr>
-    </w:p>
-    <w:p>
-      <w:pPr>
-        <w:spacing w:before="260"/>
-        <w:pBdr>
-          <w:bottom w:val="single" w:sz="4" w:space="1" w:color="AAB4C0"/>
-        </w:pBdr>
-      </w:pPr>
-    </w:p>
-    <w:p>
-      <w:pPr>
-        <w:spacing w:before="260"/>
-        <w:pBdr>
-          <w:bottom w:val="single" w:sz="4" w:space="1" w:color="AAB4C0"/>
-        </w:pBdr>
-      </w:pPr>
-    </w:p>
-    <w:p>
-      <w:pPr>
-        <w:spacing w:before="260"/>
-        <w:pBdr>
-          <w:bottom w:val="single" w:sz="4" w:space="1" w:color="AAB4C0"/>
-        </w:pBdr>
-      </w:pPr>
-    </w:p>
-    <w:p>
-      <w:pPr>
-        <w:spacing w:before="260"/>
-        <w:pBdr>
-          <w:bottom w:val="single" w:sz="4" w:space="1" w:color="AAB4C0"/>
-        </w:pBdr>
-      </w:pPr>
-    </w:p>
-    <w:p>
-      <w:pPr>
-        <w:spacing w:before="260"/>
-        <w:pBdr>
-          <w:bottom w:val="single" w:sz="4" w:space="1" w:color="AAB4C0"/>
-        </w:pBdr>
-      </w:pPr>
-    </w:p>
-    <w:p>
-      <w:pPr>
-        <w:spacing w:before="260"/>
-        <w:pBdr>
-          <w:bottom w:val="single" w:sz="4" w:space="1" w:color="AAB4C0"/>
-        </w:pBdr>
-      </w:pPr>
-    </w:p>
-    <w:p>
-      <w:pPr>
-        <w:spacing w:before="260"/>
-        <w:pBdr>
-          <w:bottom w:val="single" w:sz="4" w:space="1" w:color="AAB4C0"/>
-        </w:pBdr>
-      </w:pPr>
-    </w:p>
-    <w:p>
-      <w:pPr>
-        <w:spacing w:before="260"/>
-        <w:pBdr>
-          <w:bottom w:val="single" w:sz="4" w:space="1" w:color="AAB4C0"/>
-        </w:pBdr>
-      </w:pPr>
-    </w:p>
-    <w:p>
-      <w:pPr>
-        <w:spacing w:before="260"/>
-        <w:pBdr>
-          <w:bottom w:val="single" w:sz="4" w:space="1" w:color="AAB4C0"/>
-        </w:pBdr>
-      </w:pPr>
-    </w:p>
-    <w:p>
-      <w:pPr>
-        <w:spacing w:before="260"/>
-        <w:pBdr>
-          <w:bottom w:val="single" w:sz="4" w:space="1" w:color="AAB4C0"/>
-        </w:pBdr>
-      </w:pPr>
-    </w:p>
+    <w:tbl>
+      <w:tblPr>
+        <w:tblStyle w:val="TableGrid"/>
+        <w:tblW w:type="auto" w:w="0"/>
+        <w:tblLook w:firstColumn="1" w:firstRow="1" w:lastColumn="0" w:lastRow="0" w:noHBand="0" w:noVBand="1" w:val="04A0"/>
+      </w:tblPr>
+      <w:tblGrid>
+        <w:gridCol w:w="8640"/>
+      </w:tblGrid>
+      <w:tr>
+        <w:trPr>
+          <w:trHeight w:val="4080" w:hRule="atLeast"/>
+        </w:trPr>
+        <w:tc>
+          <w:tcPr>
+            <w:tcW w:type="dxa" w:w="8640"/>
+          </w:tcPr>
+          <w:p>
+            <w:pPr>
+              <w:spacing w:before="40"/>
+            </w:pPr>
+          </w:p>
+        </w:tc>
+      </w:tr>
+    </w:tbl>
+    <w:p/>
     <w:p>
       <w:r>
         <w:rPr>
